--- a/IE3142_DevSecOps_Technical_Report.docx
+++ b/IE3142_DevSecOps_Technical_Report.docx
@@ -1,86 +1,7 @@
 
-<file path=customXml\item1.xml><?xml version="1.0" encoding="utf-8"?>
-<b:Sources xmlns:b="http://schemas.openxmlformats.org/officeDocument/2006/bibliography" xmlns="http://schemas.openxmlformats.org/officeDocument/2006/bibliography" SelectedStyle="/APA.XSL" StyleName="APA"/>
-</file>
-
-<file path=customXml\itemProps1.xml><?xml version="1.0" encoding="utf-8"?>
-<ds:datastoreItem xmlns:ds="http://schemas.openxmlformats.org/officeDocument/2006/customXml" ds:itemID="{EF278816-EC6F-A645-907D-7F25AECB1D4A}">
-  <ds:schemaRefs>
-    <ds:schemaRef ds:uri="http://schemas.openxmlformats.org/officeDocument/2006/bibliography"/>
-  </ds:schemaRefs>
-</ds:datastoreItem>
-</file>
-
-<file path=docProps\app.xml><?xml version="1.0" encoding="utf-8"?>
-<Properties xmlns="http://schemas.openxmlformats.org/officeDocument/2006/extended-properties" xmlns:vt="http://schemas.openxmlformats.org/officeDocument/2006/docPropsVTypes">
-  <Template>Normal.dotm</Template>
-  <TotalTime>0</TotalTime>
-  <Pages>1</Pages>
-  <Words>0</Words>
-  <Characters>0</Characters>
-  <Application>Microsoft Macintosh Word</Application>
-  <DocSecurity>0</DocSecurity>
-  <Lines>0</Lines>
-  <Paragraphs>0</Paragraphs>
-  <ScaleCrop>false</ScaleCrop>
-  <HeadingPairs>
-    <vt:vector size="2" baseType="variant">
-      <vt:variant>
-        <vt:lpstr>Title</vt:lpstr>
-      </vt:variant>
-      <vt:variant>
-        <vt:i4>1</vt:i4>
-      </vt:variant>
-    </vt:vector>
-  </HeadingPairs>
-  <TitlesOfParts>
-    <vt:vector size="1" baseType="lpstr">
-      <vt:lpstr/>
-    </vt:vector>
-  </TitlesOfParts>
-  <Manager/>
-  <Company/>
-  <LinksUpToDate>false</LinksUpToDate>
-  <CharactersWithSpaces>0</CharactersWithSpaces>
-  <SharedDoc>false</SharedDoc>
-  <HyperlinkBase/>
-  <HyperlinksChanged>false</HyperlinksChanged>
-  <AppVersion>14.0000</AppVersion>
-</Properties>
-</file>
-
-<file path=docProps\core.xml><?xml version="1.0" encoding="utf-8"?>
-<coreProperties xmlns:dc="http://purl.org/dc/elements/1.1/" xmlns:dcterms="http://purl.org/dc/terms/" xmlns:xsi="http://www.w3.org/2001/XMLSchema-instance" xmlns="http://schemas.openxmlformats.org/package/2006/metadata/core-properties">
-  <dc:title>IE3142 - Building and Securing a DevSecOps Pipeline</dc:title>
-  <dc:subject>Technical report draft for OWASP WebGoat DevSecOps project</dc:subject>
-  <dc:creator>Alwis L.S. IT24100452</dc:creator>
-  <keywords>DevSecOps, WebGoat, Java, Spring Boot, Docker, GitHub Actions</keywords>
-  <dc:description>generated by python-docx</dc:description>
-  <lastModifiedBy>Alwis L.S. IT24100452</lastModifiedBy>
-  <revision>1</revision>
-  <dcterms:created xsi:type="dcterms:W3CDTF">2026-09-13T15:34:02.6803497Z</dcterms:created>
-  <dcterms:modified xsi:type="dcterms:W3CDTF">2026-09-13T15:34:02.6803497Z</dcterms:modified>
-  <category/>
-</coreProperties>
-</file>
-
-<file path=word\document.xml><?xml version="1.0" encoding="utf-8"?>
+<file path=word/document.xml><?xml version="1.0" encoding="utf-8"?>
 <w:document xmlns:wpc="http://schemas.microsoft.com/office/word/2010/wordprocessingCanvas" xmlns:mo="http://schemas.microsoft.com/office/mac/office/2008/main" xmlns:mc="http://schemas.openxmlformats.org/markup-compatibility/2006" xmlns:mv="urn:schemas-microsoft-com:mac:vml" xmlns:o="urn:schemas-microsoft-com:office:office" xmlns:r="http://schemas.openxmlformats.org/officeDocument/2006/relationships" xmlns:m="http://schemas.openxmlformats.org/officeDocument/2006/math" xmlns:v="urn:schemas-microsoft-com:vml" xmlns:wp14="http://schemas.microsoft.com/office/word/2010/wordprocessingDrawing" xmlns:wp="http://schemas.openxmlformats.org/drawingml/2006/wordprocessingDrawing" xmlns:w10="urn:schemas-microsoft-com:office:word" xmlns:w="http://schemas.openxmlformats.org/wordprocessingml/2006/main" xmlns:w14="http://schemas.microsoft.com/office/word/2010/wordml" xmlns:wpg="http://schemas.microsoft.com/office/word/2010/wordprocessingGroup" xmlns:wpi="http://schemas.microsoft.com/office/word/2010/wordprocessingInk" xmlns:wne="http://schemas.microsoft.com/office/word/2006/wordml" xmlns:wps="http://schemas.microsoft.com/office/word/2010/wordprocessingShape" mc:Ignorable="w14 wp14">
   <w:body>
-    <w:p>
-      <w:pPr>
-        <w:spacing w:before="1200"/>
-        <w:jc w:val="center"/>
-      </w:pPr>
-      <w:r>
-        <w:rPr>
-          <w:b/>
-          <w:color w:val="2F5597"/>
-          <w:sz w:val="28"/>
-        </w:rPr>
-        <w:t>IE3142: DEVOPS SECURITY</w:t>
-      </w:r>
-    </w:p>
     <w:p>
       <w:pPr>
         <w:jc w:val="center"/>
@@ -88,908 +9,34 @@
       <w:r>
         <w:rPr>
           <w:b/>
-          <w:color w:val="17365D"/>
-          <w:sz w:val="54"/>
+          <w:sz w:val="0"/>
         </w:rPr>
-        <w:t>Building and Securing a</w:t>
-        <w:br/>
-        <w:t>DevSecOps Pipeline</w:t>
-      </w:r>
-    </w:p>
-    <w:p>
-      <w:pPr>
-        <w:jc w:val="center"/>
-      </w:pPr>
-      <w:r>
-        <w:rPr>
-          <w:i/>
-          <w:sz w:val="32"/>
-        </w:rPr>
-        <w:t>Technical Report</w:t>
-      </w:r>
-    </w:p>
-    <w:p>
-      <w:pPr>
-        <w:spacing w:before="700"/>
-        <w:jc w:val="center"/>
-      </w:pPr>
-      <w:r>
-        <w:rPr>
-          <w:b/>
-          <w:color w:val="2F5597"/>
-          <w:sz w:val="34"/>
-        </w:rPr>
-        <w:t>Selected Application</w:t>
-        <w:br/>
-        <w:t>OWASP WebGoat</w:t>
-      </w:r>
-    </w:p>
-    <w:tbl>
-      <w:tblPr>
-        <w:tblW w:type="auto" w:w="0"/>
-        <w:jc w:val="center"/>
-        <w:tblLook w:firstColumn="1" w:firstRow="1" w:lastColumn="0" w:lastRow="0" w:noHBand="0" w:noVBand="1" w:val="04A0"/>
-      </w:tblPr>
-      <w:tblGrid>
-        <w:gridCol w:w="4816"/>
-        <w:gridCol w:w="4816"/>
-      </w:tblGrid>
-      <w:tr>
-        <w:tc>
-          <w:tcPr>
-            <w:tcW w:type="dxa" w:w="4816"/>
-            <w:vAlign w:val="center"/>
-            <w:tcMar>
-              <w:top w:w="100" w:type="dxa"/>
-              <w:start w:w="120" w:type="dxa"/>
-              <w:bottom w:w="100" w:type="dxa"/>
-              <w:end w:w="120" w:type="dxa"/>
-            </w:tcMar>
-            <w:shd w:fill="D9EAF7"/>
-          </w:tcPr>
-          <w:p>
-            <w:r/>
-            <w:r>
-              <w:rPr>
-                <w:b/>
-                <w:color w:val="17365D"/>
-                <w:sz w:val="20"/>
-              </w:rPr>
-              <w:t>Programme</w:t>
-            </w:r>
-          </w:p>
-        </w:tc>
-        <w:tc>
-          <w:tcPr>
-            <w:tcW w:type="dxa" w:w="4816"/>
-            <w:vAlign w:val="center"/>
-            <w:tcMar>
-              <w:top w:w="100" w:type="dxa"/>
-              <w:start w:w="120" w:type="dxa"/>
-              <w:bottom w:w="100" w:type="dxa"/>
-              <w:end w:w="120" w:type="dxa"/>
-            </w:tcMar>
-          </w:tcPr>
-          <w:p>
-            <w:r/>
-            <w:r>
-              <w:rPr>
-                <w:b w:val="0"/>
-                <w:sz w:val="20"/>
-              </w:rPr>
-              <w:t>BSc (Hons) in Information Technology</w:t>
-            </w:r>
-          </w:p>
-        </w:tc>
-      </w:tr>
-      <w:tr>
-        <w:tc>
-          <w:tcPr>
-            <w:tcW w:type="dxa" w:w="4816"/>
-            <w:vAlign w:val="center"/>
-            <w:tcMar>
-              <w:top w:w="100" w:type="dxa"/>
-              <w:start w:w="120" w:type="dxa"/>
-              <w:bottom w:w="100" w:type="dxa"/>
-              <w:end w:w="120" w:type="dxa"/>
-            </w:tcMar>
-            <w:shd w:fill="D9EAF7"/>
-          </w:tcPr>
-          <w:p>
-            <w:r/>
-            <w:r>
-              <w:rPr>
-                <w:b/>
-                <w:color w:val="17365D"/>
-                <w:sz w:val="20"/>
-              </w:rPr>
-              <w:t>Academic Year</w:t>
-            </w:r>
-          </w:p>
-        </w:tc>
-        <w:tc>
-          <w:tcPr>
-            <w:tcW w:type="dxa" w:w="4816"/>
-            <w:vAlign w:val="center"/>
-            <w:tcMar>
-              <w:top w:w="100" w:type="dxa"/>
-              <w:start w:w="120" w:type="dxa"/>
-              <w:bottom w:w="100" w:type="dxa"/>
-              <w:end w:w="120" w:type="dxa"/>
-            </w:tcMar>
-          </w:tcPr>
-          <w:p>
-            <w:r/>
-            <w:r>
-              <w:rPr>
-                <w:b w:val="0"/>
-                <w:sz w:val="20"/>
-              </w:rPr>
-              <w:t>Year 3, Semester 1 - 2026</w:t>
-            </w:r>
-          </w:p>
-        </w:tc>
-      </w:tr>
-      <w:tr>
-        <w:tc>
-          <w:tcPr>
-            <w:tcW w:type="dxa" w:w="4816"/>
-            <w:vAlign w:val="center"/>
-            <w:tcMar>
-              <w:top w:w="100" w:type="dxa"/>
-              <w:start w:w="120" w:type="dxa"/>
-              <w:bottom w:w="100" w:type="dxa"/>
-              <w:end w:w="120" w:type="dxa"/>
-            </w:tcMar>
-            <w:shd w:fill="D9EAF7"/>
-          </w:tcPr>
-          <w:p>
-            <w:r/>
-            <w:r>
-              <w:rPr>
-                <w:b/>
-                <w:color w:val="17365D"/>
-                <w:sz w:val="20"/>
-              </w:rPr>
-              <w:t>Technology Stack</w:t>
-            </w:r>
-          </w:p>
-        </w:tc>
-        <w:tc>
-          <w:tcPr>
-            <w:tcW w:type="dxa" w:w="4816"/>
-            <w:vAlign w:val="center"/>
-            <w:tcMar>
-              <w:top w:w="100" w:type="dxa"/>
-              <w:start w:w="120" w:type="dxa"/>
-              <w:bottom w:w="100" w:type="dxa"/>
-              <w:end w:w="120" w:type="dxa"/>
-            </w:tcMar>
-          </w:tcPr>
-          <w:p>
-            <w:r/>
-            <w:r>
-              <w:rPr>
-                <w:b w:val="0"/>
-                <w:sz w:val="20"/>
-              </w:rPr>
-              <w:t>Java, Spring Boot, Maven, Docker, GitHub Actions</w:t>
-            </w:r>
-          </w:p>
-        </w:tc>
-      </w:tr>
-      <w:tr>
-        <w:tc>
-          <w:tcPr>
-            <w:tcW w:type="dxa" w:w="4816"/>
-            <w:vAlign w:val="center"/>
-            <w:tcMar>
-              <w:top w:w="100" w:type="dxa"/>
-              <w:start w:w="120" w:type="dxa"/>
-              <w:bottom w:w="100" w:type="dxa"/>
-              <w:end w:w="120" w:type="dxa"/>
-            </w:tcMar>
-            <w:shd w:fill="D9EAF7"/>
-          </w:tcPr>
-          <w:p>
-            <w:r/>
-            <w:r>
-              <w:rPr>
-                <w:b/>
-                <w:color w:val="17365D"/>
-                <w:sz w:val="20"/>
-              </w:rPr>
-              <w:t>Submission Deadline</w:t>
-            </w:r>
-          </w:p>
-        </w:tc>
-        <w:tc>
-          <w:tcPr>
-            <w:tcW w:type="dxa" w:w="4816"/>
-            <w:vAlign w:val="center"/>
-            <w:tcMar>
-              <w:top w:w="100" w:type="dxa"/>
-              <w:start w:w="120" w:type="dxa"/>
-              <w:bottom w:w="100" w:type="dxa"/>
-              <w:end w:w="120" w:type="dxa"/>
-            </w:tcMar>
-          </w:tcPr>
-          <w:p>
-            <w:r/>
-            <w:r>
-              <w:rPr>
-                <w:b w:val="0"/>
-                <w:sz w:val="20"/>
-              </w:rPr>
-              <w:t>1 October 2026</w:t>
-            </w:r>
-          </w:p>
-        </w:tc>
-      </w:tr>
-      <w:tr>
-        <w:tc>
-          <w:tcPr>
-            <w:tcW w:type="dxa" w:w="4816"/>
-            <w:vAlign w:val="center"/>
-            <w:tcMar>
-              <w:top w:w="100" w:type="dxa"/>
-              <w:start w:w="120" w:type="dxa"/>
-              <w:bottom w:w="100" w:type="dxa"/>
-              <w:end w:w="120" w:type="dxa"/>
-            </w:tcMar>
-            <w:shd w:fill="D9EAF7"/>
-          </w:tcPr>
-          <w:p>
-            <w:r/>
-            <w:r>
-              <w:rPr>
-                <w:b/>
-                <w:color w:val="17365D"/>
-                <w:sz w:val="20"/>
-              </w:rPr>
-              <w:t>Repository</w:t>
-            </w:r>
-          </w:p>
-        </w:tc>
-        <w:tc>
-          <w:tcPr>
-            <w:tcW w:type="dxa" w:w="4816"/>
-            <w:vAlign w:val="center"/>
-            <w:tcMar>
-              <w:top w:w="100" w:type="dxa"/>
-              <w:start w:w="120" w:type="dxa"/>
-              <w:bottom w:w="100" w:type="dxa"/>
-              <w:end w:w="120" w:type="dxa"/>
-            </w:tcMar>
-          </w:tcPr>
-          <w:p>
-            <w:r/>
-            <w:r>
-              <w:rPr>
-                <w:b w:val="0"/>
-                <w:sz w:val="20"/>
-              </w:rPr>
-              <w:t>[INSERT GROUP REPOSITORY URL]</w:t>
-            </w:r>
-          </w:p>
-        </w:tc>
-      </w:tr>
-    </w:tbl>
-    <w:p/>
-    <w:p>
-      <w:pPr>
-        <w:pStyle w:val="Placeholder"/>
-      </w:pPr>
-      <w:r>
-        <w:rPr>
-          <w:b/>
-        </w:rPr>
-        <w:t>FINALISATION REQUIRED: Add the names, student IDs and signatures of all four group members before submission.</w:t>
+        <w:t>IE3142: DevSecOps Technical Report</w:t>
       </w:r>
     </w:p>
     <w:p>
       <w:r>
-        <w:br w:type="page"/>
-      </w:r>
-    </w:p>
-    <w:p>
-      <w:pPr>
-        <w:pStyle w:val="Heading1"/>
-      </w:pPr>
-      <w:r>
-        <w:t>Document Status and Academic Integrity Note</w:t>
+        <w:t>Programme: BSc (Hons) in Information Technology</w:t>
       </w:r>
     </w:p>
     <w:p>
       <w:r>
-        <w:t>This report is a structured submission draft based on the assignment specification and the implementation plan developed for OWASP WebGoat. Yellow-highlighted items identify evidence, measurements, repository links, member details, or implementation outcomes that must be replaced with genuine group results. No scan count, exploit result, contribution, screenshot, or pipeline outcome has been fabricated.</w:t>
-      </w:r>
-    </w:p>
-    <w:p>
-      <w:pPr>
-        <w:pStyle w:val="Placeholder"/>
-      </w:pPr>
-      <w:r>
-        <w:rPr>
-          <w:b/>
-        </w:rPr>
-        <w:t>Replace every yellow instruction with verified project evidence, then remove the yellow text before final PDF export.</w:t>
-      </w:r>
-    </w:p>
-    <w:p>
-      <w:pPr>
-        <w:pStyle w:val="Heading2"/>
-      </w:pPr>
-      <w:r>
-        <w:t>Group Members</w:t>
-      </w:r>
-    </w:p>
-    <w:tbl>
-      <w:tblPr>
-        <w:tblStyle w:val="TableGrid"/>
-        <w:tblW w:type="auto" w:w="0"/>
-        <w:jc w:val="center"/>
-        <w:tblLook w:firstColumn="1" w:firstRow="1" w:lastColumn="0" w:lastRow="0" w:noHBand="0" w:noVBand="1" w:val="04A0"/>
-      </w:tblPr>
-      <w:tblGrid>
-        <w:gridCol w:w="2408"/>
-        <w:gridCol w:w="2408"/>
-        <w:gridCol w:w="2408"/>
-        <w:gridCol w:w="2408"/>
-      </w:tblGrid>
-      <w:tr>
-        <w:trPr>
-          <w:tblHeader w:val="true"/>
-        </w:trPr>
-        <w:tc>
-          <w:tcPr>
-            <w:tcW w:type="dxa" w:w="2408"/>
-            <w:vAlign w:val="center"/>
-            <w:tcMar>
-              <w:top w:w="100" w:type="dxa"/>
-              <w:start w:w="120" w:type="dxa"/>
-              <w:bottom w:w="100" w:type="dxa"/>
-              <w:end w:w="120" w:type="dxa"/>
-            </w:tcMar>
-            <w:shd w:fill="1F4E78"/>
-          </w:tcPr>
-          <w:p>
-            <w:pPr>
-              <w:jc w:val="center"/>
-            </w:pPr>
-            <w:r/>
-            <w:r>
-              <w:rPr>
-                <w:b/>
-                <w:color w:val="FFFFFF"/>
-                <w:sz w:val="18"/>
-              </w:rPr>
-              <w:t>Member</w:t>
-            </w:r>
-          </w:p>
-        </w:tc>
-        <w:tc>
-          <w:tcPr>
-            <w:tcW w:type="dxa" w:w="2408"/>
-            <w:vAlign w:val="center"/>
-            <w:tcMar>
-              <w:top w:w="100" w:type="dxa"/>
-              <w:start w:w="120" w:type="dxa"/>
-              <w:bottom w:w="100" w:type="dxa"/>
-              <w:end w:w="120" w:type="dxa"/>
-            </w:tcMar>
-            <w:shd w:fill="1F4E78"/>
-          </w:tcPr>
-          <w:p>
-            <w:pPr>
-              <w:jc w:val="center"/>
-            </w:pPr>
-            <w:r/>
-            <w:r>
-              <w:rPr>
-                <w:b/>
-                <w:color w:val="FFFFFF"/>
-                <w:sz w:val="18"/>
-              </w:rPr>
-              <w:t>Student ID</w:t>
-            </w:r>
-          </w:p>
-        </w:tc>
-        <w:tc>
-          <w:tcPr>
-            <w:tcW w:type="dxa" w:w="2408"/>
-            <w:vAlign w:val="center"/>
-            <w:tcMar>
-              <w:top w:w="100" w:type="dxa"/>
-              <w:start w:w="120" w:type="dxa"/>
-              <w:bottom w:w="100" w:type="dxa"/>
-              <w:end w:w="120" w:type="dxa"/>
-            </w:tcMar>
-            <w:shd w:fill="1F4E78"/>
-          </w:tcPr>
-          <w:p>
-            <w:pPr>
-              <w:jc w:val="center"/>
-            </w:pPr>
-            <w:r/>
-            <w:r>
-              <w:rPr>
-                <w:b/>
-                <w:color w:val="FFFFFF"/>
-                <w:sz w:val="18"/>
-              </w:rPr>
-              <w:t>Primary responsibility</w:t>
-            </w:r>
-          </w:p>
-        </w:tc>
-        <w:tc>
-          <w:tcPr>
-            <w:tcW w:type="dxa" w:w="2408"/>
-            <w:vAlign w:val="center"/>
-            <w:tcMar>
-              <w:top w:w="100" w:type="dxa"/>
-              <w:start w:w="120" w:type="dxa"/>
-              <w:bottom w:w="100" w:type="dxa"/>
-              <w:end w:w="120" w:type="dxa"/>
-            </w:tcMar>
-            <w:shd w:fill="1F4E78"/>
-          </w:tcPr>
-          <w:p>
-            <w:pPr>
-              <w:jc w:val="center"/>
-            </w:pPr>
-            <w:r/>
-            <w:r>
-              <w:rPr>
-                <w:b/>
-                <w:color w:val="FFFFFF"/>
-                <w:sz w:val="18"/>
-              </w:rPr>
-              <w:t>Signature</w:t>
-            </w:r>
-          </w:p>
-        </w:tc>
-      </w:tr>
-      <w:tr>
-        <w:tc>
-          <w:tcPr>
-            <w:tcW w:type="dxa" w:w="1814"/>
-            <w:vAlign w:val="center"/>
-            <w:tcMar>
-              <w:top w:w="100" w:type="dxa"/>
-              <w:start w:w="120" w:type="dxa"/>
-              <w:bottom w:w="100" w:type="dxa"/>
-              <w:end w:w="120" w:type="dxa"/>
-            </w:tcMar>
-          </w:tcPr>
-          <w:p>
-            <w:pPr>
-              <w:jc w:val="left"/>
-            </w:pPr>
-            <w:r/>
-            <w:r>
-              <w:rPr>
-                <w:b w:val="0"/>
-                <w:sz w:val="17"/>
-              </w:rPr>
-              <w:t>Alwis L.S.</w:t>
-            </w:r>
-          </w:p>
-        </w:tc>
-        <w:tc>
-          <w:tcPr>
-            <w:tcW w:type="dxa" w:w="1701"/>
-            <w:vAlign w:val="center"/>
-            <w:tcMar>
-              <w:top w:w="100" w:type="dxa"/>
-              <w:start w:w="120" w:type="dxa"/>
-              <w:bottom w:w="100" w:type="dxa"/>
-              <w:end w:w="120" w:type="dxa"/>
-            </w:tcMar>
-          </w:tcPr>
-          <w:p>
-            <w:pPr>
-              <w:jc w:val="left"/>
-            </w:pPr>
-            <w:r/>
-            <w:r>
-              <w:rPr>
-                <w:b w:val="0"/>
-                <w:sz w:val="17"/>
-              </w:rPr>
-              <w:t>IT24100452</w:t>
-            </w:r>
-          </w:p>
-        </w:tc>
-        <w:tc>
-          <w:tcPr>
-            <w:tcW w:type="dxa" w:w="3969"/>
-            <w:vAlign w:val="center"/>
-            <w:tcMar>
-              <w:top w:w="100" w:type="dxa"/>
-              <w:start w:w="120" w:type="dxa"/>
-              <w:bottom w:w="100" w:type="dxa"/>
-              <w:end w:w="120" w:type="dxa"/>
-            </w:tcMar>
-          </w:tcPr>
-          <w:p>
-            <w:pPr>
-              <w:jc w:val="left"/>
-            </w:pPr>
-            <w:r/>
-            <w:r>
-              <w:rPr>
-                <w:b w:val="0"/>
-                <w:sz w:val="17"/>
-              </w:rPr>
-              <w:t>[INSERT VERIFIED CONTRIBUTION]</w:t>
-            </w:r>
-          </w:p>
-        </w:tc>
-        <w:tc>
-          <w:tcPr>
-            <w:tcW w:type="dxa" w:w="1701"/>
-            <w:vAlign w:val="center"/>
-            <w:tcMar>
-              <w:top w:w="100" w:type="dxa"/>
-              <w:start w:w="120" w:type="dxa"/>
-              <w:bottom w:w="100" w:type="dxa"/>
-              <w:end w:w="120" w:type="dxa"/>
-            </w:tcMar>
-          </w:tcPr>
-          <w:p>
-            <w:pPr>
-              <w:jc w:val="left"/>
-            </w:pPr>
-            <w:r/>
-            <w:r>
-              <w:rPr>
-                <w:b w:val="0"/>
-                <w:sz w:val="17"/>
-              </w:rPr>
-            </w:r>
-          </w:p>
-        </w:tc>
-      </w:tr>
-      <w:tr>
-        <w:tc>
-          <w:tcPr>
-            <w:tcW w:type="dxa" w:w="1814"/>
-            <w:vAlign w:val="center"/>
-            <w:tcMar>
-              <w:top w:w="100" w:type="dxa"/>
-              <w:start w:w="120" w:type="dxa"/>
-              <w:bottom w:w="100" w:type="dxa"/>
-              <w:end w:w="120" w:type="dxa"/>
-            </w:tcMar>
-            <w:shd w:fill="F3F6F9"/>
-          </w:tcPr>
-          <w:p>
-            <w:pPr>
-              <w:jc w:val="left"/>
-            </w:pPr>
-            <w:r/>
-            <w:r>
-              <w:rPr>
-                <w:b w:val="0"/>
-                <w:sz w:val="17"/>
-              </w:rPr>
-              <w:t>[MEMBER 2]</w:t>
-            </w:r>
-          </w:p>
-        </w:tc>
-        <w:tc>
-          <w:tcPr>
-            <w:tcW w:type="dxa" w:w="1701"/>
-            <w:vAlign w:val="center"/>
-            <w:tcMar>
-              <w:top w:w="100" w:type="dxa"/>
-              <w:start w:w="120" w:type="dxa"/>
-              <w:bottom w:w="100" w:type="dxa"/>
-              <w:end w:w="120" w:type="dxa"/>
-            </w:tcMar>
-            <w:shd w:fill="F3F6F9"/>
-          </w:tcPr>
-          <w:p>
-            <w:pPr>
-              <w:jc w:val="left"/>
-            </w:pPr>
-            <w:r/>
-            <w:r>
-              <w:rPr>
-                <w:b w:val="0"/>
-                <w:sz w:val="17"/>
-              </w:rPr>
-              <w:t>[ID]</w:t>
-            </w:r>
-          </w:p>
-        </w:tc>
-        <w:tc>
-          <w:tcPr>
-            <w:tcW w:type="dxa" w:w="3969"/>
-            <w:vAlign w:val="center"/>
-            <w:tcMar>
-              <w:top w:w="100" w:type="dxa"/>
-              <w:start w:w="120" w:type="dxa"/>
-              <w:bottom w:w="100" w:type="dxa"/>
-              <w:end w:w="120" w:type="dxa"/>
-            </w:tcMar>
-            <w:shd w:fill="F3F6F9"/>
-          </w:tcPr>
-          <w:p>
-            <w:pPr>
-              <w:jc w:val="left"/>
-            </w:pPr>
-            <w:r/>
-            <w:r>
-              <w:rPr>
-                <w:b w:val="0"/>
-                <w:sz w:val="17"/>
-              </w:rPr>
-              <w:t>[INSERT VERIFIED CONTRIBUTION]</w:t>
-            </w:r>
-          </w:p>
-        </w:tc>
-        <w:tc>
-          <w:tcPr>
-            <w:tcW w:type="dxa" w:w="1701"/>
-            <w:vAlign w:val="center"/>
-            <w:tcMar>
-              <w:top w:w="100" w:type="dxa"/>
-              <w:start w:w="120" w:type="dxa"/>
-              <w:bottom w:w="100" w:type="dxa"/>
-              <w:end w:w="120" w:type="dxa"/>
-            </w:tcMar>
-            <w:shd w:fill="F3F6F9"/>
-          </w:tcPr>
-          <w:p>
-            <w:pPr>
-              <w:jc w:val="left"/>
-            </w:pPr>
-            <w:r/>
-            <w:r>
-              <w:rPr>
-                <w:b w:val="0"/>
-                <w:sz w:val="17"/>
-              </w:rPr>
-            </w:r>
-          </w:p>
-        </w:tc>
-      </w:tr>
-      <w:tr>
-        <w:tc>
-          <w:tcPr>
-            <w:tcW w:type="dxa" w:w="1814"/>
-            <w:vAlign w:val="center"/>
-            <w:tcMar>
-              <w:top w:w="100" w:type="dxa"/>
-              <w:start w:w="120" w:type="dxa"/>
-              <w:bottom w:w="100" w:type="dxa"/>
-              <w:end w:w="120" w:type="dxa"/>
-            </w:tcMar>
-          </w:tcPr>
-          <w:p>
-            <w:pPr>
-              <w:jc w:val="left"/>
-            </w:pPr>
-            <w:r/>
-            <w:r>
-              <w:rPr>
-                <w:b w:val="0"/>
-                <w:sz w:val="17"/>
-              </w:rPr>
-              <w:t>[MEMBER 3]</w:t>
-            </w:r>
-          </w:p>
-        </w:tc>
-        <w:tc>
-          <w:tcPr>
-            <w:tcW w:type="dxa" w:w="1701"/>
-            <w:vAlign w:val="center"/>
-            <w:tcMar>
-              <w:top w:w="100" w:type="dxa"/>
-              <w:start w:w="120" w:type="dxa"/>
-              <w:bottom w:w="100" w:type="dxa"/>
-              <w:end w:w="120" w:type="dxa"/>
-            </w:tcMar>
-          </w:tcPr>
-          <w:p>
-            <w:pPr>
-              <w:jc w:val="left"/>
-            </w:pPr>
-            <w:r/>
-            <w:r>
-              <w:rPr>
-                <w:b w:val="0"/>
-                <w:sz w:val="17"/>
-              </w:rPr>
-              <w:t>[ID]</w:t>
-            </w:r>
-          </w:p>
-        </w:tc>
-        <w:tc>
-          <w:tcPr>
-            <w:tcW w:type="dxa" w:w="3969"/>
-            <w:vAlign w:val="center"/>
-            <w:tcMar>
-              <w:top w:w="100" w:type="dxa"/>
-              <w:start w:w="120" w:type="dxa"/>
-              <w:bottom w:w="100" w:type="dxa"/>
-              <w:end w:w="120" w:type="dxa"/>
-            </w:tcMar>
-          </w:tcPr>
-          <w:p>
-            <w:pPr>
-              <w:jc w:val="left"/>
-            </w:pPr>
-            <w:r/>
-            <w:r>
-              <w:rPr>
-                <w:b w:val="0"/>
-                <w:sz w:val="17"/>
-              </w:rPr>
-              <w:t>[INSERT VERIFIED CONTRIBUTION]</w:t>
-            </w:r>
-          </w:p>
-        </w:tc>
-        <w:tc>
-          <w:tcPr>
-            <w:tcW w:type="dxa" w:w="1701"/>
-            <w:vAlign w:val="center"/>
-            <w:tcMar>
-              <w:top w:w="100" w:type="dxa"/>
-              <w:start w:w="120" w:type="dxa"/>
-              <w:bottom w:w="100" w:type="dxa"/>
-              <w:end w:w="120" w:type="dxa"/>
-            </w:tcMar>
-          </w:tcPr>
-          <w:p>
-            <w:pPr>
-              <w:jc w:val="left"/>
-            </w:pPr>
-            <w:r/>
-            <w:r>
-              <w:rPr>
-                <w:b w:val="0"/>
-                <w:sz w:val="17"/>
-              </w:rPr>
-            </w:r>
-          </w:p>
-        </w:tc>
-      </w:tr>
-      <w:tr>
-        <w:tc>
-          <w:tcPr>
-            <w:tcW w:type="dxa" w:w="1814"/>
-            <w:vAlign w:val="center"/>
-            <w:tcMar>
-              <w:top w:w="100" w:type="dxa"/>
-              <w:start w:w="120" w:type="dxa"/>
-              <w:bottom w:w="100" w:type="dxa"/>
-              <w:end w:w="120" w:type="dxa"/>
-            </w:tcMar>
-            <w:shd w:fill="F3F6F9"/>
-          </w:tcPr>
-          <w:p>
-            <w:pPr>
-              <w:jc w:val="left"/>
-            </w:pPr>
-            <w:r/>
-            <w:r>
-              <w:rPr>
-                <w:b w:val="0"/>
-                <w:sz w:val="17"/>
-              </w:rPr>
-              <w:t>[MEMBER 4]</w:t>
-            </w:r>
-          </w:p>
-        </w:tc>
-        <w:tc>
-          <w:tcPr>
-            <w:tcW w:type="dxa" w:w="1701"/>
-            <w:vAlign w:val="center"/>
-            <w:tcMar>
-              <w:top w:w="100" w:type="dxa"/>
-              <w:start w:w="120" w:type="dxa"/>
-              <w:bottom w:w="100" w:type="dxa"/>
-              <w:end w:w="120" w:type="dxa"/>
-            </w:tcMar>
-            <w:shd w:fill="F3F6F9"/>
-          </w:tcPr>
-          <w:p>
-            <w:pPr>
-              <w:jc w:val="left"/>
-            </w:pPr>
-            <w:r/>
-            <w:r>
-              <w:rPr>
-                <w:b w:val="0"/>
-                <w:sz w:val="17"/>
-              </w:rPr>
-              <w:t>[ID]</w:t>
-            </w:r>
-          </w:p>
-        </w:tc>
-        <w:tc>
-          <w:tcPr>
-            <w:tcW w:type="dxa" w:w="3969"/>
-            <w:vAlign w:val="center"/>
-            <w:tcMar>
-              <w:top w:w="100" w:type="dxa"/>
-              <w:start w:w="120" w:type="dxa"/>
-              <w:bottom w:w="100" w:type="dxa"/>
-              <w:end w:w="120" w:type="dxa"/>
-            </w:tcMar>
-            <w:shd w:fill="F3F6F9"/>
-          </w:tcPr>
-          <w:p>
-            <w:pPr>
-              <w:jc w:val="left"/>
-            </w:pPr>
-            <w:r/>
-            <w:r>
-              <w:rPr>
-                <w:b w:val="0"/>
-                <w:sz w:val="17"/>
-              </w:rPr>
-              <w:t>[INSERT VERIFIED CONTRIBUTION]</w:t>
-            </w:r>
-          </w:p>
-        </w:tc>
-        <w:tc>
-          <w:tcPr>
-            <w:tcW w:type="dxa" w:w="1701"/>
-            <w:vAlign w:val="center"/>
-            <w:tcMar>
-              <w:top w:w="100" w:type="dxa"/>
-              <w:start w:w="120" w:type="dxa"/>
-              <w:bottom w:w="100" w:type="dxa"/>
-              <w:end w:w="120" w:type="dxa"/>
-            </w:tcMar>
-            <w:shd w:fill="F3F6F9"/>
-          </w:tcPr>
-          <w:p>
-            <w:pPr>
-              <w:jc w:val="left"/>
-            </w:pPr>
-            <w:r/>
-            <w:r>
-              <w:rPr>
-                <w:b w:val="0"/>
-                <w:sz w:val="17"/>
-              </w:rPr>
-            </w:r>
-          </w:p>
-        </w:tc>
-      </w:tr>
-    </w:tbl>
-    <w:p>
-      <w:pPr>
-        <w:spacing w:after="20"/>
-      </w:pPr>
-    </w:p>
-    <w:p>
-      <w:pPr>
-        <w:pStyle w:val="Heading1"/>
-      </w:pPr>
-      <w:r>
-        <w:t>Table of Contents</w:t>
-      </w:r>
-    </w:p>
-    <w:p>
-      <w:fldSimple w:instr="TOC \o &quot;1-3&quot; \h \z \u"/>
-    </w:p>
-    <w:p>
-      <w:pPr>
-        <w:pStyle w:val="Caption"/>
-      </w:pPr>
-      <w:r>
-        <w:t>In Microsoft Word, right-click the table of contents and select Update Field, then Update entire table.</w:t>
+        <w:t>Module: IE3142 DevSecOps</w:t>
       </w:r>
     </w:p>
     <w:p>
       <w:r>
-        <w:br w:type="page"/>
+        <w:t>Repository: https://github.com/IT24100452/WebGoat</w:t>
+      </w:r>
+    </w:p>
+    <w:p>
+      <w:r>
+        <w:t>Repository state reviewed: develop branch at HEAD (commit 15fe9822, merge secure fixes and technical report)</w:t>
+      </w:r>
+    </w:p>
+    <w:p>
+      <w:r>
+        <w:t>Report type: Compliance review against the assignment checklist in IMPLEMENTATION.md</w:t>
       </w:r>
     </w:p>
     <w:p>
@@ -1002,25 +49,7 @@
     </w:p>
     <w:p>
       <w:r>
-        <w:t>This project designed and secured a small DevSecOps pipeline around OWASP WebGoat, a deliberately insecure Java web application maintained for security education. WebGoat was selected because it uses Java and Spring Boot, can run locally in Docker, and provides realistic weaknesses suitable for controlled exploit-and-fix demonstrations. The solution treats security as a continuous engineering activity rather than a final manual inspection. The application is built and tested through GitHub Actions, while automated gates perform static application security testing, dependency analysis, secret detection and container image scanning.</w:t>
-      </w:r>
-    </w:p>
-    <w:p>
-      <w:r>
-        <w:t>The architecture limits the vulnerable training system to the local workstation and exposes WebGoat and WebWolf only through loopback interfaces. A STRIDE-based threat model identifies application-specific risks, including identity spoofing, injection-based data tampering, unauthorized access to another user’s resources, leakage of sensitive diagnostic information and resource exhaustion. Each threat is rated using a 3 x 3 likelihood-impact matrix and mapped to a control in the Java code, container configuration or CI pipeline.</w:t>
-      </w:r>
-    </w:p>
-    <w:p>
-      <w:r>
-        <w:t>Four secure coding cases are documented using a consistent evidence chain: baseline behaviour, vulnerable code location, local proof of concept, remediation, regression test, repeated test after the fix, and before-and-after SAST output. The pipeline is configured to block unacceptable findings rather than merely display warnings. Secrets are supplied as runtime configuration and GitHub encrypted secrets, with local secret files excluded from version control. Together, these controls demonstrate the learning outcomes of secure software design and automated DevSecOps orchestration.</w:t>
-      </w:r>
-    </w:p>
-    <w:p>
-      <w:pPr>
-        <w:pStyle w:val="Placeholder"/>
-      </w:pPr>
-      <w:r>
-        <w:t>Four secure fixes were completed and verified by 18 focused regression tests with zero failures; the Docker Compose service reached a healthy state on loopback-bound ports 8080 and 9090.</w:t>
+        <w:t>This report reviews the repository against the IE3142 assignment requirements in IMPLEMENTATION.md and the project evidence checklist. The repository contains a DevSecOps workflow and several security hardening changes, but the implementation is not yet fully compliant with the assignment because the current repository state still contains insecure behavior in the default-credentials and verbose-error tasks. The repository does, however, include substantive work for Docker hardening, CI security gates, and the path traversal / JWT validation cases, which are implemented as secure patterns in the code reviewed in this document.</w:t>
       </w:r>
     </w:p>
     <w:p>
@@ -1028,116 +57,59 @@
         <w:pStyle w:val="Heading1"/>
       </w:pPr>
       <w:r>
-        <w:t>2. System Overview and Containerisation</w:t>
-      </w:r>
-    </w:p>
-    <w:p>
-      <w:pPr>
-        <w:pStyle w:val="Heading2"/>
-      </w:pPr>
-      <w:r>
-        <w:t>2.1 Selected Application and Technology Stack</w:t>
-      </w:r>
-    </w:p>
-    <w:p>
-      <w:r>
-        <w:t>The selected application is OWASP WebGoat. It is intentionally insecure and is designed to teach common server-side security weaknesses in a controlled environment. The source project is a multi-module Maven application implemented in Java and Spring Boot. WebGoat provides the primary lesson interface on port 8080, while WebWolf supports selected exercises on port 9090. An embedded data store maintains lesson and user-related state. The assignment repository preserves an immutable baseline tag so that the original vulnerable behaviour can be compared with the remediated branches.</w:t>
+        <w:t>2. Assignment Requirement Check</w:t>
       </w:r>
     </w:p>
     <w:tbl>
       <w:tblPr>
         <w:tblStyle w:val="TableGrid"/>
         <w:tblW w:type="auto" w:w="0"/>
-        <w:jc w:val="center"/>
         <w:tblLook w:firstColumn="1" w:firstRow="1" w:lastColumn="0" w:lastRow="0" w:noHBand="0" w:noVBand="1" w:val="04A0"/>
       </w:tblPr>
       <w:tblGrid>
-        <w:gridCol w:w="3211"/>
-        <w:gridCol w:w="3211"/>
-        <w:gridCol w:w="3211"/>
+        <w:gridCol w:w="2556"/>
+        <w:gridCol w:w="2556"/>
+        <w:gridCol w:w="2556"/>
+        <w:gridCol w:w="2556"/>
       </w:tblGrid>
       <w:tr>
-        <w:trPr>
-          <w:tblHeader w:val="true"/>
-        </w:trPr>
         <w:tc>
           <w:tcPr>
-            <w:tcW w:type="dxa" w:w="3211"/>
-            <w:vAlign w:val="center"/>
-            <w:tcMar>
-              <w:top w:w="100" w:type="dxa"/>
-              <w:start w:w="120" w:type="dxa"/>
-              <w:bottom w:w="100" w:type="dxa"/>
-              <w:end w:w="120" w:type="dxa"/>
-            </w:tcMar>
-            <w:shd w:fill="1F4E78"/>
+            <w:tcW w:type="dxa" w:w="2556"/>
           </w:tcPr>
           <w:p>
-            <w:pPr>
-              <w:jc w:val="center"/>
-            </w:pPr>
-            <w:r/>
             <w:r>
-              <w:rPr>
-                <w:b/>
-                <w:color w:val="FFFFFF"/>
-                <w:sz w:val="18"/>
-              </w:rPr>
-              <w:t>Layer</w:t>
+              <w:t>Requirement</w:t>
             </w:r>
           </w:p>
         </w:tc>
         <w:tc>
           <w:tcPr>
-            <w:tcW w:type="dxa" w:w="3211"/>
-            <w:vAlign w:val="center"/>
-            <w:tcMar>
-              <w:top w:w="100" w:type="dxa"/>
-              <w:start w:w="120" w:type="dxa"/>
-              <w:bottom w:w="100" w:type="dxa"/>
-              <w:end w:w="120" w:type="dxa"/>
-            </w:tcMar>
-            <w:shd w:fill="1F4E78"/>
+            <w:tcW w:type="dxa" w:w="2556"/>
           </w:tcPr>
           <w:p>
-            <w:pPr>
-              <w:jc w:val="center"/>
-            </w:pPr>
-            <w:r/>
             <w:r>
-              <w:rPr>
-                <w:b/>
-                <w:color w:val="FFFFFF"/>
-                <w:sz w:val="18"/>
-              </w:rPr>
-              <w:t>Technology</w:t>
+              <w:t>Status</w:t>
             </w:r>
           </w:p>
         </w:tc>
         <w:tc>
           <w:tcPr>
-            <w:tcW w:type="dxa" w:w="3211"/>
-            <w:vAlign w:val="center"/>
-            <w:tcMar>
-              <w:top w:w="100" w:type="dxa"/>
-              <w:start w:w="120" w:type="dxa"/>
-              <w:bottom w:w="100" w:type="dxa"/>
-              <w:end w:w="120" w:type="dxa"/>
-            </w:tcMar>
-            <w:shd w:fill="1F4E78"/>
+            <w:tcW w:type="dxa" w:w="2556"/>
           </w:tcPr>
           <w:p>
-            <w:pPr>
-              <w:jc w:val="center"/>
-            </w:pPr>
-            <w:r/>
             <w:r>
-              <w:rPr>
-                <w:b/>
-                <w:color w:val="FFFFFF"/>
-                <w:sz w:val="18"/>
-              </w:rPr>
-              <w:t>Purpose</w:t>
+              <w:t>Evidence</w:t>
+            </w:r>
+          </w:p>
+        </w:tc>
+        <w:tc>
+          <w:tcPr>
+            <w:tcW w:type="dxa" w:w="2556"/>
+          </w:tcPr>
+          <w:p>
+            <w:r>
+              <w:t>Notes</w:t>
             </w:r>
           </w:p>
         </w:tc>
@@ -1145,76 +117,41 @@
       <w:tr>
         <w:tc>
           <w:tcPr>
-            <w:tcW w:type="dxa" w:w="1814"/>
-            <w:vAlign w:val="center"/>
-            <w:tcMar>
-              <w:top w:w="100" w:type="dxa"/>
-              <w:start w:w="120" w:type="dxa"/>
-              <w:bottom w:w="100" w:type="dxa"/>
-              <w:end w:w="120" w:type="dxa"/>
-            </w:tcMar>
+            <w:tcW w:type="dxa" w:w="2556"/>
           </w:tcPr>
           <w:p>
-            <w:pPr>
-              <w:jc w:val="left"/>
-            </w:pPr>
-            <w:r/>
             <w:r>
-              <w:rPr>
-                <w:b w:val="0"/>
-                <w:sz w:val="17"/>
-              </w:rPr>
-              <w:t>Application</w:t>
+              <w:t>Establish baseline and document repository evidence</w:t>
             </w:r>
           </w:p>
         </w:tc>
         <w:tc>
           <w:tcPr>
-            <w:tcW w:type="dxa" w:w="2494"/>
-            <w:vAlign w:val="center"/>
-            <w:tcMar>
-              <w:top w:w="100" w:type="dxa"/>
-              <w:start w:w="120" w:type="dxa"/>
-              <w:bottom w:w="100" w:type="dxa"/>
-              <w:end w:w="120" w:type="dxa"/>
-            </w:tcMar>
+            <w:tcW w:type="dxa" w:w="2556"/>
           </w:tcPr>
           <w:p>
-            <w:pPr>
-              <w:jc w:val="left"/>
-            </w:pPr>
-            <w:r/>
             <w:r>
-              <w:rPr>
-                <w:b w:val="0"/>
-                <w:sz w:val="17"/>
-              </w:rPr>
-              <w:t>Java and Spring Boot</w:t>
+              <w:t>Partial</w:t>
             </w:r>
           </w:p>
         </w:tc>
         <w:tc>
           <w:tcPr>
-            <w:tcW w:type="dxa" w:w="4762"/>
-            <w:vAlign w:val="center"/>
-            <w:tcMar>
-              <w:top w:w="100" w:type="dxa"/>
-              <w:start w:w="120" w:type="dxa"/>
-              <w:bottom w:w="100" w:type="dxa"/>
-              <w:end w:w="120" w:type="dxa"/>
-            </w:tcMar>
+            <w:tcW w:type="dxa" w:w="2556"/>
           </w:tcPr>
           <w:p>
-            <w:pPr>
-              <w:jc w:val="left"/>
-            </w:pPr>
-            <w:r/>
             <w:r>
-              <w:rPr>
-                <w:b w:val="0"/>
-                <w:sz w:val="17"/>
-              </w:rPr>
-              <w:t>Web interface, lesson controllers, services and security configuration</w:t>
+              <w:t>IMPLEMENTATION.md + repo HEAD</w:t>
+            </w:r>
+          </w:p>
+        </w:tc>
+        <w:tc>
+          <w:tcPr>
+            <w:tcW w:type="dxa" w:w="2556"/>
+          </w:tcPr>
+          <w:p>
+            <w:r>
+              <w:t>Baseline instructions are present but not all final evidence artifacts are complete in the current repo.</w:t>
             </w:r>
           </w:p>
         </w:tc>
@@ -1222,79 +159,41 @@
       <w:tr>
         <w:tc>
           <w:tcPr>
-            <w:tcW w:type="dxa" w:w="1814"/>
-            <w:vAlign w:val="center"/>
-            <w:tcMar>
-              <w:top w:w="100" w:type="dxa"/>
-              <w:start w:w="120" w:type="dxa"/>
-              <w:bottom w:w="100" w:type="dxa"/>
-              <w:end w:w="120" w:type="dxa"/>
-            </w:tcMar>
-            <w:shd w:fill="F3F6F9"/>
+            <w:tcW w:type="dxa" w:w="2556"/>
           </w:tcPr>
           <w:p>
-            <w:pPr>
-              <w:jc w:val="left"/>
-            </w:pPr>
-            <w:r/>
             <w:r>
-              <w:rPr>
-                <w:b w:val="0"/>
-                <w:sz w:val="17"/>
-              </w:rPr>
-              <w:t>Build</w:t>
+              <w:t>Fix four secure coding cases</w:t>
             </w:r>
           </w:p>
         </w:tc>
         <w:tc>
           <w:tcPr>
-            <w:tcW w:type="dxa" w:w="2494"/>
-            <w:vAlign w:val="center"/>
-            <w:tcMar>
-              <w:top w:w="100" w:type="dxa"/>
-              <w:start w:w="120" w:type="dxa"/>
-              <w:bottom w:w="100" w:type="dxa"/>
-              <w:end w:w="120" w:type="dxa"/>
-            </w:tcMar>
-            <w:shd w:fill="F3F6F9"/>
+            <w:tcW w:type="dxa" w:w="2556"/>
           </w:tcPr>
           <w:p>
-            <w:pPr>
-              <w:jc w:val="left"/>
-            </w:pPr>
-            <w:r/>
             <w:r>
-              <w:rPr>
-                <w:b w:val="0"/>
-                <w:sz w:val="17"/>
-              </w:rPr>
-              <w:t>Maven Wrapper</w:t>
+              <w:t>Partial</w:t>
             </w:r>
           </w:p>
         </w:tc>
         <w:tc>
           <w:tcPr>
-            <w:tcW w:type="dxa" w:w="4762"/>
-            <w:vAlign w:val="center"/>
-            <w:tcMar>
-              <w:top w:w="100" w:type="dxa"/>
-              <w:start w:w="120" w:type="dxa"/>
-              <w:bottom w:w="100" w:type="dxa"/>
-              <w:end w:w="120" w:type="dxa"/>
-            </w:tcMar>
-            <w:shd w:fill="F3F6F9"/>
+            <w:tcW w:type="dxa" w:w="2556"/>
           </w:tcPr>
           <w:p>
-            <w:pPr>
-              <w:jc w:val="left"/>
-            </w:pPr>
-            <w:r/>
             <w:r>
-              <w:rPr>
-                <w:b w:val="0"/>
-                <w:sz w:val="17"/>
-              </w:rPr>
-              <w:t>Repeatable compilation, unit testing and packaging</w:t>
+              <w:t>DefaultCredentialsTask.java; VerboseErrorTask.java; FileServer.java; JWTToken.java</w:t>
+            </w:r>
+          </w:p>
+        </w:tc>
+        <w:tc>
+          <w:tcPr>
+            <w:tcW w:type="dxa" w:w="2556"/>
+          </w:tcPr>
+          <w:p>
+            <w:r>
+              <w:t>Cases 3 and 4 are hardened; cases 1 and 2 remain insecure in the current HEAD.</w:t>
             </w:r>
           </w:p>
         </w:tc>
@@ -1302,76 +201,41 @@
       <w:tr>
         <w:tc>
           <w:tcPr>
-            <w:tcW w:type="dxa" w:w="1814"/>
-            <w:vAlign w:val="center"/>
-            <w:tcMar>
-              <w:top w:w="100" w:type="dxa"/>
-              <w:start w:w="120" w:type="dxa"/>
-              <w:bottom w:w="100" w:type="dxa"/>
-              <w:end w:w="120" w:type="dxa"/>
-            </w:tcMar>
+            <w:tcW w:type="dxa" w:w="2556"/>
           </w:tcPr>
           <w:p>
-            <w:pPr>
-              <w:jc w:val="left"/>
-            </w:pPr>
-            <w:r/>
             <w:r>
-              <w:rPr>
-                <w:b w:val="0"/>
-                <w:sz w:val="17"/>
-              </w:rPr>
-              <w:t>Runtime</w:t>
+              <w:t>Automated regression tests</w:t>
             </w:r>
           </w:p>
         </w:tc>
         <w:tc>
           <w:tcPr>
-            <w:tcW w:type="dxa" w:w="2494"/>
-            <w:vAlign w:val="center"/>
-            <w:tcMar>
-              <w:top w:w="100" w:type="dxa"/>
-              <w:start w:w="120" w:type="dxa"/>
-              <w:bottom w:w="100" w:type="dxa"/>
-              <w:end w:w="120" w:type="dxa"/>
-            </w:tcMar>
+            <w:tcW w:type="dxa" w:w="2556"/>
           </w:tcPr>
           <w:p>
-            <w:pPr>
-              <w:jc w:val="left"/>
-            </w:pPr>
-            <w:r/>
             <w:r>
-              <w:rPr>
-                <w:b w:val="0"/>
-                <w:sz w:val="17"/>
-              </w:rPr>
-              <w:t>Docker and Docker Compose</w:t>
+              <w:t>Partial</w:t>
             </w:r>
           </w:p>
         </w:tc>
         <w:tc>
           <w:tcPr>
-            <w:tcW w:type="dxa" w:w="4762"/>
-            <w:vAlign w:val="center"/>
-            <w:tcMar>
-              <w:top w:w="100" w:type="dxa"/>
-              <w:start w:w="120" w:type="dxa"/>
-              <w:bottom w:w="100" w:type="dxa"/>
-              <w:end w:w="120" w:type="dxa"/>
-            </w:tcMar>
+            <w:tcW w:type="dxa" w:w="2556"/>
           </w:tcPr>
           <w:p>
-            <w:pPr>
-              <w:jc w:val="left"/>
-            </w:pPr>
-            <w:r/>
             <w:r>
-              <w:rPr>
-                <w:b w:val="0"/>
-                <w:sz w:val="17"/>
-              </w:rPr>
-              <w:t>Isolated, one-command local execution</w:t>
+              <w:t>src/test/java/...</w:t>
+            </w:r>
+          </w:p>
+        </w:tc>
+        <w:tc>
+          <w:tcPr>
+            <w:tcW w:type="dxa" w:w="2556"/>
+          </w:tcPr>
+          <w:p>
+            <w:r>
+              <w:t>The repository contains test classes for security tasks, but assertion coverage must be confirmed against the current branch state.</w:t>
             </w:r>
           </w:p>
         </w:tc>
@@ -1379,79 +243,41 @@
       <w:tr>
         <w:tc>
           <w:tcPr>
-            <w:tcW w:type="dxa" w:w="1814"/>
-            <w:vAlign w:val="center"/>
-            <w:tcMar>
-              <w:top w:w="100" w:type="dxa"/>
-              <w:start w:w="120" w:type="dxa"/>
-              <w:bottom w:w="100" w:type="dxa"/>
-              <w:end w:w="120" w:type="dxa"/>
-            </w:tcMar>
-            <w:shd w:fill="F3F6F9"/>
+            <w:tcW w:type="dxa" w:w="2556"/>
           </w:tcPr>
           <w:p>
-            <w:pPr>
-              <w:jc w:val="left"/>
-            </w:pPr>
-            <w:r/>
             <w:r>
-              <w:rPr>
-                <w:b w:val="0"/>
-                <w:sz w:val="17"/>
-              </w:rPr>
-              <w:t>Automation</w:t>
+              <w:t>Docker and Compose hardening</w:t>
             </w:r>
           </w:p>
         </w:tc>
         <w:tc>
           <w:tcPr>
-            <w:tcW w:type="dxa" w:w="2494"/>
-            <w:vAlign w:val="center"/>
-            <w:tcMar>
-              <w:top w:w="100" w:type="dxa"/>
-              <w:start w:w="120" w:type="dxa"/>
-              <w:bottom w:w="100" w:type="dxa"/>
-              <w:end w:w="120" w:type="dxa"/>
-            </w:tcMar>
-            <w:shd w:fill="F3F6F9"/>
+            <w:tcW w:type="dxa" w:w="2556"/>
           </w:tcPr>
           <w:p>
-            <w:pPr>
-              <w:jc w:val="left"/>
-            </w:pPr>
-            <w:r/>
             <w:r>
-              <w:rPr>
-                <w:b w:val="0"/>
-                <w:sz w:val="17"/>
-              </w:rPr>
-              <w:t>GitHub Actions</w:t>
+              <w:t>Present</w:t>
             </w:r>
           </w:p>
         </w:tc>
         <w:tc>
           <w:tcPr>
-            <w:tcW w:type="dxa" w:w="4762"/>
-            <w:vAlign w:val="center"/>
-            <w:tcMar>
-              <w:top w:w="100" w:type="dxa"/>
-              <w:start w:w="120" w:type="dxa"/>
-              <w:bottom w:w="100" w:type="dxa"/>
-              <w:end w:w="120" w:type="dxa"/>
-            </w:tcMar>
-            <w:shd w:fill="F3F6F9"/>
+            <w:tcW w:type="dxa" w:w="2556"/>
           </w:tcPr>
           <w:p>
-            <w:pPr>
-              <w:jc w:val="left"/>
-            </w:pPr>
-            <w:r/>
             <w:r>
-              <w:rPr>
-                <w:b w:val="0"/>
-                <w:sz w:val="17"/>
-              </w:rPr>
-              <w:t>Build, tests and security gates on pushes and pull requests</w:t>
+              <w:t>docker-compose.yml; Dockerfile; .dockerignore</w:t>
+            </w:r>
+          </w:p>
+        </w:tc>
+        <w:tc>
+          <w:tcPr>
+            <w:tcW w:type="dxa" w:w="2556"/>
+          </w:tcPr>
+          <w:p>
+            <w:r>
+              <w:t>Compose setup and runtime hardening are present.</w:t>
             </w:r>
           </w:p>
         </w:tc>
@@ -1459,76 +285,125 @@
       <w:tr>
         <w:tc>
           <w:tcPr>
-            <w:tcW w:type="dxa" w:w="1814"/>
-            <w:vAlign w:val="center"/>
-            <w:tcMar>
-              <w:top w:w="100" w:type="dxa"/>
-              <w:start w:w="120" w:type="dxa"/>
-              <w:bottom w:w="100" w:type="dxa"/>
-              <w:end w:w="120" w:type="dxa"/>
-            </w:tcMar>
+            <w:tcW w:type="dxa" w:w="2556"/>
           </w:tcPr>
           <w:p>
-            <w:pPr>
-              <w:jc w:val="left"/>
-            </w:pPr>
-            <w:r/>
             <w:r>
-              <w:rPr>
-                <w:b w:val="0"/>
-                <w:sz w:val="17"/>
-              </w:rPr>
-              <w:t>Security</w:t>
+              <w:t>CI/CD security pipeline</w:t>
             </w:r>
           </w:p>
         </w:tc>
         <w:tc>
           <w:tcPr>
-            <w:tcW w:type="dxa" w:w="2494"/>
-            <w:vAlign w:val="center"/>
-            <w:tcMar>
-              <w:top w:w="100" w:type="dxa"/>
-              <w:start w:w="120" w:type="dxa"/>
-              <w:bottom w:w="100" w:type="dxa"/>
-              <w:end w:w="120" w:type="dxa"/>
-            </w:tcMar>
+            <w:tcW w:type="dxa" w:w="2556"/>
           </w:tcPr>
           <w:p>
-            <w:pPr>
-              <w:jc w:val="left"/>
-            </w:pPr>
-            <w:r/>
             <w:r>
-              <w:rPr>
-                <w:b w:val="0"/>
-                <w:sz w:val="17"/>
-              </w:rPr>
-              <w:t>Semgrep or FindSecBugs; OWASP Dependency-Check; Gitleaks; Trivy</w:t>
+              <w:t>Present</w:t>
             </w:r>
           </w:p>
         </w:tc>
         <w:tc>
           <w:tcPr>
-            <w:tcW w:type="dxa" w:w="4762"/>
-            <w:vAlign w:val="center"/>
-            <w:tcMar>
-              <w:top w:w="100" w:type="dxa"/>
-              <w:start w:w="120" w:type="dxa"/>
-              <w:bottom w:w="100" w:type="dxa"/>
-              <w:end w:w="120" w:type="dxa"/>
-            </w:tcMar>
+            <w:tcW w:type="dxa" w:w="2556"/>
           </w:tcPr>
           <w:p>
-            <w:pPr>
-              <w:jc w:val="left"/>
-            </w:pPr>
-            <w:r/>
             <w:r>
-              <w:rPr>
-                <w:b w:val="0"/>
-                <w:sz w:val="17"/>
-              </w:rPr>
-              <w:t>SAST, dependency, secret and image scanning</w:t>
+              <w:t>.github/workflows/devsecops.yml</w:t>
+            </w:r>
+          </w:p>
+        </w:tc>
+        <w:tc>
+          <w:tcPr>
+            <w:tcW w:type="dxa" w:w="2556"/>
+          </w:tcPr>
+          <w:p>
+            <w:r>
+              <w:t>Workflow includes Maven, Semgrep, Dependency-Check, Gitleaks, and Trivy stages.</w:t>
+            </w:r>
+          </w:p>
+        </w:tc>
+      </w:tr>
+      <w:tr>
+        <w:tc>
+          <w:tcPr>
+            <w:tcW w:type="dxa" w:w="2556"/>
+          </w:tcPr>
+          <w:p>
+            <w:r>
+              <w:t>Secret handling</w:t>
+            </w:r>
+          </w:p>
+        </w:tc>
+        <w:tc>
+          <w:tcPr>
+            <w:tcW w:type="dxa" w:w="2556"/>
+          </w:tcPr>
+          <w:p>
+            <w:r>
+              <w:t>Partial</w:t>
+            </w:r>
+          </w:p>
+        </w:tc>
+        <w:tc>
+          <w:tcPr>
+            <w:tcW w:type="dxa" w:w="2556"/>
+          </w:tcPr>
+          <w:p>
+            <w:r>
+              <w:t>.gitleaks.toml; .env.example</w:t>
+            </w:r>
+          </w:p>
+        </w:tc>
+        <w:tc>
+          <w:tcPr>
+            <w:tcW w:type="dxa" w:w="2556"/>
+          </w:tcPr>
+          <w:p>
+            <w:r>
+              <w:t>Secret-scanning configuration is in place but the actual repo evidence should be finalized before a final submission.</w:t>
+            </w:r>
+          </w:p>
+        </w:tc>
+      </w:tr>
+      <w:tr>
+        <w:tc>
+          <w:tcPr>
+            <w:tcW w:type="dxa" w:w="2556"/>
+          </w:tcPr>
+          <w:p>
+            <w:r>
+              <w:t>Final report and PDF export</w:t>
+            </w:r>
+          </w:p>
+        </w:tc>
+        <w:tc>
+          <w:tcPr>
+            <w:tcW w:type="dxa" w:w="2556"/>
+          </w:tcPr>
+          <w:p>
+            <w:r>
+              <w:t>Needs finalization</w:t>
+            </w:r>
+          </w:p>
+        </w:tc>
+        <w:tc>
+          <w:tcPr>
+            <w:tcW w:type="dxa" w:w="2556"/>
+          </w:tcPr>
+          <w:p>
+            <w:r>
+              <w:t>docs/report-update-checklist.md</w:t>
+            </w:r>
+          </w:p>
+        </w:tc>
+        <w:tc>
+          <w:tcPr>
+            <w:tcW w:type="dxa" w:w="2556"/>
+          </w:tcPr>
+          <w:p>
+            <w:r>
+              <w:t>The report must be updated with verified evidence and exported as final PDF.</w:t>
             </w:r>
           </w:p>
         </w:tc>
@@ -1536,102 +411,103 @@
     </w:tbl>
     <w:p>
       <w:pPr>
-        <w:spacing w:after="20"/>
+        <w:pStyle w:val="Heading1"/>
       </w:pPr>
+      <w:r>
+        <w:t>3. Repository Evidence Reviewed</w:t>
+      </w:r>
     </w:p>
     <w:p>
-      <w:pPr>
-        <w:pStyle w:val="Heading2"/>
-      </w:pPr>
       <w:r>
-        <w:t>2.2 Architecture and Data Flow</w:t>
+        <w:t>The following files were reviewed directly in the repository to form the evidence for this report:</w:t>
       </w:r>
     </w:p>
     <w:p>
       <w:pPr>
-        <w:jc w:val="center"/>
+        <w:pStyle w:val="ListBullet"/>
       </w:pPr>
       <w:r>
-        <w:drawing>
-          <wp:inline xmlns:a="http://schemas.openxmlformats.org/drawingml/2006/main" xmlns:pic="http://schemas.openxmlformats.org/drawingml/2006/picture">
-            <wp:extent cx="6126480" cy="3362366"/>
-            <wp:docPr id="1" name="Picture 1"/>
-            <wp:cNvGraphicFramePr>
-              <a:graphicFrameLocks noChangeAspect="1"/>
-            </wp:cNvGraphicFramePr>
-            <a:graphic>
-              <a:graphicData uri="http://schemas.openxmlformats.org/drawingml/2006/picture">
-                <pic:pic>
-                  <pic:nvPicPr>
-                    <pic:cNvPr id="0" name="architecture_diagram.png"/>
-                    <pic:cNvPicPr/>
-                  </pic:nvPicPr>
-                  <pic:blipFill>
-                    <a:blip r:embed="rId11"/>
-                    <a:stretch>
-                      <a:fillRect/>
-                    </a:stretch>
-                  </pic:blipFill>
-                  <pic:spPr>
-                    <a:xfrm>
-                      <a:off x="0" y="0"/>
-                      <a:ext cx="6126480" cy="3362366"/>
-                    </a:xfrm>
-                    <a:prstGeom prst="rect"/>
-                  </pic:spPr>
-                </pic:pic>
-              </a:graphicData>
-            </a:graphic>
-          </wp:inline>
-        </w:drawing>
+        <w:t>IMPLEMENTATION.md</w:t>
       </w:r>
     </w:p>
     <w:p>
       <w:pPr>
-        <w:pStyle w:val="Caption"/>
+        <w:pStyle w:val="ListBullet"/>
       </w:pPr>
       <w:r>
-        <w:t>Figure 1. Proposed local architecture and trust boundaries for the WebGoat DevSecOps project.</w:t>
-      </w:r>
-    </w:p>
-    <w:p>
-      <w:r>
-        <w:t>The browser sends local HTTP requests to WebGoat through 127.0.0.1:8080. WebGoat processes authentication, lesson input and application logic, then reads or writes local embedded data. WebWolf communicates through port 9090 for lessons that require a companion service. Docker provides a process and network boundary, although it is not treated as a complete security boundary. The loopback-only port mapping prevents direct access from other hosts. GitHub Actions forms a separate CI trust boundary: it checks out source, executes tests and scanners, builds the image and enforces policy before a change can be merged.</w:t>
+        <w:t>docs/report-update-checklist.md</w:t>
       </w:r>
     </w:p>
     <w:p>
       <w:pPr>
-        <w:pStyle w:val="Placeholder"/>
+        <w:pStyle w:val="ListBullet"/>
       </w:pPr>
       <w:r>
-        <w:rPr>
-          <w:b/>
-        </w:rPr>
-        <w:t>Replace Figure 1 if your final docker-compose.yml uses different services, ports, database technology or trust boundaries. Add the exact Compose service names and image tag.</w:t>
+        <w:t>docs/evidence-template.md</w:t>
       </w:r>
     </w:p>
     <w:p>
       <w:pPr>
-        <w:pStyle w:val="Heading2"/>
+        <w:pStyle w:val="ListBullet"/>
       </w:pPr>
       <w:r>
-        <w:t>2.3 Containerisation Approach</w:t>
-      </w:r>
-    </w:p>
-    <w:p>
-      <w:r>
-        <w:t>The project uses the upstream Dockerfile as the baseline and a group-maintained docker-compose.yml for repeatable local startup. Published ports are explicitly bound to 127.0.0.1, the timezone is passed as an environment variable, and persistent state is stored in a named volume where required. The Compose file starts the environment with one command and defines a health check so tests or DAST jobs do not begin before the application is ready. Configuration is kept separate from source code through environment variables and a non-secret .env.example file.</w:t>
+        <w:t>.github/workflows/devsecops.yml</w:t>
       </w:r>
     </w:p>
     <w:p>
       <w:pPr>
-        <w:pStyle w:val="Placeholder"/>
+        <w:pStyle w:val="ListBullet"/>
       </w:pPr>
       <w:r>
-        <w:rPr>
-          <w:b/>
-        </w:rPr>
-        <w:t>Insert the verified command, final image name, health-check status screenshot and the exact commit containing Docker Compose.</w:t>
+        <w:t>Dockerfile</w:t>
+      </w:r>
+    </w:p>
+    <w:p>
+      <w:pPr>
+        <w:pStyle w:val="ListBullet"/>
+      </w:pPr>
+      <w:r>
+        <w:t>docker-compose.yml</w:t>
+      </w:r>
+    </w:p>
+    <w:p>
+      <w:pPr>
+        <w:pStyle w:val="ListBullet"/>
+      </w:pPr>
+      <w:r>
+        <w:t>.gitleaks.toml</w:t>
+      </w:r>
+    </w:p>
+    <w:p>
+      <w:pPr>
+        <w:pStyle w:val="ListBullet"/>
+      </w:pPr>
+      <w:r>
+        <w:t>src/main/java/org/owasp/webgoat/lessons/securitymisconfiguration/DefaultCredentialsTask.java</w:t>
+      </w:r>
+    </w:p>
+    <w:p>
+      <w:pPr>
+        <w:pStyle w:val="ListBullet"/>
+      </w:pPr>
+      <w:r>
+        <w:t>src/main/java/org/owasp/webgoat/lessons/securitymisconfiguration/VerboseErrorTask.java</w:t>
+      </w:r>
+    </w:p>
+    <w:p>
+      <w:pPr>
+        <w:pStyle w:val="ListBullet"/>
+      </w:pPr>
+      <w:r>
+        <w:t>src/main/java/org/owasp/webgoat/webwolf/FileServer.java</w:t>
+      </w:r>
+    </w:p>
+    <w:p>
+      <w:pPr>
+        <w:pStyle w:val="ListBullet"/>
+      </w:pPr>
+      <w:r>
+        <w:t>src/main/java/org/owasp/webgoat/webwolf/jwt/JWTToken.java</w:t>
       </w:r>
     </w:p>
     <w:p>
@@ -1639,236 +515,219 @@
         <w:pStyle w:val="Heading1"/>
       </w:pPr>
       <w:r>
-        <w:t>3. Threat Modelling and Risk Assessment</w:t>
+        <w:t>4. Secure Coding Case 1: Default Credentials</w:t>
+      </w:r>
+    </w:p>
+    <w:p>
+      <w:r>
+        <w:rPr>
+          <w:b/>
+        </w:rPr>
+        <w:t>Requirement:</w:t>
+      </w:r>
+      <w:r>
+        <w:t xml:space="preserve"> Reject insecure default credentials instead of accepting them as a valid login path.</w:t>
+      </w:r>
+    </w:p>
+    <w:p>
+      <w:r>
+        <w:t>Evidence source: src/main/java/org/owasp/webgoat/lessons/securitymisconfiguration/DefaultCredentialsTask.java</w:t>
+      </w:r>
+    </w:p>
+    <w:p>
+      <w:r>
+        <w:t>Observed behavior in the current HEAD: the class defines DEFAULT_USERNAME = "admin" and DEFAULT_PASSWORD = "admin" and returns success when those values are submitted. This violates the assignment objective because a default credential pair is accepted rather than blocked.</w:t>
+      </w:r>
+    </w:p>
+    <w:p>
+      <w:r>
+        <w:t>Status: Not compliant with the assignment requirement.</w:t>
+      </w:r>
+    </w:p>
+    <w:p>
+      <w:r>
+        <w:t>Required remedial action: reject username/password values matching a built-in admin/admin pattern and return a failed result instead of a successful login.</w:t>
       </w:r>
     </w:p>
     <w:p>
       <w:pPr>
-        <w:pStyle w:val="Heading2"/>
+        <w:pStyle w:val="Heading1"/>
       </w:pPr>
       <w:r>
-        <w:t>3.1 Method</w:t>
+        <w:t>5. Secure Coding Case 2: Verbose Error and Sensitive Disclosure</w:t>
       </w:r>
     </w:p>
     <w:p>
       <w:r>
-        <w:t>STRIDE was applied to the architecture and data flows. The categories are spoofing, tampering, repudiation, information disclosure, denial of service and elevation of privilege. Risk was rated on a 3 x 3 matrix. Likelihood and impact each use Low = 1, Medium = 2 and High = 3. The risk score is likelihood multiplied by impact: 1-2 is Low, 3-4 is Medium and 6-9 is High. Ratings reflect the local educational deployment, not an internet-facing production service.</w:t>
+        <w:rPr>
+          <w:b/>
+        </w:rPr>
+        <w:t>Requirement:</w:t>
+      </w:r>
+      <w:r>
+        <w:t xml:space="preserve"> Prevent verbose stack traces, environment leakage, and disclosure of configuration or tokens.</w:t>
+      </w:r>
+    </w:p>
+    <w:p>
+      <w:r>
+        <w:t>Evidence source: src/main/java/org/owasp/webgoat/lessons/securitymisconfiguration/VerboseErrorTask.java</w:t>
+      </w:r>
+    </w:p>
+    <w:p>
+      <w:r>
+        <w:t>Observed behavior in the current HEAD: the triggerError() method returns a synthetic stack trace containing ENVIRONMENT=staging, DEBUG_MODE=true, DB_USER=staging_user, DB_PASSWORD=staging_password123, and a leaked SYSTEM_API_TOKEN value. The fetchConfig() method also accepts the leaked token and returns debug JSON when the correct value is supplied.</w:t>
+      </w:r>
+    </w:p>
+    <w:p>
+      <w:r>
+        <w:t>Status: Not compliant with the assignment requirement.</w:t>
+      </w:r>
+    </w:p>
+    <w:p>
+      <w:r>
+        <w:t>Required remedial action: replace the response with a generic 500 or error message and deny access to configuration endpoints unless a validated, authorized token is provided.</w:t>
       </w:r>
     </w:p>
     <w:p>
       <w:pPr>
-        <w:pStyle w:val="Heading2"/>
+        <w:pStyle w:val="Heading1"/>
       </w:pPr>
       <w:r>
-        <w:t>3.2 Threat Register and Control Mapping</w:t>
+        <w:t>6. Secure Coding Case 3: File Upload Path Traversal</w:t>
+      </w:r>
+    </w:p>
+    <w:p>
+      <w:r>
+        <w:t>Evidence source: src/main/java/org/owasp/webgoat/webwolf/FileServer.java</w:t>
+      </w:r>
+    </w:p>
+    <w:p>
+      <w:r>
+        <w:t>The upload routine resolves the target path with resolve(originalFilename).normalize() and then checks whether the parent directory remains within the user-specific destination directory before copying the file. This is the expected hardening pattern for preventing traversal attempts such as ../ or absolute-path uploads.</w:t>
+      </w:r>
+    </w:p>
+    <w:p>
+      <w:r>
+        <w:t>Status: Implemented as a hardened control in the current file review.</w:t>
+      </w:r>
+    </w:p>
+    <w:p>
+      <w:pPr>
+        <w:pStyle w:val="Heading1"/>
+      </w:pPr>
+      <w:r>
+        <w:t>7. Secure Coding Case 4: JWT Signature and JWKS Validation</w:t>
+      </w:r>
+    </w:p>
+    <w:p>
+      <w:r>
+        <w:t>Evidence source: src/main/java/org/owasp/webgoat/webwolf/jwt/JWTToken.java</w:t>
+      </w:r>
+    </w:p>
+    <w:p>
+      <w:r>
+        <w:t>The validateWithJwks() method checks the token key id header, throws when the token lacks a key id, ensures only matching keys from the JWKS are accepted, and rejects mismatched or unresolvable keys. This implements the required JWKS validation control.</w:t>
+      </w:r>
+    </w:p>
+    <w:p>
+      <w:r>
+        <w:t>Status: Implemented as a hardened control in the current file review.</w:t>
+      </w:r>
+    </w:p>
+    <w:p>
+      <w:pPr>
+        <w:pStyle w:val="Heading1"/>
+      </w:pPr>
+      <w:r>
+        <w:t>8. DevSecOps Controls and Repository Security Posture</w:t>
+      </w:r>
+    </w:p>
+    <w:p>
+      <w:r>
+        <w:t>Docker and Compose hardening:</w:t>
+      </w:r>
+    </w:p>
+    <w:p>
+      <w:pPr>
+        <w:pStyle w:val="ListBullet"/>
+      </w:pPr>
+      <w:r>
+        <w:t>Dockerfile</w:t>
+      </w:r>
+    </w:p>
+    <w:p>
+      <w:pPr>
+        <w:pStyle w:val="ListBullet"/>
+      </w:pPr>
+      <w:r>
+        <w:t>docker-compose.yml</w:t>
+      </w:r>
+    </w:p>
+    <w:p>
+      <w:pPr>
+        <w:pStyle w:val="ListBullet"/>
+      </w:pPr>
+      <w:r>
+        <w:t>.dockerignore</w:t>
+      </w:r>
+    </w:p>
+    <w:p>
+      <w:r>
+        <w:t>The repository includes a CI workflow at .github/workflows/devsecops.yml with Maven build/test, Semgrep, Dependency-Check, Gitleaks, and Trivy stages. This is aligned with the assignment objective to establish a policy-driven security pipeline.</w:t>
+      </w:r>
+    </w:p>
+    <w:p>
+      <w:r>
+        <w:t>Secret handling: .gitleaks.toml and .env.example are relevant evidence. The repo includes the necessary security-scanning configuration but the final evidence chain still needs to be updated and validated before a final submission claim is made.</w:t>
+      </w:r>
+    </w:p>
+    <w:p>
+      <w:pPr>
+        <w:pStyle w:val="Heading1"/>
+      </w:pPr>
+      <w:r>
+        <w:t>9. Final Compliance Assessment</w:t>
       </w:r>
     </w:p>
     <w:tbl>
       <w:tblPr>
         <w:tblStyle w:val="TableGrid"/>
         <w:tblW w:type="auto" w:w="0"/>
-        <w:jc w:val="center"/>
         <w:tblLook w:firstColumn="1" w:firstRow="1" w:lastColumn="0" w:lastRow="0" w:noHBand="0" w:noVBand="1" w:val="04A0"/>
       </w:tblPr>
       <w:tblGrid>
-        <w:gridCol w:w="1376"/>
-        <w:gridCol w:w="1376"/>
-        <w:gridCol w:w="1376"/>
-        <w:gridCol w:w="1376"/>
-        <w:gridCol w:w="1376"/>
-        <w:gridCol w:w="1376"/>
-        <w:gridCol w:w="1376"/>
+        <w:gridCol w:w="3408"/>
+        <w:gridCol w:w="3408"/>
+        <w:gridCol w:w="3408"/>
       </w:tblGrid>
       <w:tr>
-        <w:trPr>
-          <w:tblHeader w:val="true"/>
-        </w:trPr>
         <w:tc>
           <w:tcPr>
-            <w:tcW w:type="dxa" w:w="1376"/>
-            <w:vAlign w:val="center"/>
-            <w:tcMar>
-              <w:top w:w="100" w:type="dxa"/>
-              <w:start w:w="120" w:type="dxa"/>
-              <w:bottom w:w="100" w:type="dxa"/>
-              <w:end w:w="120" w:type="dxa"/>
-            </w:tcMar>
-            <w:shd w:fill="1F4E78"/>
+            <w:tcW w:type="dxa" w:w="3408"/>
           </w:tcPr>
           <w:p>
-            <w:pPr>
-              <w:jc w:val="center"/>
-            </w:pPr>
-            <w:r/>
             <w:r>
-              <w:rPr>
-                <w:b/>
-                <w:color w:val="FFFFFF"/>
-                <w:sz w:val="18"/>
-              </w:rPr>
-              <w:t>ID</w:t>
+              <w:t>Area</w:t>
             </w:r>
           </w:p>
         </w:tc>
         <w:tc>
           <w:tcPr>
-            <w:tcW w:type="dxa" w:w="1376"/>
-            <w:vAlign w:val="center"/>
-            <w:tcMar>
-              <w:top w:w="100" w:type="dxa"/>
-              <w:start w:w="120" w:type="dxa"/>
-              <w:bottom w:w="100" w:type="dxa"/>
-              <w:end w:w="120" w:type="dxa"/>
-            </w:tcMar>
-            <w:shd w:fill="1F4E78"/>
+            <w:tcW w:type="dxa" w:w="3408"/>
           </w:tcPr>
           <w:p>
-            <w:pPr>
-              <w:jc w:val="center"/>
-            </w:pPr>
-            <w:r/>
             <w:r>
-              <w:rPr>
-                <w:b/>
-                <w:color w:val="FFFFFF"/>
-                <w:sz w:val="18"/>
-              </w:rPr>
-              <w:t>STRIDE</w:t>
+              <w:t>Assessment</w:t>
             </w:r>
           </w:p>
         </w:tc>
         <w:tc>
           <w:tcPr>
-            <w:tcW w:type="dxa" w:w="1376"/>
-            <w:vAlign w:val="center"/>
-            <w:tcMar>
-              <w:top w:w="100" w:type="dxa"/>
-              <w:start w:w="120" w:type="dxa"/>
-              <w:bottom w:w="100" w:type="dxa"/>
-              <w:end w:w="120" w:type="dxa"/>
-            </w:tcMar>
-            <w:shd w:fill="1F4E78"/>
+            <w:tcW w:type="dxa" w:w="3408"/>
           </w:tcPr>
           <w:p>
-            <w:pPr>
-              <w:jc w:val="center"/>
-            </w:pPr>
-            <w:r/>
             <w:r>
-              <w:rPr>
-                <w:b/>
-                <w:color w:val="FFFFFF"/>
-                <w:sz w:val="18"/>
-              </w:rPr>
-              <w:t>Application-specific scenario</w:t>
-            </w:r>
-          </w:p>
-        </w:tc>
-        <w:tc>
-          <w:tcPr>
-            <w:tcW w:type="dxa" w:w="1376"/>
-            <w:vAlign w:val="center"/>
-            <w:tcMar>
-              <w:top w:w="100" w:type="dxa"/>
-              <w:start w:w="120" w:type="dxa"/>
-              <w:bottom w:w="100" w:type="dxa"/>
-              <w:end w:w="120" w:type="dxa"/>
-            </w:tcMar>
-            <w:shd w:fill="1F4E78"/>
-          </w:tcPr>
-          <w:p>
-            <w:pPr>
-              <w:jc w:val="center"/>
-            </w:pPr>
-            <w:r/>
-            <w:r>
-              <w:rPr>
-                <w:b/>
-                <w:color w:val="FFFFFF"/>
-                <w:sz w:val="18"/>
-              </w:rPr>
-              <w:t>Likelihood</w:t>
-            </w:r>
-          </w:p>
-        </w:tc>
-        <w:tc>
-          <w:tcPr>
-            <w:tcW w:type="dxa" w:w="1376"/>
-            <w:vAlign w:val="center"/>
-            <w:tcMar>
-              <w:top w:w="100" w:type="dxa"/>
-              <w:start w:w="120" w:type="dxa"/>
-              <w:bottom w:w="100" w:type="dxa"/>
-              <w:end w:w="120" w:type="dxa"/>
-            </w:tcMar>
-            <w:shd w:fill="1F4E78"/>
-          </w:tcPr>
-          <w:p>
-            <w:pPr>
-              <w:jc w:val="center"/>
-            </w:pPr>
-            <w:r/>
-            <w:r>
-              <w:rPr>
-                <w:b/>
-                <w:color w:val="FFFFFF"/>
-                <w:sz w:val="18"/>
-              </w:rPr>
-              <w:t>Impact</w:t>
-            </w:r>
-          </w:p>
-        </w:tc>
-        <w:tc>
-          <w:tcPr>
-            <w:tcW w:type="dxa" w:w="1376"/>
-            <w:vAlign w:val="center"/>
-            <w:tcMar>
-              <w:top w:w="100" w:type="dxa"/>
-              <w:start w:w="120" w:type="dxa"/>
-              <w:bottom w:w="100" w:type="dxa"/>
-              <w:end w:w="120" w:type="dxa"/>
-            </w:tcMar>
-            <w:shd w:fill="1F4E78"/>
-          </w:tcPr>
-          <w:p>
-            <w:pPr>
-              <w:jc w:val="center"/>
-            </w:pPr>
-            <w:r/>
-            <w:r>
-              <w:rPr>
-                <w:b/>
-                <w:color w:val="FFFFFF"/>
-                <w:sz w:val="18"/>
-              </w:rPr>
-              <w:t>Risk</w:t>
-            </w:r>
-          </w:p>
-        </w:tc>
-        <w:tc>
-          <w:tcPr>
-            <w:tcW w:type="dxa" w:w="1376"/>
-            <w:vAlign w:val="center"/>
-            <w:tcMar>
-              <w:top w:w="100" w:type="dxa"/>
-              <w:start w:w="120" w:type="dxa"/>
-              <w:bottom w:w="100" w:type="dxa"/>
-              <w:end w:w="120" w:type="dxa"/>
-            </w:tcMar>
-            <w:shd w:fill="1F4E78"/>
-          </w:tcPr>
-          <w:p>
-            <w:pPr>
-              <w:jc w:val="center"/>
-            </w:pPr>
-            <w:r/>
-            <w:r>
-              <w:rPr>
-                <w:b/>
-                <w:color w:val="FFFFFF"/>
-                <w:sz w:val="18"/>
-              </w:rPr>
-              <w:t>Mapped control</w:t>
+              <w:t>Reason</w:t>
             </w:r>
           </w:p>
         </w:tc>
@@ -1876,176 +735,31 @@
       <w:tr>
         <w:tc>
           <w:tcPr>
-            <w:tcW w:type="dxa" w:w="624"/>
-            <w:vAlign w:val="center"/>
-            <w:tcMar>
-              <w:top w:w="100" w:type="dxa"/>
-              <w:start w:w="120" w:type="dxa"/>
-              <w:bottom w:w="100" w:type="dxa"/>
-              <w:end w:w="120" w:type="dxa"/>
-            </w:tcMar>
+            <w:tcW w:type="dxa" w:w="3408"/>
           </w:tcPr>
           <w:p>
-            <w:pPr>
-              <w:jc w:val="left"/>
-            </w:pPr>
-            <w:r/>
             <w:r>
-              <w:rPr>
-                <w:b w:val="0"/>
-                <w:sz w:val="17"/>
-              </w:rPr>
-              <w:t>T1</w:t>
+              <w:t>Case 1 - default credentials</w:t>
             </w:r>
           </w:p>
         </w:tc>
         <w:tc>
           <w:tcPr>
-            <w:tcW w:type="dxa" w:w="1247"/>
-            <w:vAlign w:val="center"/>
-            <w:tcMar>
-              <w:top w:w="100" w:type="dxa"/>
-              <w:start w:w="120" w:type="dxa"/>
-              <w:bottom w:w="100" w:type="dxa"/>
-              <w:end w:w="120" w:type="dxa"/>
-            </w:tcMar>
+            <w:tcW w:type="dxa" w:w="3408"/>
           </w:tcPr>
           <w:p>
-            <w:pPr>
-              <w:jc w:val="left"/>
-            </w:pPr>
-            <w:r/>
             <w:r>
-              <w:rPr>
-                <w:b w:val="0"/>
-                <w:sz w:val="17"/>
-              </w:rPr>
-              <w:t>Spoofing / Elevation</w:t>
+              <w:t>Fail</w:t>
             </w:r>
           </w:p>
         </w:tc>
         <w:tc>
           <w:tcPr>
-            <w:tcW w:type="dxa" w:w="3231"/>
-            <w:vAlign w:val="center"/>
-            <w:tcMar>
-              <w:top w:w="100" w:type="dxa"/>
-              <w:start w:w="120" w:type="dxa"/>
-              <w:bottom w:w="100" w:type="dxa"/>
-              <w:end w:w="120" w:type="dxa"/>
-            </w:tcMar>
+            <w:tcW w:type="dxa" w:w="3408"/>
           </w:tcPr>
           <w:p>
-            <w:pPr>
-              <w:jc w:val="left"/>
-            </w:pPr>
-            <w:r/>
             <w:r>
-              <w:rPr>
-                <w:b w:val="0"/>
-                <w:sz w:val="17"/>
-              </w:rPr>
-              <w:t>Weak authentication or session handling permits an attacker to act as another lesson user.</w:t>
-            </w:r>
-          </w:p>
-        </w:tc>
-        <w:tc>
-          <w:tcPr>
-            <w:tcW w:type="dxa" w:w="964"/>
-            <w:vAlign w:val="center"/>
-            <w:tcMar>
-              <w:top w:w="100" w:type="dxa"/>
-              <w:start w:w="120" w:type="dxa"/>
-              <w:bottom w:w="100" w:type="dxa"/>
-              <w:end w:w="120" w:type="dxa"/>
-            </w:tcMar>
-          </w:tcPr>
-          <w:p>
-            <w:pPr>
-              <w:jc w:val="left"/>
-            </w:pPr>
-            <w:r/>
-            <w:r>
-              <w:rPr>
-                <w:b w:val="0"/>
-                <w:sz w:val="17"/>
-              </w:rPr>
-              <w:t>M (2)</w:t>
-            </w:r>
-          </w:p>
-        </w:tc>
-        <w:tc>
-          <w:tcPr>
-            <w:tcW w:type="dxa" w:w="850"/>
-            <w:vAlign w:val="center"/>
-            <w:tcMar>
-              <w:top w:w="100" w:type="dxa"/>
-              <w:start w:w="120" w:type="dxa"/>
-              <w:bottom w:w="100" w:type="dxa"/>
-              <w:end w:w="120" w:type="dxa"/>
-            </w:tcMar>
-          </w:tcPr>
-          <w:p>
-            <w:pPr>
-              <w:jc w:val="left"/>
-            </w:pPr>
-            <w:r/>
-            <w:r>
-              <w:rPr>
-                <w:b w:val="0"/>
-                <w:sz w:val="17"/>
-              </w:rPr>
-              <w:t>H (3)</w:t>
-            </w:r>
-          </w:p>
-        </w:tc>
-        <w:tc>
-          <w:tcPr>
-            <w:tcW w:type="dxa" w:w="850"/>
-            <w:vAlign w:val="center"/>
-            <w:tcMar>
-              <w:top w:w="100" w:type="dxa"/>
-              <w:start w:w="120" w:type="dxa"/>
-              <w:bottom w:w="100" w:type="dxa"/>
-              <w:end w:w="120" w:type="dxa"/>
-            </w:tcMar>
-          </w:tcPr>
-          <w:p>
-            <w:pPr>
-              <w:jc w:val="left"/>
-            </w:pPr>
-            <w:r/>
-            <w:r>
-              <w:rPr>
-                <w:b w:val="0"/>
-                <w:sz w:val="17"/>
-              </w:rPr>
-              <w:t>6 High</w:t>
-            </w:r>
-          </w:p>
-        </w:tc>
-        <w:tc>
-          <w:tcPr>
-            <w:tcW w:type="dxa" w:w="2551"/>
-            <w:vAlign w:val="center"/>
-            <w:tcMar>
-              <w:top w:w="100" w:type="dxa"/>
-              <w:start w:w="120" w:type="dxa"/>
-              <w:bottom w:w="100" w:type="dxa"/>
-              <w:end w:w="120" w:type="dxa"/>
-            </w:tcMar>
-          </w:tcPr>
-          <w:p>
-            <w:pPr>
-              <w:jc w:val="left"/>
-            </w:pPr>
-            <w:r/>
-            <w:r>
-              <w:rPr>
-                <w:b w:val="0"/>
-                <w:sz w:val="17"/>
-              </w:rPr>
-              <w:t>Spring Security authentication, secure session settings and authentication regression tests.</w:t>
+              <w:t>The current code accepts admin/admin and returns success.</w:t>
             </w:r>
           </w:p>
         </w:tc>
@@ -2053,183 +767,31 @@
       <w:tr>
         <w:tc>
           <w:tcPr>
-            <w:tcW w:type="dxa" w:w="624"/>
-            <w:vAlign w:val="center"/>
-            <w:tcMar>
-              <w:top w:w="100" w:type="dxa"/>
-              <w:start w:w="120" w:type="dxa"/>
-              <w:bottom w:w="100" w:type="dxa"/>
-              <w:end w:w="120" w:type="dxa"/>
-            </w:tcMar>
-            <w:shd w:fill="F3F6F9"/>
+            <w:tcW w:type="dxa" w:w="3408"/>
           </w:tcPr>
           <w:p>
-            <w:pPr>
-              <w:jc w:val="left"/>
-            </w:pPr>
-            <w:r/>
             <w:r>
-              <w:rPr>
-                <w:b w:val="0"/>
-                <w:sz w:val="17"/>
-              </w:rPr>
-              <w:t>T2</w:t>
+              <w:t>Case 2 - verbose errors</w:t>
             </w:r>
           </w:p>
         </w:tc>
         <w:tc>
           <w:tcPr>
-            <w:tcW w:type="dxa" w:w="1247"/>
-            <w:vAlign w:val="center"/>
-            <w:tcMar>
-              <w:top w:w="100" w:type="dxa"/>
-              <w:start w:w="120" w:type="dxa"/>
-              <w:bottom w:w="100" w:type="dxa"/>
-              <w:end w:w="120" w:type="dxa"/>
-            </w:tcMar>
-            <w:shd w:fill="F3F6F9"/>
+            <w:tcW w:type="dxa" w:w="3408"/>
           </w:tcPr>
           <w:p>
-            <w:pPr>
-              <w:jc w:val="left"/>
-            </w:pPr>
-            <w:r/>
             <w:r>
-              <w:rPr>
-                <w:b w:val="0"/>
-                <w:sz w:val="17"/>
-              </w:rPr>
-              <w:t>Tampering</w:t>
+              <w:t>Fail</w:t>
             </w:r>
           </w:p>
         </w:tc>
         <w:tc>
           <w:tcPr>
-            <w:tcW w:type="dxa" w:w="3231"/>
-            <w:vAlign w:val="center"/>
-            <w:tcMar>
-              <w:top w:w="100" w:type="dxa"/>
-              <w:start w:w="120" w:type="dxa"/>
-              <w:bottom w:w="100" w:type="dxa"/>
-              <w:end w:w="120" w:type="dxa"/>
-            </w:tcMar>
-            <w:shd w:fill="F3F6F9"/>
+            <w:tcW w:type="dxa" w:w="3408"/>
           </w:tcPr>
           <w:p>
-            <w:pPr>
-              <w:jc w:val="left"/>
-            </w:pPr>
-            <w:r/>
             <w:r>
-              <w:rPr>
-                <w:b w:val="0"/>
-                <w:sz w:val="17"/>
-              </w:rPr>
-              <w:t>Untrusted lesson input alters a database query and exposes or modifies unintended records.</w:t>
-            </w:r>
-          </w:p>
-        </w:tc>
-        <w:tc>
-          <w:tcPr>
-            <w:tcW w:type="dxa" w:w="964"/>
-            <w:vAlign w:val="center"/>
-            <w:tcMar>
-              <w:top w:w="100" w:type="dxa"/>
-              <w:start w:w="120" w:type="dxa"/>
-              <w:bottom w:w="100" w:type="dxa"/>
-              <w:end w:w="120" w:type="dxa"/>
-            </w:tcMar>
-            <w:shd w:fill="F3F6F9"/>
-          </w:tcPr>
-          <w:p>
-            <w:pPr>
-              <w:jc w:val="left"/>
-            </w:pPr>
-            <w:r/>
-            <w:r>
-              <w:rPr>
-                <w:b w:val="0"/>
-                <w:sz w:val="17"/>
-              </w:rPr>
-              <w:t>H (3)</w:t>
-            </w:r>
-          </w:p>
-        </w:tc>
-        <w:tc>
-          <w:tcPr>
-            <w:tcW w:type="dxa" w:w="850"/>
-            <w:vAlign w:val="center"/>
-            <w:tcMar>
-              <w:top w:w="100" w:type="dxa"/>
-              <w:start w:w="120" w:type="dxa"/>
-              <w:bottom w:w="100" w:type="dxa"/>
-              <w:end w:w="120" w:type="dxa"/>
-            </w:tcMar>
-            <w:shd w:fill="F3F6F9"/>
-          </w:tcPr>
-          <w:p>
-            <w:pPr>
-              <w:jc w:val="left"/>
-            </w:pPr>
-            <w:r/>
-            <w:r>
-              <w:rPr>
-                <w:b w:val="0"/>
-                <w:sz w:val="17"/>
-              </w:rPr>
-              <w:t>H (3)</w:t>
-            </w:r>
-          </w:p>
-        </w:tc>
-        <w:tc>
-          <w:tcPr>
-            <w:tcW w:type="dxa" w:w="850"/>
-            <w:vAlign w:val="center"/>
-            <w:tcMar>
-              <w:top w:w="100" w:type="dxa"/>
-              <w:start w:w="120" w:type="dxa"/>
-              <w:bottom w:w="100" w:type="dxa"/>
-              <w:end w:w="120" w:type="dxa"/>
-            </w:tcMar>
-            <w:shd w:fill="F3F6F9"/>
-          </w:tcPr>
-          <w:p>
-            <w:pPr>
-              <w:jc w:val="left"/>
-            </w:pPr>
-            <w:r/>
-            <w:r>
-              <w:rPr>
-                <w:b w:val="0"/>
-                <w:sz w:val="17"/>
-              </w:rPr>
-              <w:t>9 High</w:t>
-            </w:r>
-          </w:p>
-        </w:tc>
-        <w:tc>
-          <w:tcPr>
-            <w:tcW w:type="dxa" w:w="2551"/>
-            <w:vAlign w:val="center"/>
-            <w:tcMar>
-              <w:top w:w="100" w:type="dxa"/>
-              <w:start w:w="120" w:type="dxa"/>
-              <w:bottom w:w="100" w:type="dxa"/>
-              <w:end w:w="120" w:type="dxa"/>
-            </w:tcMar>
-            <w:shd w:fill="F3F6F9"/>
-          </w:tcPr>
-          <w:p>
-            <w:pPr>
-              <w:jc w:val="left"/>
-            </w:pPr>
-            <w:r/>
-            <w:r>
-              <w:rPr>
-                <w:b w:val="0"/>
-                <w:sz w:val="17"/>
-              </w:rPr>
-              <w:t>Parameterized queries, allow-list validation and a test using the original payload.</w:t>
+              <w:t>The endpoint leaks system configuration and token values.</w:t>
             </w:r>
           </w:p>
         </w:tc>
@@ -2237,176 +799,31 @@
       <w:tr>
         <w:tc>
           <w:tcPr>
-            <w:tcW w:type="dxa" w:w="624"/>
-            <w:vAlign w:val="center"/>
-            <w:tcMar>
-              <w:top w:w="100" w:type="dxa"/>
-              <w:start w:w="120" w:type="dxa"/>
-              <w:bottom w:w="100" w:type="dxa"/>
-              <w:end w:w="120" w:type="dxa"/>
-            </w:tcMar>
+            <w:tcW w:type="dxa" w:w="3408"/>
           </w:tcPr>
           <w:p>
-            <w:pPr>
-              <w:jc w:val="left"/>
-            </w:pPr>
-            <w:r/>
             <w:r>
-              <w:rPr>
-                <w:b w:val="0"/>
-                <w:sz w:val="17"/>
-              </w:rPr>
-              <w:t>T3</w:t>
+              <w:t>Case 3 - file upload traversal</w:t>
             </w:r>
           </w:p>
         </w:tc>
         <w:tc>
           <w:tcPr>
-            <w:tcW w:type="dxa" w:w="1247"/>
-            <w:vAlign w:val="center"/>
-            <w:tcMar>
-              <w:top w:w="100" w:type="dxa"/>
-              <w:start w:w="120" w:type="dxa"/>
-              <w:bottom w:w="100" w:type="dxa"/>
-              <w:end w:w="120" w:type="dxa"/>
-            </w:tcMar>
+            <w:tcW w:type="dxa" w:w="3408"/>
           </w:tcPr>
           <w:p>
-            <w:pPr>
-              <w:jc w:val="left"/>
-            </w:pPr>
-            <w:r/>
             <w:r>
-              <w:rPr>
-                <w:b w:val="0"/>
-                <w:sz w:val="17"/>
-              </w:rPr>
-              <w:t>Elevation</w:t>
+              <w:t>Pass</w:t>
             </w:r>
           </w:p>
         </w:tc>
         <w:tc>
           <w:tcPr>
-            <w:tcW w:type="dxa" w:w="3231"/>
-            <w:vAlign w:val="center"/>
-            <w:tcMar>
-              <w:top w:w="100" w:type="dxa"/>
-              <w:start w:w="120" w:type="dxa"/>
-              <w:bottom w:w="100" w:type="dxa"/>
-              <w:end w:w="120" w:type="dxa"/>
-            </w:tcMar>
+            <w:tcW w:type="dxa" w:w="3408"/>
           </w:tcPr>
           <w:p>
-            <w:pPr>
-              <w:jc w:val="left"/>
-            </w:pPr>
-            <w:r/>
             <w:r>
-              <w:rPr>
-                <w:b w:val="0"/>
-                <w:sz w:val="17"/>
-              </w:rPr>
-              <w:t>A user changes an identifier and accesses another user’s object because ownership is not verified.</w:t>
-            </w:r>
-          </w:p>
-        </w:tc>
-        <w:tc>
-          <w:tcPr>
-            <w:tcW w:type="dxa" w:w="964"/>
-            <w:vAlign w:val="center"/>
-            <w:tcMar>
-              <w:top w:w="100" w:type="dxa"/>
-              <w:start w:w="120" w:type="dxa"/>
-              <w:bottom w:w="100" w:type="dxa"/>
-              <w:end w:w="120" w:type="dxa"/>
-            </w:tcMar>
-          </w:tcPr>
-          <w:p>
-            <w:pPr>
-              <w:jc w:val="left"/>
-            </w:pPr>
-            <w:r/>
-            <w:r>
-              <w:rPr>
-                <w:b w:val="0"/>
-                <w:sz w:val="17"/>
-              </w:rPr>
-              <w:t>H (3)</w:t>
-            </w:r>
-          </w:p>
-        </w:tc>
-        <w:tc>
-          <w:tcPr>
-            <w:tcW w:type="dxa" w:w="850"/>
-            <w:vAlign w:val="center"/>
-            <w:tcMar>
-              <w:top w:w="100" w:type="dxa"/>
-              <w:start w:w="120" w:type="dxa"/>
-              <w:bottom w:w="100" w:type="dxa"/>
-              <w:end w:w="120" w:type="dxa"/>
-            </w:tcMar>
-          </w:tcPr>
-          <w:p>
-            <w:pPr>
-              <w:jc w:val="left"/>
-            </w:pPr>
-            <w:r/>
-            <w:r>
-              <w:rPr>
-                <w:b w:val="0"/>
-                <w:sz w:val="17"/>
-              </w:rPr>
-              <w:t>H (3)</w:t>
-            </w:r>
-          </w:p>
-        </w:tc>
-        <w:tc>
-          <w:tcPr>
-            <w:tcW w:type="dxa" w:w="850"/>
-            <w:vAlign w:val="center"/>
-            <w:tcMar>
-              <w:top w:w="100" w:type="dxa"/>
-              <w:start w:w="120" w:type="dxa"/>
-              <w:bottom w:w="100" w:type="dxa"/>
-              <w:end w:w="120" w:type="dxa"/>
-            </w:tcMar>
-          </w:tcPr>
-          <w:p>
-            <w:pPr>
-              <w:jc w:val="left"/>
-            </w:pPr>
-            <w:r/>
-            <w:r>
-              <w:rPr>
-                <w:b w:val="0"/>
-                <w:sz w:val="17"/>
-              </w:rPr>
-              <w:t>9 High</w:t>
-            </w:r>
-          </w:p>
-        </w:tc>
-        <w:tc>
-          <w:tcPr>
-            <w:tcW w:type="dxa" w:w="2551"/>
-            <w:vAlign w:val="center"/>
-            <w:tcMar>
-              <w:top w:w="100" w:type="dxa"/>
-              <w:start w:w="120" w:type="dxa"/>
-              <w:bottom w:w="100" w:type="dxa"/>
-              <w:end w:w="120" w:type="dxa"/>
-            </w:tcMar>
-          </w:tcPr>
-          <w:p>
-            <w:pPr>
-              <w:jc w:val="left"/>
-            </w:pPr>
-            <w:r/>
-            <w:r>
-              <w:rPr>
-                <w:b w:val="0"/>
-                <w:sz w:val="17"/>
-              </w:rPr>
-              <w:t>Server-side authorization check using the authenticated principal and resource owner.</w:t>
+              <w:t>The upload path validation prevents directory traversal.</w:t>
             </w:r>
           </w:p>
         </w:tc>
@@ -2414,183 +831,31 @@
       <w:tr>
         <w:tc>
           <w:tcPr>
-            <w:tcW w:type="dxa" w:w="624"/>
-            <w:vAlign w:val="center"/>
-            <w:tcMar>
-              <w:top w:w="100" w:type="dxa"/>
-              <w:start w:w="120" w:type="dxa"/>
-              <w:bottom w:w="100" w:type="dxa"/>
-              <w:end w:w="120" w:type="dxa"/>
-            </w:tcMar>
-            <w:shd w:fill="F3F6F9"/>
+            <w:tcW w:type="dxa" w:w="3408"/>
           </w:tcPr>
           <w:p>
-            <w:pPr>
-              <w:jc w:val="left"/>
-            </w:pPr>
-            <w:r/>
             <w:r>
-              <w:rPr>
-                <w:b w:val="0"/>
-                <w:sz w:val="17"/>
-              </w:rPr>
-              <w:t>T4</w:t>
+              <w:t>Case 4 - JWT/JWKS validation</w:t>
             </w:r>
           </w:p>
         </w:tc>
         <w:tc>
           <w:tcPr>
-            <w:tcW w:type="dxa" w:w="1247"/>
-            <w:vAlign w:val="center"/>
-            <w:tcMar>
-              <w:top w:w="100" w:type="dxa"/>
-              <w:start w:w="120" w:type="dxa"/>
-              <w:bottom w:w="100" w:type="dxa"/>
-              <w:end w:w="120" w:type="dxa"/>
-            </w:tcMar>
-            <w:shd w:fill="F3F6F9"/>
+            <w:tcW w:type="dxa" w:w="3408"/>
           </w:tcPr>
           <w:p>
-            <w:pPr>
-              <w:jc w:val="left"/>
-            </w:pPr>
-            <w:r/>
             <w:r>
-              <w:rPr>
-                <w:b w:val="0"/>
-                <w:sz w:val="17"/>
-              </w:rPr>
-              <w:t>Information disclosure</w:t>
+              <w:t>Pass</w:t>
             </w:r>
           </w:p>
         </w:tc>
         <w:tc>
           <w:tcPr>
-            <w:tcW w:type="dxa" w:w="3231"/>
-            <w:vAlign w:val="center"/>
-            <w:tcMar>
-              <w:top w:w="100" w:type="dxa"/>
-              <w:start w:w="120" w:type="dxa"/>
-              <w:bottom w:w="100" w:type="dxa"/>
-              <w:end w:w="120" w:type="dxa"/>
-            </w:tcMar>
-            <w:shd w:fill="F3F6F9"/>
+            <w:tcW w:type="dxa" w:w="3408"/>
           </w:tcPr>
           <w:p>
-            <w:pPr>
-              <w:jc w:val="left"/>
-            </w:pPr>
-            <w:r/>
             <w:r>
-              <w:rPr>
-                <w:b w:val="0"/>
-                <w:sz w:val="17"/>
-              </w:rPr>
-              <w:t>Verbose exceptions or unsafe output reveal internal data or execute untrusted browser content.</w:t>
-            </w:r>
-          </w:p>
-        </w:tc>
-        <w:tc>
-          <w:tcPr>
-            <w:tcW w:type="dxa" w:w="964"/>
-            <w:vAlign w:val="center"/>
-            <w:tcMar>
-              <w:top w:w="100" w:type="dxa"/>
-              <w:start w:w="120" w:type="dxa"/>
-              <w:bottom w:w="100" w:type="dxa"/>
-              <w:end w:w="120" w:type="dxa"/>
-            </w:tcMar>
-            <w:shd w:fill="F3F6F9"/>
-          </w:tcPr>
-          <w:p>
-            <w:pPr>
-              <w:jc w:val="left"/>
-            </w:pPr>
-            <w:r/>
-            <w:r>
-              <w:rPr>
-                <w:b w:val="0"/>
-                <w:sz w:val="17"/>
-              </w:rPr>
-              <w:t>M (2)</w:t>
-            </w:r>
-          </w:p>
-        </w:tc>
-        <w:tc>
-          <w:tcPr>
-            <w:tcW w:type="dxa" w:w="850"/>
-            <w:vAlign w:val="center"/>
-            <w:tcMar>
-              <w:top w:w="100" w:type="dxa"/>
-              <w:start w:w="120" w:type="dxa"/>
-              <w:bottom w:w="100" w:type="dxa"/>
-              <w:end w:w="120" w:type="dxa"/>
-            </w:tcMar>
-            <w:shd w:fill="F3F6F9"/>
-          </w:tcPr>
-          <w:p>
-            <w:pPr>
-              <w:jc w:val="left"/>
-            </w:pPr>
-            <w:r/>
-            <w:r>
-              <w:rPr>
-                <w:b w:val="0"/>
-                <w:sz w:val="17"/>
-              </w:rPr>
-              <w:t>H (3)</w:t>
-            </w:r>
-          </w:p>
-        </w:tc>
-        <w:tc>
-          <w:tcPr>
-            <w:tcW w:type="dxa" w:w="850"/>
-            <w:vAlign w:val="center"/>
-            <w:tcMar>
-              <w:top w:w="100" w:type="dxa"/>
-              <w:start w:w="120" w:type="dxa"/>
-              <w:bottom w:w="100" w:type="dxa"/>
-              <w:end w:w="120" w:type="dxa"/>
-            </w:tcMar>
-            <w:shd w:fill="F3F6F9"/>
-          </w:tcPr>
-          <w:p>
-            <w:pPr>
-              <w:jc w:val="left"/>
-            </w:pPr>
-            <w:r/>
-            <w:r>
-              <w:rPr>
-                <w:b w:val="0"/>
-                <w:sz w:val="17"/>
-              </w:rPr>
-              <w:t>6 High</w:t>
-            </w:r>
-          </w:p>
-        </w:tc>
-        <w:tc>
-          <w:tcPr>
-            <w:tcW w:type="dxa" w:w="2551"/>
-            <w:vAlign w:val="center"/>
-            <w:tcMar>
-              <w:top w:w="100" w:type="dxa"/>
-              <w:start w:w="120" w:type="dxa"/>
-              <w:bottom w:w="100" w:type="dxa"/>
-              <w:end w:w="120" w:type="dxa"/>
-            </w:tcMar>
-            <w:shd w:fill="F3F6F9"/>
-          </w:tcPr>
-          <w:p>
-            <w:pPr>
-              <w:jc w:val="left"/>
-            </w:pPr>
-            <w:r/>
-            <w:r>
-              <w:rPr>
-                <w:b w:val="0"/>
-                <w:sz w:val="17"/>
-              </w:rPr>
-              <w:t>Contextual output encoding, safe error responses and removal of stack traces from user output.</w:t>
+              <w:t>The JWKS resolver validates key ids and rejects unmatched keys.</w:t>
             </w:r>
           </w:p>
         </w:tc>
@@ -2598,176 +863,63 @@
       <w:tr>
         <w:tc>
           <w:tcPr>
-            <w:tcW w:type="dxa" w:w="624"/>
-            <w:vAlign w:val="center"/>
-            <w:tcMar>
-              <w:top w:w="100" w:type="dxa"/>
-              <w:start w:w="120" w:type="dxa"/>
-              <w:bottom w:w="100" w:type="dxa"/>
-              <w:end w:w="120" w:type="dxa"/>
-            </w:tcMar>
+            <w:tcW w:type="dxa" w:w="3408"/>
           </w:tcPr>
           <w:p>
-            <w:pPr>
-              <w:jc w:val="left"/>
-            </w:pPr>
-            <w:r/>
             <w:r>
-              <w:rPr>
-                <w:b w:val="0"/>
-                <w:sz w:val="17"/>
-              </w:rPr>
-              <w:t>T5</w:t>
+              <w:t>DevSecOps pipeline</w:t>
             </w:r>
           </w:p>
         </w:tc>
         <w:tc>
           <w:tcPr>
-            <w:tcW w:type="dxa" w:w="1247"/>
-            <w:vAlign w:val="center"/>
-            <w:tcMar>
-              <w:top w:w="100" w:type="dxa"/>
-              <w:start w:w="120" w:type="dxa"/>
-              <w:bottom w:w="100" w:type="dxa"/>
-              <w:end w:w="120" w:type="dxa"/>
-            </w:tcMar>
+            <w:tcW w:type="dxa" w:w="3408"/>
           </w:tcPr>
           <w:p>
-            <w:pPr>
-              <w:jc w:val="left"/>
-            </w:pPr>
-            <w:r/>
             <w:r>
-              <w:rPr>
-                <w:b w:val="0"/>
-                <w:sz w:val="17"/>
-              </w:rPr>
-              <w:t>Denial of service</w:t>
+              <w:t>Pass</w:t>
             </w:r>
           </w:p>
         </w:tc>
         <w:tc>
           <w:tcPr>
-            <w:tcW w:type="dxa" w:w="3231"/>
-            <w:vAlign w:val="center"/>
-            <w:tcMar>
-              <w:top w:w="100" w:type="dxa"/>
-              <w:start w:w="120" w:type="dxa"/>
-              <w:bottom w:w="100" w:type="dxa"/>
-              <w:end w:w="120" w:type="dxa"/>
-            </w:tcMar>
+            <w:tcW w:type="dxa" w:w="3408"/>
           </w:tcPr>
           <w:p>
-            <w:pPr>
-              <w:jc w:val="left"/>
-            </w:pPr>
-            <w:r/>
             <w:r>
-              <w:rPr>
-                <w:b w:val="0"/>
-                <w:sz w:val="17"/>
-              </w:rPr>
-              <w:t>Unbounded or malformed requests consume memory, CPU, threads or storage.</w:t>
+              <w:t>The workflow implements the expected security stages.</w:t>
+            </w:r>
+          </w:p>
+        </w:tc>
+      </w:tr>
+      <w:tr>
+        <w:tc>
+          <w:tcPr>
+            <w:tcW w:type="dxa" w:w="3408"/>
+          </w:tcPr>
+          <w:p>
+            <w:r>
+              <w:t>Overall assignment status</w:t>
             </w:r>
           </w:p>
         </w:tc>
         <w:tc>
           <w:tcPr>
-            <w:tcW w:type="dxa" w:w="964"/>
-            <w:vAlign w:val="center"/>
-            <w:tcMar>
-              <w:top w:w="100" w:type="dxa"/>
-              <w:start w:w="120" w:type="dxa"/>
-              <w:bottom w:w="100" w:type="dxa"/>
-              <w:end w:w="120" w:type="dxa"/>
-            </w:tcMar>
+            <w:tcW w:type="dxa" w:w="3408"/>
           </w:tcPr>
           <w:p>
-            <w:pPr>
-              <w:jc w:val="left"/>
-            </w:pPr>
-            <w:r/>
             <w:r>
-              <w:rPr>
-                <w:b w:val="0"/>
-                <w:sz w:val="17"/>
-              </w:rPr>
-              <w:t>M (2)</w:t>
+              <w:t>Partial / not yet final</w:t>
             </w:r>
           </w:p>
         </w:tc>
         <w:tc>
           <w:tcPr>
-            <w:tcW w:type="dxa" w:w="850"/>
-            <w:vAlign w:val="center"/>
-            <w:tcMar>
-              <w:top w:w="100" w:type="dxa"/>
-              <w:start w:w="120" w:type="dxa"/>
-              <w:bottom w:w="100" w:type="dxa"/>
-              <w:end w:w="120" w:type="dxa"/>
-            </w:tcMar>
+            <w:tcW w:type="dxa" w:w="3408"/>
           </w:tcPr>
           <w:p>
-            <w:pPr>
-              <w:jc w:val="left"/>
-            </w:pPr>
-            <w:r/>
             <w:r>
-              <w:rPr>
-                <w:b w:val="0"/>
-                <w:sz w:val="17"/>
-              </w:rPr>
-              <w:t>M (2)</w:t>
-            </w:r>
-          </w:p>
-        </w:tc>
-        <w:tc>
-          <w:tcPr>
-            <w:tcW w:type="dxa" w:w="850"/>
-            <w:vAlign w:val="center"/>
-            <w:tcMar>
-              <w:top w:w="100" w:type="dxa"/>
-              <w:start w:w="120" w:type="dxa"/>
-              <w:bottom w:w="100" w:type="dxa"/>
-              <w:end w:w="120" w:type="dxa"/>
-            </w:tcMar>
-          </w:tcPr>
-          <w:p>
-            <w:pPr>
-              <w:jc w:val="left"/>
-            </w:pPr>
-            <w:r/>
-            <w:r>
-              <w:rPr>
-                <w:b w:val="0"/>
-                <w:sz w:val="17"/>
-              </w:rPr>
-              <w:t>4 Medium</w:t>
-            </w:r>
-          </w:p>
-        </w:tc>
-        <w:tc>
-          <w:tcPr>
-            <w:tcW w:type="dxa" w:w="2551"/>
-            <w:vAlign w:val="center"/>
-            <w:tcMar>
-              <w:top w:w="100" w:type="dxa"/>
-              <w:start w:w="120" w:type="dxa"/>
-              <w:bottom w:w="100" w:type="dxa"/>
-              <w:end w:w="120" w:type="dxa"/>
-            </w:tcMar>
-          </w:tcPr>
-          <w:p>
-            <w:pPr>
-              <w:jc w:val="left"/>
-            </w:pPr>
-            <w:r/>
-            <w:r>
-              <w:rPr>
-                <w:b w:val="0"/>
-                <w:sz w:val="17"/>
-              </w:rPr>
-              <w:t>Request-size limits, validation, timeouts and container resource constraints.</w:t>
+              <w:t>The repository is not fully compliant until cases 1 and 2 are fixed and the final evidence package is exported as PDF.</w:t>
             </w:r>
           </w:p>
         </w:tc>
@@ -2775,4001 +927,65 @@
     </w:tbl>
     <w:p>
       <w:pPr>
-        <w:spacing w:after="20"/>
-      </w:pPr>
-    </w:p>
-    <w:p>
-      <w:r>
-        <w:t>T2 and T3 receive the highest scores because the application intentionally processes hostile lesson input and object identifiers. If deployed beyond localhost, exploitability and impact would increase further. T1 and T4 are also high-priority because successful impersonation or disclosure undermines the confidentiality and integrity expected from user-specific lesson data. T5 is medium because local exposure reduces the number of likely attackers, but malformed workloads can still interrupt demonstrations and pipeline testing.</w:t>
-      </w:r>
-    </w:p>
-    <w:p>
-      <w:pPr>
-        <w:pStyle w:val="Placeholder"/>
-      </w:pPr>
-      <w:r>
-        <w:rPr>
-          <w:b/>
-        </w:rPr>
-        <w:t>Validate every control against your actual code. Add class names, methods, workflow job names and commit hashes in the final threat-to-control table.</w:t>
-      </w:r>
-    </w:p>
-    <w:p>
-      <w:pPr>
         <w:pStyle w:val="Heading1"/>
       </w:pPr>
       <w:r>
-        <w:t>4. Vulnerability Assessment and Secure Coding Evidence</w:t>
-      </w:r>
-    </w:p>
-    <w:p>
-      <w:pPr>
-        <w:pStyle w:val="Heading2"/>
-      </w:pPr>
-      <w:r>
-        <w:t>4.1 Evidence Method</w:t>
+        <w:t>10. References</w:t>
       </w:r>
     </w:p>
     <w:p>
       <w:r>
-        <w:t>Each case follows the same reproducible process. First, the group checks out the baseline tag and starts the application in an isolated local container. Second, the vulnerable path is exercised with a controlled test account and the result is captured. Third, the relevant Java code is identified and a focused fix is implemented. Fourth, an automated regression test is added. Finally, the exact same input and request sequence is executed against the remediated build. SAST is run against both states, and raw reports are retained as pipeline artifacts. Screenshots are labelled with the branch, commit and expected outcome.</w:t>
-      </w:r>
-    </w:p>
-    <w:p>
-      <w:pPr>
-        <w:pStyle w:val="Heading2"/>
-      </w:pPr>
-      <w:r>
-        <w:t>4.2 Case 1: Path Traversal in WebWolf File Upload</w:t>
+        <w:t>IMPLEMENTATION.md</w:t>
       </w:r>
     </w:p>
     <w:p>
       <w:r>
-        <w:t>A lesson endpoint constructs a query using untrusted input. The baseline demonstration shows that crafted input changes query semantics and returns data outside the intended selection. The remediation replaces string concatenation with a parameterized query or repository method whose values are bound separately from the SQL statement. Input validation is retained as defence in depth, but it is not used as a substitute for parameterization. The regression test submits the exact original input and asserts that no unauthorized records are returned.</w:t>
-      </w:r>
-    </w:p>
-    <w:p>
-      <w:pPr>
-        <w:pStyle w:val="Placeholder"/>
-      </w:pPr>
-      <w:r>
-        <w:t>CWE-22. Source: src/main/java/org/owasp/webgoat/webwolf/FileServer.java, importFile method, lines 82-105. Regression test: src/test/java/org/owasp/webgoat/webwolf/FileServerTest.java, shouldRejectUploadWithPathTraversal, lines 87-99. Fix commit: 0e7bc638cfffa77e14c07a8f1a3b8279bb2dcee6.</w:t>
-      </w:r>
-    </w:p>
-    <w:p>
-      <w:pPr>
-        <w:pStyle w:val="Heading2"/>
-      </w:pPr>
-      <w:r>
-        <w:t>4.3 Case 2: XML External Entity Injection</w:t>
+        <w:t>docs/report-update-checklist.md</w:t>
       </w:r>
     </w:p>
     <w:p>
       <w:r>
-        <w:t>The baseline XML parser accepted document type declarations and external entities. The fix disables DOCTYPE declarations, external entities, XInclude and entity expansion. Regression test: src/test/java/org/owasp/webgoat/lessons/clientsidefiltering/SalariesTest.java, rejectsExternalEntityDeclarations, lines 20-39. Source: Salaries.invoke, lines 64-101. Fix commit: 0e7bc638cfffa77e14c07a8f1a3b8279bb2dcee6.</w:t>
-      </w:r>
-    </w:p>
-    <w:p>
-      <w:pPr>
-        <w:pStyle w:val="Placeholder"/>
-      </w:pPr>
-      <w:r>
-        <w:t>CWE-22. Source: src/main/java/org/owasp/webgoat/webwolf/FileServer.java, importFile method, lines 82-105. Regression test: src/test/java/org/owasp/webgoat/webwolf/FileServerTest.java, shouldRejectUploadWithPathTraversal, lines 87-99. Fix commit: 0e7bc638cfffa77e14c07a8f1a3b8279bb2dcee6.</w:t>
-      </w:r>
-    </w:p>
-    <w:p>
-      <w:pPr>
-        <w:pStyle w:val="Heading2"/>
-      </w:pPr>
-      <w:r>
-        <w:t>4.4 Case 3: SQL Injection in Dynamic Schema Creation</w:t>
+        <w:t>docs/evidence-template.md</w:t>
       </w:r>
     </w:p>
     <w:p>
       <w:r>
-        <w:t>The baseline user-registration path concatenated a username into a quoted HSQL schema identifier. The fix escapes embedded double quotes and rejects null-character input. Regression test: src/test/java/org/owasp/webgoat/container/users/UserServiceTest.java, quoteIdentifierEscapesQuotesInsteadOfAllowingSqlInjection, lines 46-51. Source: UserService.createLessonsForUser and quoteIdentifier, lines 77-90. Fix commit: 0e7bc638cfffa77e14c07a8f1a3b8279bb2dcee6.</w:t>
-      </w:r>
-    </w:p>
-    <w:p>
-      <w:pPr>
-        <w:pStyle w:val="Placeholder"/>
-      </w:pPr>
-      <w:r>
-        <w:t>CWE-22. Source: src/main/java/org/owasp/webgoat/webwolf/FileServer.java, importFile method, lines 82-105. Regression test: src/test/java/org/owasp/webgoat/webwolf/FileServerTest.java, shouldRejectUploadWithPathTraversal, lines 87-99. Fix commit: 0e7bc638cfffa77e14c07a8f1a3b8279bb2dcee6.</w:t>
-      </w:r>
-    </w:p>
-    <w:p>
-      <w:pPr>
-        <w:pStyle w:val="Heading2"/>
-      </w:pPr>
-      <w:r>
-        <w:t>4.5 Case 4: JWT JWKS Key Confusion</w:t>
+        <w:t>OWASP WebGoat project repository</w:t>
       </w:r>
     </w:p>
     <w:p>
       <w:r>
-        <w:t>The baseline JWT validation accepted the first JWKS key when the token omitted a key identifier. The fix requires a matching kid header and rejects missing or unknown key IDs. Regression test: src/test/java/org/owasp/webgoat/webwolf/jwt/JWTTokenTest.java, decodeTokenFailsWhenJwksKeyIdIsMissing, lines 131-150. Source: JWTToken.validateWithJwks, lines 164-183. Fix commit: 0e7bc638cfffa77e14c07a8f1a3b8279bb2dcee6.</w:t>
-      </w:r>
-    </w:p>
-    <w:p>
-      <w:pPr>
-        <w:pStyle w:val="Placeholder"/>
-      </w:pPr>
-      <w:r>
-        <w:t>CWE-22. Source: src/main/java/org/owasp/webgoat/webwolf/FileServer.java, importFile method, lines 82-105. Regression test: src/test/java/org/owasp/webgoat/webwolf/FileServerTest.java, shouldRejectUploadWithPathTraversal, lines 87-99. Fix commit: 0e7bc638cfffa77e14c07a8f1a3b8279bb2dcee6.</w:t>
-      </w:r>
-    </w:p>
-    <w:p>
-      <w:pPr>
-        <w:pStyle w:val="Heading2"/>
-      </w:pPr>
-      <w:r>
-        <w:t>4.6 Before-and-After Results</w:t>
-      </w:r>
-    </w:p>
-    <w:tbl>
-      <w:tblPr>
-        <w:tblStyle w:val="TableGrid"/>
-        <w:tblW w:type="auto" w:w="0"/>
-        <w:jc w:val="center"/>
-        <w:tblLook w:firstColumn="1" w:firstRow="1" w:lastColumn="0" w:lastRow="0" w:noHBand="0" w:noVBand="1" w:val="04A0"/>
-      </w:tblPr>
-      <w:tblGrid>
-        <w:gridCol w:w="1605"/>
-        <w:gridCol w:w="1605"/>
-        <w:gridCol w:w="1605"/>
-        <w:gridCol w:w="1605"/>
-        <w:gridCol w:w="1605"/>
-        <w:gridCol w:w="1605"/>
-      </w:tblGrid>
-      <w:tr>
-        <w:trPr>
-          <w:tblHeader w:val="true"/>
-        </w:trPr>
-        <w:tc>
-          <w:tcPr>
-            <w:tcW w:type="dxa" w:w="1605"/>
-            <w:vAlign w:val="center"/>
-            <w:tcMar>
-              <w:top w:w="100" w:type="dxa"/>
-              <w:start w:w="120" w:type="dxa"/>
-              <w:bottom w:w="100" w:type="dxa"/>
-              <w:end w:w="120" w:type="dxa"/>
-            </w:tcMar>
-            <w:shd w:fill="1F4E78"/>
-          </w:tcPr>
-          <w:p>
-            <w:pPr>
-              <w:jc w:val="center"/>
-            </w:pPr>
-            <w:r/>
-            <w:r>
-              <w:rPr>
-                <w:b/>
-                <w:color w:val="FFFFFF"/>
-                <w:sz w:val="18"/>
-              </w:rPr>
-              <w:t>Case</w:t>
-            </w:r>
-          </w:p>
-        </w:tc>
-        <w:tc>
-          <w:tcPr>
-            <w:tcW w:type="dxa" w:w="1605"/>
-            <w:vAlign w:val="center"/>
-            <w:tcMar>
-              <w:top w:w="100" w:type="dxa"/>
-              <w:start w:w="120" w:type="dxa"/>
-              <w:bottom w:w="100" w:type="dxa"/>
-              <w:end w:w="120" w:type="dxa"/>
-            </w:tcMar>
-            <w:shd w:fill="1F4E78"/>
-          </w:tcPr>
-          <w:p>
-            <w:pPr>
-              <w:jc w:val="center"/>
-            </w:pPr>
-            <w:r/>
-            <w:r>
-              <w:rPr>
-                <w:b/>
-                <w:color w:val="FFFFFF"/>
-                <w:sz w:val="18"/>
-              </w:rPr>
-              <w:t>Baseline result</w:t>
-            </w:r>
-          </w:p>
-        </w:tc>
-        <w:tc>
-          <w:tcPr>
-            <w:tcW w:type="dxa" w:w="1605"/>
-            <w:vAlign w:val="center"/>
-            <w:tcMar>
-              <w:top w:w="100" w:type="dxa"/>
-              <w:start w:w="120" w:type="dxa"/>
-              <w:bottom w:w="100" w:type="dxa"/>
-              <w:end w:w="120" w:type="dxa"/>
-            </w:tcMar>
-            <w:shd w:fill="1F4E78"/>
-          </w:tcPr>
-          <w:p>
-            <w:pPr>
-              <w:jc w:val="center"/>
-            </w:pPr>
-            <w:r/>
-            <w:r>
-              <w:rPr>
-                <w:b/>
-                <w:color w:val="FFFFFF"/>
-                <w:sz w:val="18"/>
-              </w:rPr>
-              <w:t>Fixed result</w:t>
-            </w:r>
-          </w:p>
-        </w:tc>
-        <w:tc>
-          <w:tcPr>
-            <w:tcW w:type="dxa" w:w="1605"/>
-            <w:vAlign w:val="center"/>
-            <w:tcMar>
-              <w:top w:w="100" w:type="dxa"/>
-              <w:start w:w="120" w:type="dxa"/>
-              <w:bottom w:w="100" w:type="dxa"/>
-              <w:end w:w="120" w:type="dxa"/>
-            </w:tcMar>
-            <w:shd w:fill="1F4E78"/>
-          </w:tcPr>
-          <w:p>
-            <w:pPr>
-              <w:jc w:val="center"/>
-            </w:pPr>
-            <w:r/>
-            <w:r>
-              <w:rPr>
-                <w:b/>
-                <w:color w:val="FFFFFF"/>
-                <w:sz w:val="18"/>
-              </w:rPr>
-              <w:t>Automated test</w:t>
-            </w:r>
-          </w:p>
-        </w:tc>
-        <w:tc>
-          <w:tcPr>
-            <w:tcW w:type="dxa" w:w="1605"/>
-            <w:vAlign w:val="center"/>
-            <w:tcMar>
-              <w:top w:w="100" w:type="dxa"/>
-              <w:start w:w="120" w:type="dxa"/>
-              <w:bottom w:w="100" w:type="dxa"/>
-              <w:end w:w="120" w:type="dxa"/>
-            </w:tcMar>
-            <w:shd w:fill="1F4E78"/>
-          </w:tcPr>
-          <w:p>
-            <w:pPr>
-              <w:jc w:val="center"/>
-            </w:pPr>
-            <w:r/>
-            <w:r>
-              <w:rPr>
-                <w:b/>
-                <w:color w:val="FFFFFF"/>
-                <w:sz w:val="18"/>
-              </w:rPr>
-              <w:t>SAST before</w:t>
-            </w:r>
-          </w:p>
-        </w:tc>
-        <w:tc>
-          <w:tcPr>
-            <w:tcW w:type="dxa" w:w="1605"/>
-            <w:vAlign w:val="center"/>
-            <w:tcMar>
-              <w:top w:w="100" w:type="dxa"/>
-              <w:start w:w="120" w:type="dxa"/>
-              <w:bottom w:w="100" w:type="dxa"/>
-              <w:end w:w="120" w:type="dxa"/>
-            </w:tcMar>
-            <w:shd w:fill="1F4E78"/>
-          </w:tcPr>
-          <w:p>
-            <w:pPr>
-              <w:jc w:val="center"/>
-            </w:pPr>
-            <w:r/>
-            <w:r>
-              <w:rPr>
-                <w:b/>
-                <w:color w:val="FFFFFF"/>
-                <w:sz w:val="18"/>
-              </w:rPr>
-              <w:t>SAST after</w:t>
-            </w:r>
-          </w:p>
-        </w:tc>
-      </w:tr>
-      <w:tr>
-        <w:tc>
-          <w:tcPr>
-            <w:tcW w:type="dxa" w:w="1587"/>
-            <w:vAlign w:val="center"/>
-            <w:tcMar>
-              <w:top w:w="100" w:type="dxa"/>
-              <w:start w:w="120" w:type="dxa"/>
-              <w:bottom w:w="100" w:type="dxa"/>
-              <w:end w:w="120" w:type="dxa"/>
-            </w:tcMar>
-          </w:tcPr>
-          <w:p>
-            <w:pPr>
-              <w:jc w:val="left"/>
-            </w:pPr>
-            <w:r/>
-            <w:r>
-              <w:rPr>
-                <w:b w:val="0"/>
-                <w:sz w:val="17"/>
-              </w:rPr>
-              <w:t>SQL injection</w:t>
-            </w:r>
-          </w:p>
-        </w:tc>
-        <w:tc>
-          <w:tcPr>
-            <w:tcW w:type="dxa" w:w="1417"/>
-            <w:vAlign w:val="center"/>
-            <w:tcMar>
-              <w:top w:w="100" w:type="dxa"/>
-              <w:start w:w="120" w:type="dxa"/>
-              <w:bottom w:w="100" w:type="dxa"/>
-              <w:end w:w="120" w:type="dxa"/>
-            </w:tcMar>
-          </w:tcPr>
-          <w:p>
-            <w:pPr>
-              <w:jc w:val="left"/>
-            </w:pPr>
-            <w:r/>
-            <w:r>
-              <w:rPr>
-                <w:b w:val="0"/>
-                <w:sz w:val="17"/>
-              </w:rPr>
-              <w:t>[VERIFY]</w:t>
-            </w:r>
-          </w:p>
-        </w:tc>
-        <w:tc>
-          <w:tcPr>
-            <w:tcW w:type="dxa" w:w="1417"/>
-            <w:vAlign w:val="center"/>
-            <w:tcMar>
-              <w:top w:w="100" w:type="dxa"/>
-              <w:start w:w="120" w:type="dxa"/>
-              <w:bottom w:w="100" w:type="dxa"/>
-              <w:end w:w="120" w:type="dxa"/>
-            </w:tcMar>
-          </w:tcPr>
-          <w:p>
-            <w:pPr>
-              <w:jc w:val="left"/>
-            </w:pPr>
-            <w:r/>
-            <w:r>
-              <w:rPr>
-                <w:b w:val="0"/>
-                <w:sz w:val="17"/>
-              </w:rPr>
-              <w:t>[VERIFY]</w:t>
-            </w:r>
-          </w:p>
-        </w:tc>
-        <w:tc>
-          <w:tcPr>
-            <w:tcW w:type="dxa" w:w="2041"/>
-            <w:vAlign w:val="center"/>
-            <w:tcMar>
-              <w:top w:w="100" w:type="dxa"/>
-              <w:start w:w="120" w:type="dxa"/>
-              <w:bottom w:w="100" w:type="dxa"/>
-              <w:end w:w="120" w:type="dxa"/>
-            </w:tcMar>
-          </w:tcPr>
-          <w:p>
-            <w:pPr>
-              <w:jc w:val="left"/>
-            </w:pPr>
-            <w:r/>
-            <w:r>
-              <w:rPr>
-                <w:b w:val="0"/>
-                <w:sz w:val="17"/>
-              </w:rPr>
-              <w:t>[TEST NAME]</w:t>
-            </w:r>
-          </w:p>
-        </w:tc>
-        <w:tc>
-          <w:tcPr>
-            <w:tcW w:type="dxa" w:w="1304"/>
-            <w:vAlign w:val="center"/>
-            <w:tcMar>
-              <w:top w:w="100" w:type="dxa"/>
-              <w:start w:w="120" w:type="dxa"/>
-              <w:bottom w:w="100" w:type="dxa"/>
-              <w:end w:w="120" w:type="dxa"/>
-            </w:tcMar>
-          </w:tcPr>
-          <w:p>
-            <w:pPr>
-              <w:jc w:val="left"/>
-            </w:pPr>
-            <w:r/>
-            <w:r>
-              <w:rPr>
-                <w:b w:val="0"/>
-                <w:sz w:val="17"/>
-              </w:rPr>
-              <w:t>[COUNT/ID]</w:t>
-            </w:r>
-          </w:p>
-        </w:tc>
-        <w:tc>
-          <w:tcPr>
-            <w:tcW w:type="dxa" w:w="1304"/>
-            <w:vAlign w:val="center"/>
-            <w:tcMar>
-              <w:top w:w="100" w:type="dxa"/>
-              <w:start w:w="120" w:type="dxa"/>
-              <w:bottom w:w="100" w:type="dxa"/>
-              <w:end w:w="120" w:type="dxa"/>
-            </w:tcMar>
-          </w:tcPr>
-          <w:p>
-            <w:pPr>
-              <w:jc w:val="left"/>
-            </w:pPr>
-            <w:r/>
-            <w:r>
-              <w:rPr>
-                <w:b w:val="0"/>
-                <w:sz w:val="17"/>
-              </w:rPr>
-              <w:t>[COUNT/ID]</w:t>
-            </w:r>
-          </w:p>
-        </w:tc>
-      </w:tr>
-      <w:tr>
-        <w:tc>
-          <w:tcPr>
-            <w:tcW w:type="dxa" w:w="1587"/>
-            <w:vAlign w:val="center"/>
-            <w:tcMar>
-              <w:top w:w="100" w:type="dxa"/>
-              <w:start w:w="120" w:type="dxa"/>
-              <w:bottom w:w="100" w:type="dxa"/>
-              <w:end w:w="120" w:type="dxa"/>
-            </w:tcMar>
-            <w:shd w:fill="F3F6F9"/>
-          </w:tcPr>
-          <w:p>
-            <w:pPr>
-              <w:jc w:val="left"/>
-            </w:pPr>
-            <w:r/>
-            <w:r>
-              <w:rPr>
-                <w:b w:val="0"/>
-                <w:sz w:val="17"/>
-              </w:rPr>
-              <w:t>Authorization</w:t>
-            </w:r>
-          </w:p>
-        </w:tc>
-        <w:tc>
-          <w:tcPr>
-            <w:tcW w:type="dxa" w:w="1417"/>
-            <w:vAlign w:val="center"/>
-            <w:tcMar>
-              <w:top w:w="100" w:type="dxa"/>
-              <w:start w:w="120" w:type="dxa"/>
-              <w:bottom w:w="100" w:type="dxa"/>
-              <w:end w:w="120" w:type="dxa"/>
-            </w:tcMar>
-            <w:shd w:fill="F3F6F9"/>
-          </w:tcPr>
-          <w:p>
-            <w:pPr>
-              <w:jc w:val="left"/>
-            </w:pPr>
-            <w:r/>
-            <w:r>
-              <w:rPr>
-                <w:b w:val="0"/>
-                <w:sz w:val="17"/>
-              </w:rPr>
-              <w:t>[VERIFY]</w:t>
-            </w:r>
-          </w:p>
-        </w:tc>
-        <w:tc>
-          <w:tcPr>
-            <w:tcW w:type="dxa" w:w="1417"/>
-            <w:vAlign w:val="center"/>
-            <w:tcMar>
-              <w:top w:w="100" w:type="dxa"/>
-              <w:start w:w="120" w:type="dxa"/>
-              <w:bottom w:w="100" w:type="dxa"/>
-              <w:end w:w="120" w:type="dxa"/>
-            </w:tcMar>
-            <w:shd w:fill="F3F6F9"/>
-          </w:tcPr>
-          <w:p>
-            <w:pPr>
-              <w:jc w:val="left"/>
-            </w:pPr>
-            <w:r/>
-            <w:r>
-              <w:rPr>
-                <w:b w:val="0"/>
-                <w:sz w:val="17"/>
-              </w:rPr>
-              <w:t>[VERIFY]</w:t>
-            </w:r>
-          </w:p>
-        </w:tc>
-        <w:tc>
-          <w:tcPr>
-            <w:tcW w:type="dxa" w:w="2041"/>
-            <w:vAlign w:val="center"/>
-            <w:tcMar>
-              <w:top w:w="100" w:type="dxa"/>
-              <w:start w:w="120" w:type="dxa"/>
-              <w:bottom w:w="100" w:type="dxa"/>
-              <w:end w:w="120" w:type="dxa"/>
-            </w:tcMar>
-            <w:shd w:fill="F3F6F9"/>
-          </w:tcPr>
-          <w:p>
-            <w:pPr>
-              <w:jc w:val="left"/>
-            </w:pPr>
-            <w:r/>
-            <w:r>
-              <w:rPr>
-                <w:b w:val="0"/>
-                <w:sz w:val="17"/>
-              </w:rPr>
-              <w:t>[TEST NAME]</w:t>
-            </w:r>
-          </w:p>
-        </w:tc>
-        <w:tc>
-          <w:tcPr>
-            <w:tcW w:type="dxa" w:w="1304"/>
-            <w:vAlign w:val="center"/>
-            <w:tcMar>
-              <w:top w:w="100" w:type="dxa"/>
-              <w:start w:w="120" w:type="dxa"/>
-              <w:bottom w:w="100" w:type="dxa"/>
-              <w:end w:w="120" w:type="dxa"/>
-            </w:tcMar>
-            <w:shd w:fill="F3F6F9"/>
-          </w:tcPr>
-          <w:p>
-            <w:pPr>
-              <w:jc w:val="left"/>
-            </w:pPr>
-            <w:r/>
-            <w:r>
-              <w:rPr>
-                <w:b w:val="0"/>
-                <w:sz w:val="17"/>
-              </w:rPr>
-              <w:t>[COUNT/ID]</w:t>
-            </w:r>
-          </w:p>
-        </w:tc>
-        <w:tc>
-          <w:tcPr>
-            <w:tcW w:type="dxa" w:w="1304"/>
-            <w:vAlign w:val="center"/>
-            <w:tcMar>
-              <w:top w:w="100" w:type="dxa"/>
-              <w:start w:w="120" w:type="dxa"/>
-              <w:bottom w:w="100" w:type="dxa"/>
-              <w:end w:w="120" w:type="dxa"/>
-            </w:tcMar>
-            <w:shd w:fill="F3F6F9"/>
-          </w:tcPr>
-          <w:p>
-            <w:pPr>
-              <w:jc w:val="left"/>
-            </w:pPr>
-            <w:r/>
-            <w:r>
-              <w:rPr>
-                <w:b w:val="0"/>
-                <w:sz w:val="17"/>
-              </w:rPr>
-              <w:t>[COUNT/ID]</w:t>
-            </w:r>
-          </w:p>
-        </w:tc>
-      </w:tr>
-      <w:tr>
-        <w:tc>
-          <w:tcPr>
-            <w:tcW w:type="dxa" w:w="1587"/>
-            <w:vAlign w:val="center"/>
-            <w:tcMar>
-              <w:top w:w="100" w:type="dxa"/>
-              <w:start w:w="120" w:type="dxa"/>
-              <w:bottom w:w="100" w:type="dxa"/>
-              <w:end w:w="120" w:type="dxa"/>
-            </w:tcMar>
-          </w:tcPr>
-          <w:p>
-            <w:pPr>
-              <w:jc w:val="left"/>
-            </w:pPr>
-            <w:r/>
-            <w:r>
-              <w:rPr>
-                <w:b w:val="0"/>
-                <w:sz w:val="17"/>
-              </w:rPr>
-              <w:t>XSS</w:t>
-            </w:r>
-          </w:p>
-        </w:tc>
-        <w:tc>
-          <w:tcPr>
-            <w:tcW w:type="dxa" w:w="1417"/>
-            <w:vAlign w:val="center"/>
-            <w:tcMar>
-              <w:top w:w="100" w:type="dxa"/>
-              <w:start w:w="120" w:type="dxa"/>
-              <w:bottom w:w="100" w:type="dxa"/>
-              <w:end w:w="120" w:type="dxa"/>
-            </w:tcMar>
-          </w:tcPr>
-          <w:p>
-            <w:pPr>
-              <w:jc w:val="left"/>
-            </w:pPr>
-            <w:r/>
-            <w:r>
-              <w:rPr>
-                <w:b w:val="0"/>
-                <w:sz w:val="17"/>
-              </w:rPr>
-              <w:t>[VERIFY]</w:t>
-            </w:r>
-          </w:p>
-        </w:tc>
-        <w:tc>
-          <w:tcPr>
-            <w:tcW w:type="dxa" w:w="1417"/>
-            <w:vAlign w:val="center"/>
-            <w:tcMar>
-              <w:top w:w="100" w:type="dxa"/>
-              <w:start w:w="120" w:type="dxa"/>
-              <w:bottom w:w="100" w:type="dxa"/>
-              <w:end w:w="120" w:type="dxa"/>
-            </w:tcMar>
-          </w:tcPr>
-          <w:p>
-            <w:pPr>
-              <w:jc w:val="left"/>
-            </w:pPr>
-            <w:r/>
-            <w:r>
-              <w:rPr>
-                <w:b w:val="0"/>
-                <w:sz w:val="17"/>
-              </w:rPr>
-              <w:t>[VERIFY]</w:t>
-            </w:r>
-          </w:p>
-        </w:tc>
-        <w:tc>
-          <w:tcPr>
-            <w:tcW w:type="dxa" w:w="2041"/>
-            <w:vAlign w:val="center"/>
-            <w:tcMar>
-              <w:top w:w="100" w:type="dxa"/>
-              <w:start w:w="120" w:type="dxa"/>
-              <w:bottom w:w="100" w:type="dxa"/>
-              <w:end w:w="120" w:type="dxa"/>
-            </w:tcMar>
-          </w:tcPr>
-          <w:p>
-            <w:pPr>
-              <w:jc w:val="left"/>
-            </w:pPr>
-            <w:r/>
-            <w:r>
-              <w:rPr>
-                <w:b w:val="0"/>
-                <w:sz w:val="17"/>
-              </w:rPr>
-              <w:t>[TEST NAME]</w:t>
-            </w:r>
-          </w:p>
-        </w:tc>
-        <w:tc>
-          <w:tcPr>
-            <w:tcW w:type="dxa" w:w="1304"/>
-            <w:vAlign w:val="center"/>
-            <w:tcMar>
-              <w:top w:w="100" w:type="dxa"/>
-              <w:start w:w="120" w:type="dxa"/>
-              <w:bottom w:w="100" w:type="dxa"/>
-              <w:end w:w="120" w:type="dxa"/>
-            </w:tcMar>
-          </w:tcPr>
-          <w:p>
-            <w:pPr>
-              <w:jc w:val="left"/>
-            </w:pPr>
-            <w:r/>
-            <w:r>
-              <w:rPr>
-                <w:b w:val="0"/>
-                <w:sz w:val="17"/>
-              </w:rPr>
-              <w:t>[COUNT/ID]</w:t>
-            </w:r>
-          </w:p>
-        </w:tc>
-        <w:tc>
-          <w:tcPr>
-            <w:tcW w:type="dxa" w:w="1304"/>
-            <w:vAlign w:val="center"/>
-            <w:tcMar>
-              <w:top w:w="100" w:type="dxa"/>
-              <w:start w:w="120" w:type="dxa"/>
-              <w:bottom w:w="100" w:type="dxa"/>
-              <w:end w:w="120" w:type="dxa"/>
-            </w:tcMar>
-          </w:tcPr>
-          <w:p>
-            <w:pPr>
-              <w:jc w:val="left"/>
-            </w:pPr>
-            <w:r/>
-            <w:r>
-              <w:rPr>
-                <w:b w:val="0"/>
-                <w:sz w:val="17"/>
-              </w:rPr>
-              <w:t>[COUNT/ID]</w:t>
-            </w:r>
-          </w:p>
-        </w:tc>
-      </w:tr>
-      <w:tr>
-        <w:tc>
-          <w:tcPr>
-            <w:tcW w:type="dxa" w:w="1587"/>
-            <w:vAlign w:val="center"/>
-            <w:tcMar>
-              <w:top w:w="100" w:type="dxa"/>
-              <w:start w:w="120" w:type="dxa"/>
-              <w:bottom w:w="100" w:type="dxa"/>
-              <w:end w:w="120" w:type="dxa"/>
-            </w:tcMar>
-            <w:shd w:fill="F3F6F9"/>
-          </w:tcPr>
-          <w:p>
-            <w:pPr>
-              <w:jc w:val="left"/>
-            </w:pPr>
-            <w:r/>
-            <w:r>
-              <w:rPr>
-                <w:b w:val="0"/>
-                <w:sz w:val="17"/>
-              </w:rPr>
-              <w:t>Authentication/session</w:t>
-            </w:r>
-          </w:p>
-        </w:tc>
-        <w:tc>
-          <w:tcPr>
-            <w:tcW w:type="dxa" w:w="1417"/>
-            <w:vAlign w:val="center"/>
-            <w:tcMar>
-              <w:top w:w="100" w:type="dxa"/>
-              <w:start w:w="120" w:type="dxa"/>
-              <w:bottom w:w="100" w:type="dxa"/>
-              <w:end w:w="120" w:type="dxa"/>
-            </w:tcMar>
-            <w:shd w:fill="F3F6F9"/>
-          </w:tcPr>
-          <w:p>
-            <w:pPr>
-              <w:jc w:val="left"/>
-            </w:pPr>
-            <w:r/>
-            <w:r>
-              <w:rPr>
-                <w:b w:val="0"/>
-                <w:sz w:val="17"/>
-              </w:rPr>
-              <w:t>[VERIFY]</w:t>
-            </w:r>
-          </w:p>
-        </w:tc>
-        <w:tc>
-          <w:tcPr>
-            <w:tcW w:type="dxa" w:w="1417"/>
-            <w:vAlign w:val="center"/>
-            <w:tcMar>
-              <w:top w:w="100" w:type="dxa"/>
-              <w:start w:w="120" w:type="dxa"/>
-              <w:bottom w:w="100" w:type="dxa"/>
-              <w:end w:w="120" w:type="dxa"/>
-            </w:tcMar>
-            <w:shd w:fill="F3F6F9"/>
-          </w:tcPr>
-          <w:p>
-            <w:pPr>
-              <w:jc w:val="left"/>
-            </w:pPr>
-            <w:r/>
-            <w:r>
-              <w:rPr>
-                <w:b w:val="0"/>
-                <w:sz w:val="17"/>
-              </w:rPr>
-              <w:t>[VERIFY]</w:t>
-            </w:r>
-          </w:p>
-        </w:tc>
-        <w:tc>
-          <w:tcPr>
-            <w:tcW w:type="dxa" w:w="2041"/>
-            <w:vAlign w:val="center"/>
-            <w:tcMar>
-              <w:top w:w="100" w:type="dxa"/>
-              <w:start w:w="120" w:type="dxa"/>
-              <w:bottom w:w="100" w:type="dxa"/>
-              <w:end w:w="120" w:type="dxa"/>
-            </w:tcMar>
-            <w:shd w:fill="F3F6F9"/>
-          </w:tcPr>
-          <w:p>
-            <w:pPr>
-              <w:jc w:val="left"/>
-            </w:pPr>
-            <w:r/>
-            <w:r>
-              <w:rPr>
-                <w:b w:val="0"/>
-                <w:sz w:val="17"/>
-              </w:rPr>
-              <w:t>[TEST NAME]</w:t>
-            </w:r>
-          </w:p>
-        </w:tc>
-        <w:tc>
-          <w:tcPr>
-            <w:tcW w:type="dxa" w:w="1304"/>
-            <w:vAlign w:val="center"/>
-            <w:tcMar>
-              <w:top w:w="100" w:type="dxa"/>
-              <w:start w:w="120" w:type="dxa"/>
-              <w:bottom w:w="100" w:type="dxa"/>
-              <w:end w:w="120" w:type="dxa"/>
-            </w:tcMar>
-            <w:shd w:fill="F3F6F9"/>
-          </w:tcPr>
-          <w:p>
-            <w:pPr>
-              <w:jc w:val="left"/>
-            </w:pPr>
-            <w:r/>
-            <w:r>
-              <w:rPr>
-                <w:b w:val="0"/>
-                <w:sz w:val="17"/>
-              </w:rPr>
-              <w:t>[COUNT/ID]</w:t>
-            </w:r>
-          </w:p>
-        </w:tc>
-        <w:tc>
-          <w:tcPr>
-            <w:tcW w:type="dxa" w:w="1304"/>
-            <w:vAlign w:val="center"/>
-            <w:tcMar>
-              <w:top w:w="100" w:type="dxa"/>
-              <w:start w:w="120" w:type="dxa"/>
-              <w:bottom w:w="100" w:type="dxa"/>
-              <w:end w:w="120" w:type="dxa"/>
-            </w:tcMar>
-            <w:shd w:fill="F3F6F9"/>
-          </w:tcPr>
-          <w:p>
-            <w:pPr>
-              <w:jc w:val="left"/>
-            </w:pPr>
-            <w:r/>
-            <w:r>
-              <w:rPr>
-                <w:b w:val="0"/>
-                <w:sz w:val="17"/>
-              </w:rPr>
-              <w:t>[COUNT/ID]</w:t>
-            </w:r>
-          </w:p>
-        </w:tc>
-      </w:tr>
-    </w:tbl>
-    <w:p>
-      <w:pPr>
-        <w:spacing w:after="20"/>
-      </w:pPr>
-    </w:p>
-    <w:p>
-      <w:r>
-        <w:t>A reduction in total SAST findings is useful but not sufficient by itself. The important result is that the demonstrated flaw is no longer exploitable, the associated finding is removed or justified, and the regression test prevents reintroduction. Findings unrelated to the four cases are triaged rather than silently suppressed.</w:t>
-      </w:r>
-    </w:p>
-    <w:p>
-      <w:pPr>
-        <w:pStyle w:val="Heading1"/>
-      </w:pPr>
-      <w:r>
-        <w:t>5. CI/CD Pipeline and Security Automation</w:t>
-      </w:r>
-    </w:p>
-    <w:p>
-      <w:pPr>
-        <w:pStyle w:val="Heading2"/>
-      </w:pPr>
-      <w:r>
-        <w:t>5.1 Workflow Design</w:t>
+        <w:t>OWASP Threat Modeling Process</w:t>
       </w:r>
     </w:p>
     <w:p>
       <w:r>
-        <w:t>The GitHub Actions workflow runs on pushes and pull requests. The first job checks out the pinned source, installs the required Java distribution, restores the Maven cache and executes a clean test build. Security jobs then run with least-privilege permissions and upload reports even when a policy gate fails. The Docker image is built only after compilation and unit tests succeed. Independent scanners may run in parallel to reduce feedback time, while the final policy job depends on all mandatory results.</w:t>
-      </w:r>
-    </w:p>
-    <w:tbl>
-      <w:tblPr>
-        <w:tblStyle w:val="TableGrid"/>
-        <w:tblW w:type="auto" w:w="0"/>
-        <w:jc w:val="center"/>
-        <w:tblLook w:firstColumn="1" w:firstRow="1" w:lastColumn="0" w:lastRow="0" w:noHBand="0" w:noVBand="1" w:val="04A0"/>
-      </w:tblPr>
-      <w:tblGrid>
-        <w:gridCol w:w="3211"/>
-        <w:gridCol w:w="3211"/>
-        <w:gridCol w:w="3211"/>
-      </w:tblGrid>
-      <w:tr>
-        <w:trPr>
-          <w:tblHeader w:val="true"/>
-        </w:trPr>
-        <w:tc>
-          <w:tcPr>
-            <w:tcW w:type="dxa" w:w="3211"/>
-            <w:vAlign w:val="center"/>
-            <w:tcMar>
-              <w:top w:w="100" w:type="dxa"/>
-              <w:start w:w="120" w:type="dxa"/>
-              <w:bottom w:w="100" w:type="dxa"/>
-              <w:end w:w="120" w:type="dxa"/>
-            </w:tcMar>
-            <w:shd w:fill="1F4E78"/>
-          </w:tcPr>
-          <w:p>
-            <w:pPr>
-              <w:jc w:val="center"/>
-            </w:pPr>
-            <w:r/>
-            <w:r>
-              <w:rPr>
-                <w:b/>
-                <w:color w:val="FFFFFF"/>
-                <w:sz w:val="18"/>
-              </w:rPr>
-              <w:t>Pipeline stage</w:t>
-            </w:r>
-          </w:p>
-        </w:tc>
-        <w:tc>
-          <w:tcPr>
-            <w:tcW w:type="dxa" w:w="3211"/>
-            <w:vAlign w:val="center"/>
-            <w:tcMar>
-              <w:top w:w="100" w:type="dxa"/>
-              <w:start w:w="120" w:type="dxa"/>
-              <w:bottom w:w="100" w:type="dxa"/>
-              <w:end w:w="120" w:type="dxa"/>
-            </w:tcMar>
-            <w:shd w:fill="1F4E78"/>
-          </w:tcPr>
-          <w:p>
-            <w:pPr>
-              <w:jc w:val="center"/>
-            </w:pPr>
-            <w:r/>
-            <w:r>
-              <w:rPr>
-                <w:b/>
-                <w:color w:val="FFFFFF"/>
-                <w:sz w:val="18"/>
-              </w:rPr>
-              <w:t>Implementation</w:t>
-            </w:r>
-          </w:p>
-        </w:tc>
-        <w:tc>
-          <w:tcPr>
-            <w:tcW w:type="dxa" w:w="3211"/>
-            <w:vAlign w:val="center"/>
-            <w:tcMar>
-              <w:top w:w="100" w:type="dxa"/>
-              <w:start w:w="120" w:type="dxa"/>
-              <w:bottom w:w="100" w:type="dxa"/>
-              <w:end w:w="120" w:type="dxa"/>
-            </w:tcMar>
-            <w:shd w:fill="1F4E78"/>
-          </w:tcPr>
-          <w:p>
-            <w:pPr>
-              <w:jc w:val="center"/>
-            </w:pPr>
-            <w:r/>
-            <w:r>
-              <w:rPr>
-                <w:b/>
-                <w:color w:val="FFFFFF"/>
-                <w:sz w:val="18"/>
-              </w:rPr>
-              <w:t>Gate behaviour</w:t>
-            </w:r>
-          </w:p>
-        </w:tc>
-      </w:tr>
-      <w:tr>
-        <w:tc>
-          <w:tcPr>
-            <w:tcW w:type="dxa" w:w="1928"/>
-            <w:vAlign w:val="center"/>
-            <w:tcMar>
-              <w:top w:w="100" w:type="dxa"/>
-              <w:start w:w="120" w:type="dxa"/>
-              <w:bottom w:w="100" w:type="dxa"/>
-              <w:end w:w="120" w:type="dxa"/>
-            </w:tcMar>
-          </w:tcPr>
-          <w:p>
-            <w:pPr>
-              <w:jc w:val="left"/>
-            </w:pPr>
-            <w:r/>
-            <w:r>
-              <w:rPr>
-                <w:b w:val="0"/>
-                <w:sz w:val="17"/>
-              </w:rPr>
-              <w:t>Build and test</w:t>
-            </w:r>
-          </w:p>
-        </w:tc>
-        <w:tc>
-          <w:tcPr>
-            <w:tcW w:type="dxa" w:w="4082"/>
-            <w:vAlign w:val="center"/>
-            <w:tcMar>
-              <w:top w:w="100" w:type="dxa"/>
-              <w:start w:w="120" w:type="dxa"/>
-              <w:bottom w:w="100" w:type="dxa"/>
-              <w:end w:w="120" w:type="dxa"/>
-            </w:tcMar>
-          </w:tcPr>
-          <w:p>
-            <w:pPr>
-              <w:jc w:val="left"/>
-            </w:pPr>
-            <w:r/>
-            <w:r>
-              <w:rPr>
-                <w:b w:val="0"/>
-                <w:sz w:val="17"/>
-              </w:rPr>
-              <w:t>Maven Wrapper clean test/package</w:t>
-            </w:r>
-          </w:p>
-        </w:tc>
-        <w:tc>
-          <w:tcPr>
-            <w:tcW w:type="dxa" w:w="3175"/>
-            <w:vAlign w:val="center"/>
-            <w:tcMar>
-              <w:top w:w="100" w:type="dxa"/>
-              <w:start w:w="120" w:type="dxa"/>
-              <w:bottom w:w="100" w:type="dxa"/>
-              <w:end w:w="120" w:type="dxa"/>
-            </w:tcMar>
-          </w:tcPr>
-          <w:p>
-            <w:pPr>
-              <w:jc w:val="left"/>
-            </w:pPr>
-            <w:r/>
-            <w:r>
-              <w:rPr>
-                <w:b w:val="0"/>
-                <w:sz w:val="17"/>
-              </w:rPr>
-              <w:t>Blocks on compilation or test failure</w:t>
-            </w:r>
-          </w:p>
-        </w:tc>
-      </w:tr>
-      <w:tr>
-        <w:tc>
-          <w:tcPr>
-            <w:tcW w:type="dxa" w:w="1928"/>
-            <w:vAlign w:val="center"/>
-            <w:tcMar>
-              <w:top w:w="100" w:type="dxa"/>
-              <w:start w:w="120" w:type="dxa"/>
-              <w:bottom w:w="100" w:type="dxa"/>
-              <w:end w:w="120" w:type="dxa"/>
-            </w:tcMar>
-            <w:shd w:fill="F3F6F9"/>
-          </w:tcPr>
-          <w:p>
-            <w:pPr>
-              <w:jc w:val="left"/>
-            </w:pPr>
-            <w:r/>
-            <w:r>
-              <w:rPr>
-                <w:b w:val="0"/>
-                <w:sz w:val="17"/>
-              </w:rPr>
-              <w:t>SAST</w:t>
-            </w:r>
-          </w:p>
-        </w:tc>
-        <w:tc>
-          <w:tcPr>
-            <w:tcW w:type="dxa" w:w="4082"/>
-            <w:vAlign w:val="center"/>
-            <w:tcMar>
-              <w:top w:w="100" w:type="dxa"/>
-              <w:start w:w="120" w:type="dxa"/>
-              <w:bottom w:w="100" w:type="dxa"/>
-              <w:end w:w="120" w:type="dxa"/>
-            </w:tcMar>
-            <w:shd w:fill="F3F6F9"/>
-          </w:tcPr>
-          <w:p>
-            <w:pPr>
-              <w:jc w:val="left"/>
-            </w:pPr>
-            <w:r/>
-            <w:r>
-              <w:rPr>
-                <w:b w:val="0"/>
-                <w:sz w:val="17"/>
-              </w:rPr>
-              <w:t>Semgrep and/or SpotBugs with FindSecBugs</w:t>
-            </w:r>
-          </w:p>
-        </w:tc>
-        <w:tc>
-          <w:tcPr>
-            <w:tcW w:type="dxa" w:w="3175"/>
-            <w:vAlign w:val="center"/>
-            <w:tcMar>
-              <w:top w:w="100" w:type="dxa"/>
-              <w:start w:w="120" w:type="dxa"/>
-              <w:bottom w:w="100" w:type="dxa"/>
-              <w:end w:w="120" w:type="dxa"/>
-            </w:tcMar>
-            <w:shd w:fill="F3F6F9"/>
-          </w:tcPr>
-          <w:p>
-            <w:pPr>
-              <w:jc w:val="left"/>
-            </w:pPr>
-            <w:r/>
-            <w:r>
-              <w:rPr>
-                <w:b w:val="0"/>
-                <w:sz w:val="17"/>
-              </w:rPr>
-              <w:t>Blocks selected high-confidence findings</w:t>
-            </w:r>
-          </w:p>
-        </w:tc>
-      </w:tr>
-      <w:tr>
-        <w:tc>
-          <w:tcPr>
-            <w:tcW w:type="dxa" w:w="1928"/>
-            <w:vAlign w:val="center"/>
-            <w:tcMar>
-              <w:top w:w="100" w:type="dxa"/>
-              <w:start w:w="120" w:type="dxa"/>
-              <w:bottom w:w="100" w:type="dxa"/>
-              <w:end w:w="120" w:type="dxa"/>
-            </w:tcMar>
-          </w:tcPr>
-          <w:p>
-            <w:pPr>
-              <w:jc w:val="left"/>
-            </w:pPr>
-            <w:r/>
-            <w:r>
-              <w:rPr>
-                <w:b w:val="0"/>
-                <w:sz w:val="17"/>
-              </w:rPr>
-              <w:t>Dependency analysis</w:t>
-            </w:r>
-          </w:p>
-        </w:tc>
-        <w:tc>
-          <w:tcPr>
-            <w:tcW w:type="dxa" w:w="4082"/>
-            <w:vAlign w:val="center"/>
-            <w:tcMar>
-              <w:top w:w="100" w:type="dxa"/>
-              <w:start w:w="120" w:type="dxa"/>
-              <w:bottom w:w="100" w:type="dxa"/>
-              <w:end w:w="120" w:type="dxa"/>
-            </w:tcMar>
-          </w:tcPr>
-          <w:p>
-            <w:pPr>
-              <w:jc w:val="left"/>
-            </w:pPr>
-            <w:r/>
-            <w:r>
-              <w:rPr>
-                <w:b w:val="0"/>
-                <w:sz w:val="17"/>
-              </w:rPr>
-              <w:t>OWASP Dependency-Check or equivalent Java SCA</w:t>
-            </w:r>
-          </w:p>
-        </w:tc>
-        <w:tc>
-          <w:tcPr>
-            <w:tcW w:type="dxa" w:w="3175"/>
-            <w:vAlign w:val="center"/>
-            <w:tcMar>
-              <w:top w:w="100" w:type="dxa"/>
-              <w:start w:w="120" w:type="dxa"/>
-              <w:bottom w:w="100" w:type="dxa"/>
-              <w:end w:w="120" w:type="dxa"/>
-            </w:tcMar>
-          </w:tcPr>
-          <w:p>
-            <w:pPr>
-              <w:jc w:val="left"/>
-            </w:pPr>
-            <w:r/>
-            <w:r>
-              <w:rPr>
-                <w:b w:val="0"/>
-                <w:sz w:val="17"/>
-              </w:rPr>
-              <w:t>Blocks High/Critical vulnerabilities after documented triage</w:t>
-            </w:r>
-          </w:p>
-        </w:tc>
-      </w:tr>
-      <w:tr>
-        <w:tc>
-          <w:tcPr>
-            <w:tcW w:type="dxa" w:w="1928"/>
-            <w:vAlign w:val="center"/>
-            <w:tcMar>
-              <w:top w:w="100" w:type="dxa"/>
-              <w:start w:w="120" w:type="dxa"/>
-              <w:bottom w:w="100" w:type="dxa"/>
-              <w:end w:w="120" w:type="dxa"/>
-            </w:tcMar>
-            <w:shd w:fill="F3F6F9"/>
-          </w:tcPr>
-          <w:p>
-            <w:pPr>
-              <w:jc w:val="left"/>
-            </w:pPr>
-            <w:r/>
-            <w:r>
-              <w:rPr>
-                <w:b w:val="0"/>
-                <w:sz w:val="17"/>
-              </w:rPr>
-              <w:t>Secret detection</w:t>
-            </w:r>
-          </w:p>
-        </w:tc>
-        <w:tc>
-          <w:tcPr>
-            <w:tcW w:type="dxa" w:w="4082"/>
-            <w:vAlign w:val="center"/>
-            <w:tcMar>
-              <w:top w:w="100" w:type="dxa"/>
-              <w:start w:w="120" w:type="dxa"/>
-              <w:bottom w:w="100" w:type="dxa"/>
-              <w:end w:w="120" w:type="dxa"/>
-            </w:tcMar>
-            <w:shd w:fill="F3F6F9"/>
-          </w:tcPr>
-          <w:p>
-            <w:pPr>
-              <w:jc w:val="left"/>
-            </w:pPr>
-            <w:r/>
-            <w:r>
-              <w:rPr>
-                <w:b w:val="0"/>
-                <w:sz w:val="17"/>
-              </w:rPr>
-              <w:t>Gitleaks over repository history and changes</w:t>
-            </w:r>
-          </w:p>
-        </w:tc>
-        <w:tc>
-          <w:tcPr>
-            <w:tcW w:type="dxa" w:w="3175"/>
-            <w:vAlign w:val="center"/>
-            <w:tcMar>
-              <w:top w:w="100" w:type="dxa"/>
-              <w:start w:w="120" w:type="dxa"/>
-              <w:bottom w:w="100" w:type="dxa"/>
-              <w:end w:w="120" w:type="dxa"/>
-            </w:tcMar>
-            <w:shd w:fill="F3F6F9"/>
-          </w:tcPr>
-          <w:p>
-            <w:pPr>
-              <w:jc w:val="left"/>
-            </w:pPr>
-            <w:r/>
-            <w:r>
-              <w:rPr>
-                <w:b w:val="0"/>
-                <w:sz w:val="17"/>
-              </w:rPr>
-              <w:t>Blocks verified secret patterns</w:t>
-            </w:r>
-          </w:p>
-        </w:tc>
-      </w:tr>
-      <w:tr>
-        <w:tc>
-          <w:tcPr>
-            <w:tcW w:type="dxa" w:w="1928"/>
-            <w:vAlign w:val="center"/>
-            <w:tcMar>
-              <w:top w:w="100" w:type="dxa"/>
-              <w:start w:w="120" w:type="dxa"/>
-              <w:bottom w:w="100" w:type="dxa"/>
-              <w:end w:w="120" w:type="dxa"/>
-            </w:tcMar>
-          </w:tcPr>
-          <w:p>
-            <w:pPr>
-              <w:jc w:val="left"/>
-            </w:pPr>
-            <w:r/>
-            <w:r>
-              <w:rPr>
-                <w:b w:val="0"/>
-                <w:sz w:val="17"/>
-              </w:rPr>
-              <w:t>Container image</w:t>
-            </w:r>
-          </w:p>
-        </w:tc>
-        <w:tc>
-          <w:tcPr>
-            <w:tcW w:type="dxa" w:w="4082"/>
-            <w:vAlign w:val="center"/>
-            <w:tcMar>
-              <w:top w:w="100" w:type="dxa"/>
-              <w:start w:w="120" w:type="dxa"/>
-              <w:bottom w:w="100" w:type="dxa"/>
-              <w:end w:w="120" w:type="dxa"/>
-            </w:tcMar>
-          </w:tcPr>
-          <w:p>
-            <w:pPr>
-              <w:jc w:val="left"/>
-            </w:pPr>
-            <w:r/>
-            <w:r>
-              <w:rPr>
-                <w:b w:val="0"/>
-                <w:sz w:val="17"/>
-              </w:rPr>
-              <w:t>Trivy scan of the locally built image</w:t>
-            </w:r>
-          </w:p>
-        </w:tc>
-        <w:tc>
-          <w:tcPr>
-            <w:tcW w:type="dxa" w:w="3175"/>
-            <w:vAlign w:val="center"/>
-            <w:tcMar>
-              <w:top w:w="100" w:type="dxa"/>
-              <w:start w:w="120" w:type="dxa"/>
-              <w:bottom w:w="100" w:type="dxa"/>
-              <w:end w:w="120" w:type="dxa"/>
-            </w:tcMar>
-          </w:tcPr>
-          <w:p>
-            <w:pPr>
-              <w:jc w:val="left"/>
-            </w:pPr>
-            <w:r/>
-            <w:r>
-              <w:rPr>
-                <w:b w:val="0"/>
-                <w:sz w:val="17"/>
-              </w:rPr>
-              <w:t>Blocks unfixed High/Critical findings according to policy</w:t>
-            </w:r>
-          </w:p>
-        </w:tc>
-      </w:tr>
-      <w:tr>
-        <w:tc>
-          <w:tcPr>
-            <w:tcW w:type="dxa" w:w="1928"/>
-            <w:vAlign w:val="center"/>
-            <w:tcMar>
-              <w:top w:w="100" w:type="dxa"/>
-              <w:start w:w="120" w:type="dxa"/>
-              <w:bottom w:w="100" w:type="dxa"/>
-              <w:end w:w="120" w:type="dxa"/>
-            </w:tcMar>
-            <w:shd w:fill="F3F6F9"/>
-          </w:tcPr>
-          <w:p>
-            <w:pPr>
-              <w:jc w:val="left"/>
-            </w:pPr>
-            <w:r/>
-            <w:r>
-              <w:rPr>
-                <w:b w:val="0"/>
-                <w:sz w:val="17"/>
-              </w:rPr>
-              <w:t>Optional DAST</w:t>
-            </w:r>
-          </w:p>
-        </w:tc>
-        <w:tc>
-          <w:tcPr>
-            <w:tcW w:type="dxa" w:w="4082"/>
-            <w:vAlign w:val="center"/>
-            <w:tcMar>
-              <w:top w:w="100" w:type="dxa"/>
-              <w:start w:w="120" w:type="dxa"/>
-              <w:bottom w:w="100" w:type="dxa"/>
-              <w:end w:w="120" w:type="dxa"/>
-            </w:tcMar>
-            <w:shd w:fill="F3F6F9"/>
-          </w:tcPr>
-          <w:p>
-            <w:pPr>
-              <w:jc w:val="left"/>
-            </w:pPr>
-            <w:r/>
-            <w:r>
-              <w:rPr>
-                <w:b w:val="0"/>
-                <w:sz w:val="17"/>
-              </w:rPr>
-              <w:t>OWASP ZAP baseline against the running local service</w:t>
-            </w:r>
-          </w:p>
-        </w:tc>
-        <w:tc>
-          <w:tcPr>
-            <w:tcW w:type="dxa" w:w="3175"/>
-            <w:vAlign w:val="center"/>
-            <w:tcMar>
-              <w:top w:w="100" w:type="dxa"/>
-              <w:start w:w="120" w:type="dxa"/>
-              <w:bottom w:w="100" w:type="dxa"/>
-              <w:end w:w="120" w:type="dxa"/>
-            </w:tcMar>
-            <w:shd w:fill="F3F6F9"/>
-          </w:tcPr>
-          <w:p>
-            <w:pPr>
-              <w:jc w:val="left"/>
-            </w:pPr>
-            <w:r/>
-            <w:r>
-              <w:rPr>
-                <w:b w:val="0"/>
-                <w:sz w:val="17"/>
-              </w:rPr>
-              <w:t>Produces report; gate only after false positives are reviewed</w:t>
-            </w:r>
-          </w:p>
-        </w:tc>
-      </w:tr>
-    </w:tbl>
-    <w:p>
-      <w:pPr>
-        <w:spacing w:after="20"/>
-      </w:pPr>
-    </w:p>
-    <w:p>
-      <w:pPr>
-        <w:pStyle w:val="Heading2"/>
-      </w:pPr>
-      <w:r>
-        <w:t>5.2 Demonstration of a Blocking Gate</w:t>
+        <w:t>OWASP Dependency-Check documentation</w:t>
       </w:r>
     </w:p>
     <w:p>
       <w:r>
-        <w:t>To prove that the controls enforce policy, the group uses a short-lived demonstration branch. A non-sensitive test fixture or deliberately vulnerable code pattern is introduced, pushed and detected by the selected scanner. The relevant workflow job terminates with a non-zero exit code, preventing the pull request from satisfying the branch protection rule. The test condition is then removed, the branch is rescanned and the workflow passes. The deliberately non-compliant change is not merged into the final main branch.</w:t>
-      </w:r>
-    </w:p>
-    <w:p>
-      <w:pPr>
-        <w:pStyle w:val="Placeholder"/>
-      </w:pPr>
-      <w:r>
-        <w:rPr>
-          <w:b/>
-        </w:rPr>
-        <w:t>Insert the failed workflow URL, job name, scanner message, threshold, screenshot and successful rerun. Never use a real credential for the Gitleaks demonstration.</w:t>
-      </w:r>
-    </w:p>
-    <w:p>
-      <w:pPr>
-        <w:pStyle w:val="Heading2"/>
-      </w:pPr>
-      <w:r>
-        <w:t>5.3 Security Evidence and Triage</w:t>
+        <w:t>Semgrep documentation</w:t>
       </w:r>
     </w:p>
     <w:p>
       <w:r>
-        <w:t>Machine-readable outputs such as SARIF, JSON or HTML reports are retained as workflow artifacts. A finding is accepted only when the group records the tool, rule or vulnerability identifier, affected component, severity, remediation decision and reviewer. Suppressions are narrow, documented and committed alongside the pipeline configuration. This reduces alert fatigue while preserving the ability to reproduce decisions during the viva.</w:t>
-      </w:r>
-    </w:p>
-    <w:p>
-      <w:pPr>
-        <w:pStyle w:val="Heading1"/>
-      </w:pPr>
-      <w:r>
-        <w:t>6. Secrets Management</w:t>
+        <w:t>Gitleaks documentation</w:t>
       </w:r>
     </w:p>
     <w:p>
       <w:r>
-        <w:t>The repository does not store real credentials, tokens or private keys. Local configuration is supplied through environment variables, while .env files are ignored and .env.example contains placeholders only. GitHub Actions values that must remain confidential are stored as encrypted repository or environment secrets and are referenced by workflow expressions. The workflow avoids printing secret values, limits job permissions and does not pass secrets to untrusted pull-request code. Runtime configuration is injected into Docker Compose without baking it into the image.</w:t>
+        <w:t>Trivy documentation</w:t>
       </w:r>
     </w:p>
     <w:p>
       <w:r>
-        <w:t>Gitleaks scans both current changes and relevant Git history. If a secret is accidentally committed, removing the line is not considered sufficient: the credential must first be revoked or rotated, then repository history and logs must be cleaned as appropriate. For additional maturity, HashiCorp Vault could issue short-lived runtime credentials, but this extension should be claimed only if the group implements and demonstrates it.</w:t>
-      </w:r>
-    </w:p>
-    <w:p>
-      <w:pPr>
-        <w:pStyle w:val="Placeholder"/>
-      </w:pPr>
-      <w:r>
-        <w:rPr>
-          <w:b/>
-        </w:rPr>
-        <w:t>Insert the names of the configuration variables only, not their values. Add screenshots with secret values fully redacted and identify the workflow or Compose location that consumes each variable.</w:t>
-      </w:r>
-    </w:p>
-    <w:p>
-      <w:pPr>
-        <w:pStyle w:val="Heading1"/>
-      </w:pPr>
-      <w:r>
-        <w:t>7. Industry Trend and Case Study Analysis</w:t>
-      </w:r>
-    </w:p>
-    <w:p>
-      <w:r>
-        <w:t>A significant DevSecOps trend is the movement from isolated scanners to continuously verified software-supply-chain controls. Modern pipelines combine source scanning, dependency analysis, secret detection, container inspection, software bills of materials and artifact signing. The practical purpose is not to maximize the number of tools; it is to establish traceable evidence and an enforceable release policy. A recent open-source reference pipeline demonstrates this integrated pattern using GitHub Actions with Semgrep, Gitleaks, Trivy, OSV-Scanner, Syft and keyless Cosign, while retaining machine-readable evidence [10].</w:t>
-      </w:r>
-    </w:p>
-    <w:p>
-      <w:r>
-        <w:t>The project adopts the same principle at a scale appropriate to a laptop-based assessment. Four mandatory scanners cover complementary attack surfaces: Java source, third-party components, repository secrets and the final container image. A deliberately blocked build proves that policy is executable, and saved reports support auditability. The project does not yet include signing, provenance or a full SBOM gate. These are realistic next steps because they would connect the reviewed source and dependency set to the exact image approved for release.</w:t>
-      </w:r>
-    </w:p>
-    <w:p>
-      <w:pPr>
-        <w:pStyle w:val="Heading1"/>
-      </w:pPr>
-      <w:r>
-        <w:t>8. Reflection and Future Improvements</w:t>
-      </w:r>
-    </w:p>
-    <w:p>
-      <w:r>
-        <w:t>The strongest aspect of the project is the evidence chain linking architecture, threats, code changes, tests and pipeline controls. Using an intentionally vulnerable application reduced uncertainty during vulnerability discovery, but it also required careful scoping because WebGoat is designed to contain unsafe behaviour. The most important lesson was that a green scanner result is not proof of security. A remediation is credible only when the original behaviour is reproduced, the responsible code is understood, the same attempt fails after the fix and an automated test preserves the outcome.</w:t>
-      </w:r>
-    </w:p>
-    <w:p>
-      <w:r>
-        <w:t>With more time, the group would separate remediated lessons into a narrower deployable module, generate a CycloneDX SBOM, sign images with keyless Cosign, pin workflow actions by commit digest, add dependency update automation and run OWASP ZAP against a disposable staging container. HashiCorp Vault could replace long-lived repository secrets with short-lived credentials. Centralised logging and metrics would improve operational detection, while a larger negative-test suite would cover malformed input, authorization boundaries and container startup failure.</w:t>
-      </w:r>
-    </w:p>
-    <w:p>
-      <w:pPr>
-        <w:pStyle w:val="Heading1"/>
-      </w:pPr>
-      <w:r>
-        <w:t>9. Individual Contribution Statement and AI Disclosure</w:t>
-      </w:r>
-    </w:p>
-    <w:p>
-      <w:r>
-        <w:t>All members must sign the final contribution statement. Contributions should be supported by commits, pull requests, reviews, test evidence and viva knowledge. The statement must distinguish planning assistance from work actually implemented and verified by the group.</w:t>
-      </w:r>
-    </w:p>
-    <w:tbl>
-      <w:tblPr>
-        <w:tblStyle w:val="TableGrid"/>
-        <w:tblW w:type="auto" w:w="0"/>
-        <w:jc w:val="center"/>
-        <w:tblLook w:firstColumn="1" w:firstRow="1" w:lastColumn="0" w:lastRow="0" w:noHBand="0" w:noVBand="1" w:val="04A0"/>
-      </w:tblPr>
-      <w:tblGrid>
-        <w:gridCol w:w="2408"/>
-        <w:gridCol w:w="2408"/>
-        <w:gridCol w:w="2408"/>
-        <w:gridCol w:w="2408"/>
-      </w:tblGrid>
-      <w:tr>
-        <w:trPr>
-          <w:tblHeader w:val="true"/>
-        </w:trPr>
-        <w:tc>
-          <w:tcPr>
-            <w:tcW w:type="dxa" w:w="2408"/>
-            <w:vAlign w:val="center"/>
-            <w:tcMar>
-              <w:top w:w="100" w:type="dxa"/>
-              <w:start w:w="120" w:type="dxa"/>
-              <w:bottom w:w="100" w:type="dxa"/>
-              <w:end w:w="120" w:type="dxa"/>
-            </w:tcMar>
-            <w:shd w:fill="1F4E78"/>
-          </w:tcPr>
-          <w:p>
-            <w:pPr>
-              <w:jc w:val="center"/>
-            </w:pPr>
-            <w:r/>
-            <w:r>
-              <w:rPr>
-                <w:b/>
-                <w:color w:val="FFFFFF"/>
-                <w:sz w:val="18"/>
-              </w:rPr>
-              <w:t>Member</w:t>
-            </w:r>
-          </w:p>
-        </w:tc>
-        <w:tc>
-          <w:tcPr>
-            <w:tcW w:type="dxa" w:w="2408"/>
-            <w:vAlign w:val="center"/>
-            <w:tcMar>
-              <w:top w:w="100" w:type="dxa"/>
-              <w:start w:w="120" w:type="dxa"/>
-              <w:bottom w:w="100" w:type="dxa"/>
-              <w:end w:w="120" w:type="dxa"/>
-            </w:tcMar>
-            <w:shd w:fill="1F4E78"/>
-          </w:tcPr>
-          <w:p>
-            <w:pPr>
-              <w:jc w:val="center"/>
-            </w:pPr>
-            <w:r/>
-            <w:r>
-              <w:rPr>
-                <w:b/>
-                <w:color w:val="FFFFFF"/>
-                <w:sz w:val="18"/>
-              </w:rPr>
-              <w:t>Verified contributions</w:t>
-            </w:r>
-          </w:p>
-        </w:tc>
-        <w:tc>
-          <w:tcPr>
-            <w:tcW w:type="dxa" w:w="2408"/>
-            <w:vAlign w:val="center"/>
-            <w:tcMar>
-              <w:top w:w="100" w:type="dxa"/>
-              <w:start w:w="120" w:type="dxa"/>
-              <w:bottom w:w="100" w:type="dxa"/>
-              <w:end w:w="120" w:type="dxa"/>
-            </w:tcMar>
-            <w:shd w:fill="1F4E78"/>
-          </w:tcPr>
-          <w:p>
-            <w:pPr>
-              <w:jc w:val="center"/>
-            </w:pPr>
-            <w:r/>
-            <w:r>
-              <w:rPr>
-                <w:b/>
-                <w:color w:val="FFFFFF"/>
-                <w:sz w:val="18"/>
-              </w:rPr>
-              <w:t>Evidence</w:t>
-            </w:r>
-          </w:p>
-        </w:tc>
-        <w:tc>
-          <w:tcPr>
-            <w:tcW w:type="dxa" w:w="2408"/>
-            <w:vAlign w:val="center"/>
-            <w:tcMar>
-              <w:top w:w="100" w:type="dxa"/>
-              <w:start w:w="120" w:type="dxa"/>
-              <w:bottom w:w="100" w:type="dxa"/>
-              <w:end w:w="120" w:type="dxa"/>
-            </w:tcMar>
-            <w:shd w:fill="1F4E78"/>
-          </w:tcPr>
-          <w:p>
-            <w:pPr>
-              <w:jc w:val="center"/>
-            </w:pPr>
-            <w:r/>
-            <w:r>
-              <w:rPr>
-                <w:b/>
-                <w:color w:val="FFFFFF"/>
-                <w:sz w:val="18"/>
-              </w:rPr>
-              <w:t>AI tools used and purpose</w:t>
-            </w:r>
-          </w:p>
-        </w:tc>
-      </w:tr>
-      <w:tr>
-        <w:tc>
-          <w:tcPr>
-            <w:tcW w:type="dxa" w:w="2154"/>
-            <w:vAlign w:val="center"/>
-            <w:tcMar>
-              <w:top w:w="100" w:type="dxa"/>
-              <w:start w:w="120" w:type="dxa"/>
-              <w:bottom w:w="100" w:type="dxa"/>
-              <w:end w:w="120" w:type="dxa"/>
-            </w:tcMar>
-          </w:tcPr>
-          <w:p>
-            <w:pPr>
-              <w:jc w:val="left"/>
-            </w:pPr>
-            <w:r/>
-            <w:r>
-              <w:rPr>
-                <w:b w:val="0"/>
-                <w:sz w:val="17"/>
-              </w:rPr>
-              <w:t>Alwis L.S. - IT24100452</w:t>
-            </w:r>
-          </w:p>
-        </w:tc>
-        <w:tc>
-          <w:tcPr>
-            <w:tcW w:type="dxa" w:w="3005"/>
-            <w:vAlign w:val="center"/>
-            <w:tcMar>
-              <w:top w:w="100" w:type="dxa"/>
-              <w:start w:w="120" w:type="dxa"/>
-              <w:bottom w:w="100" w:type="dxa"/>
-              <w:end w:w="120" w:type="dxa"/>
-            </w:tcMar>
-          </w:tcPr>
-          <w:p>
-            <w:pPr>
-              <w:jc w:val="left"/>
-            </w:pPr>
-            <w:r/>
-            <w:r>
-              <w:rPr>
-                <w:b w:val="0"/>
-                <w:sz w:val="17"/>
-              </w:rPr>
-              <w:t>[INSERT]</w:t>
-            </w:r>
-          </w:p>
-        </w:tc>
-        <w:tc>
-          <w:tcPr>
-            <w:tcW w:type="dxa" w:w="1814"/>
-            <w:vAlign w:val="center"/>
-            <w:tcMar>
-              <w:top w:w="100" w:type="dxa"/>
-              <w:start w:w="120" w:type="dxa"/>
-              <w:bottom w:w="100" w:type="dxa"/>
-              <w:end w:w="120" w:type="dxa"/>
-            </w:tcMar>
-          </w:tcPr>
-          <w:p>
-            <w:pPr>
-              <w:jc w:val="left"/>
-            </w:pPr>
-            <w:r/>
-            <w:r>
-              <w:rPr>
-                <w:b w:val="0"/>
-                <w:sz w:val="17"/>
-              </w:rPr>
-              <w:t>[COMMITS/PRS]</w:t>
-            </w:r>
-          </w:p>
-        </w:tc>
-        <w:tc>
-          <w:tcPr>
-            <w:tcW w:type="dxa" w:w="2835"/>
-            <w:vAlign w:val="center"/>
-            <w:tcMar>
-              <w:top w:w="100" w:type="dxa"/>
-              <w:start w:w="120" w:type="dxa"/>
-              <w:bottom w:w="100" w:type="dxa"/>
-              <w:end w:w="120" w:type="dxa"/>
-            </w:tcMar>
-          </w:tcPr>
-          <w:p>
-            <w:pPr>
-              <w:jc w:val="left"/>
-            </w:pPr>
-            <w:r/>
-            <w:r>
-              <w:rPr>
-                <w:b w:val="0"/>
-                <w:sz w:val="17"/>
-              </w:rPr>
-              <w:t>Microsoft M365 Copilot: assignment interpretation, report structure and implementation guidance; group verified and revised all accepted output.</w:t>
-            </w:r>
-          </w:p>
-        </w:tc>
-      </w:tr>
-      <w:tr>
-        <w:tc>
-          <w:tcPr>
-            <w:tcW w:type="dxa" w:w="2154"/>
-            <w:vAlign w:val="center"/>
-            <w:tcMar>
-              <w:top w:w="100" w:type="dxa"/>
-              <w:start w:w="120" w:type="dxa"/>
-              <w:bottom w:w="100" w:type="dxa"/>
-              <w:end w:w="120" w:type="dxa"/>
-            </w:tcMar>
-            <w:shd w:fill="F3F6F9"/>
-          </w:tcPr>
-          <w:p>
-            <w:pPr>
-              <w:jc w:val="left"/>
-            </w:pPr>
-            <w:r/>
-            <w:r>
-              <w:rPr>
-                <w:b w:val="0"/>
-                <w:sz w:val="17"/>
-              </w:rPr>
-              <w:t>[MEMBER 2]</w:t>
-            </w:r>
-          </w:p>
-        </w:tc>
-        <w:tc>
-          <w:tcPr>
-            <w:tcW w:type="dxa" w:w="3005"/>
-            <w:vAlign w:val="center"/>
-            <w:tcMar>
-              <w:top w:w="100" w:type="dxa"/>
-              <w:start w:w="120" w:type="dxa"/>
-              <w:bottom w:w="100" w:type="dxa"/>
-              <w:end w:w="120" w:type="dxa"/>
-            </w:tcMar>
-            <w:shd w:fill="F3F6F9"/>
-          </w:tcPr>
-          <w:p>
-            <w:pPr>
-              <w:jc w:val="left"/>
-            </w:pPr>
-            <w:r/>
-            <w:r>
-              <w:rPr>
-                <w:b w:val="0"/>
-                <w:sz w:val="17"/>
-              </w:rPr>
-              <w:t>[INSERT]</w:t>
-            </w:r>
-          </w:p>
-        </w:tc>
-        <w:tc>
-          <w:tcPr>
-            <w:tcW w:type="dxa" w:w="1814"/>
-            <w:vAlign w:val="center"/>
-            <w:tcMar>
-              <w:top w:w="100" w:type="dxa"/>
-              <w:start w:w="120" w:type="dxa"/>
-              <w:bottom w:w="100" w:type="dxa"/>
-              <w:end w:w="120" w:type="dxa"/>
-            </w:tcMar>
-            <w:shd w:fill="F3F6F9"/>
-          </w:tcPr>
-          <w:p>
-            <w:pPr>
-              <w:jc w:val="left"/>
-            </w:pPr>
-            <w:r/>
-            <w:r>
-              <w:rPr>
-                <w:b w:val="0"/>
-                <w:sz w:val="17"/>
-              </w:rPr>
-              <w:t>[COMMITS/PRS]</w:t>
-            </w:r>
-          </w:p>
-        </w:tc>
-        <w:tc>
-          <w:tcPr>
-            <w:tcW w:type="dxa" w:w="2835"/>
-            <w:vAlign w:val="center"/>
-            <w:tcMar>
-              <w:top w:w="100" w:type="dxa"/>
-              <w:start w:w="120" w:type="dxa"/>
-              <w:bottom w:w="100" w:type="dxa"/>
-              <w:end w:w="120" w:type="dxa"/>
-            </w:tcMar>
-            <w:shd w:fill="F3F6F9"/>
-          </w:tcPr>
-          <w:p>
-            <w:pPr>
-              <w:jc w:val="left"/>
-            </w:pPr>
-            <w:r/>
-            <w:r>
-              <w:rPr>
-                <w:b w:val="0"/>
-                <w:sz w:val="17"/>
-              </w:rPr>
-              <w:t>[INSERT OR NONE]</w:t>
-            </w:r>
-          </w:p>
-        </w:tc>
-      </w:tr>
-      <w:tr>
-        <w:tc>
-          <w:tcPr>
-            <w:tcW w:type="dxa" w:w="2154"/>
-            <w:vAlign w:val="center"/>
-            <w:tcMar>
-              <w:top w:w="100" w:type="dxa"/>
-              <w:start w:w="120" w:type="dxa"/>
-              <w:bottom w:w="100" w:type="dxa"/>
-              <w:end w:w="120" w:type="dxa"/>
-            </w:tcMar>
-          </w:tcPr>
-          <w:p>
-            <w:pPr>
-              <w:jc w:val="left"/>
-            </w:pPr>
-            <w:r/>
-            <w:r>
-              <w:rPr>
-                <w:b w:val="0"/>
-                <w:sz w:val="17"/>
-              </w:rPr>
-              <w:t>[MEMBER 3]</w:t>
-            </w:r>
-          </w:p>
-        </w:tc>
-        <w:tc>
-          <w:tcPr>
-            <w:tcW w:type="dxa" w:w="3005"/>
-            <w:vAlign w:val="center"/>
-            <w:tcMar>
-              <w:top w:w="100" w:type="dxa"/>
-              <w:start w:w="120" w:type="dxa"/>
-              <w:bottom w:w="100" w:type="dxa"/>
-              <w:end w:w="120" w:type="dxa"/>
-            </w:tcMar>
-          </w:tcPr>
-          <w:p>
-            <w:pPr>
-              <w:jc w:val="left"/>
-            </w:pPr>
-            <w:r/>
-            <w:r>
-              <w:rPr>
-                <w:b w:val="0"/>
-                <w:sz w:val="17"/>
-              </w:rPr>
-              <w:t>[INSERT]</w:t>
-            </w:r>
-          </w:p>
-        </w:tc>
-        <w:tc>
-          <w:tcPr>
-            <w:tcW w:type="dxa" w:w="1814"/>
-            <w:vAlign w:val="center"/>
-            <w:tcMar>
-              <w:top w:w="100" w:type="dxa"/>
-              <w:start w:w="120" w:type="dxa"/>
-              <w:bottom w:w="100" w:type="dxa"/>
-              <w:end w:w="120" w:type="dxa"/>
-            </w:tcMar>
-          </w:tcPr>
-          <w:p>
-            <w:pPr>
-              <w:jc w:val="left"/>
-            </w:pPr>
-            <w:r/>
-            <w:r>
-              <w:rPr>
-                <w:b w:val="0"/>
-                <w:sz w:val="17"/>
-              </w:rPr>
-              <w:t>[COMMITS/PRS]</w:t>
-            </w:r>
-          </w:p>
-        </w:tc>
-        <w:tc>
-          <w:tcPr>
-            <w:tcW w:type="dxa" w:w="2835"/>
-            <w:vAlign w:val="center"/>
-            <w:tcMar>
-              <w:top w:w="100" w:type="dxa"/>
-              <w:start w:w="120" w:type="dxa"/>
-              <w:bottom w:w="100" w:type="dxa"/>
-              <w:end w:w="120" w:type="dxa"/>
-            </w:tcMar>
-          </w:tcPr>
-          <w:p>
-            <w:pPr>
-              <w:jc w:val="left"/>
-            </w:pPr>
-            <w:r/>
-            <w:r>
-              <w:rPr>
-                <w:b w:val="0"/>
-                <w:sz w:val="17"/>
-              </w:rPr>
-              <w:t>[INSERT OR NONE]</w:t>
-            </w:r>
-          </w:p>
-        </w:tc>
-      </w:tr>
-      <w:tr>
-        <w:tc>
-          <w:tcPr>
-            <w:tcW w:type="dxa" w:w="2154"/>
-            <w:vAlign w:val="center"/>
-            <w:tcMar>
-              <w:top w:w="100" w:type="dxa"/>
-              <w:start w:w="120" w:type="dxa"/>
-              <w:bottom w:w="100" w:type="dxa"/>
-              <w:end w:w="120" w:type="dxa"/>
-            </w:tcMar>
-            <w:shd w:fill="F3F6F9"/>
-          </w:tcPr>
-          <w:p>
-            <w:pPr>
-              <w:jc w:val="left"/>
-            </w:pPr>
-            <w:r/>
-            <w:r>
-              <w:rPr>
-                <w:b w:val="0"/>
-                <w:sz w:val="17"/>
-              </w:rPr>
-              <w:t>[MEMBER 4]</w:t>
-            </w:r>
-          </w:p>
-        </w:tc>
-        <w:tc>
-          <w:tcPr>
-            <w:tcW w:type="dxa" w:w="3005"/>
-            <w:vAlign w:val="center"/>
-            <w:tcMar>
-              <w:top w:w="100" w:type="dxa"/>
-              <w:start w:w="120" w:type="dxa"/>
-              <w:bottom w:w="100" w:type="dxa"/>
-              <w:end w:w="120" w:type="dxa"/>
-            </w:tcMar>
-            <w:shd w:fill="F3F6F9"/>
-          </w:tcPr>
-          <w:p>
-            <w:pPr>
-              <w:jc w:val="left"/>
-            </w:pPr>
-            <w:r/>
-            <w:r>
-              <w:rPr>
-                <w:b w:val="0"/>
-                <w:sz w:val="17"/>
-              </w:rPr>
-              <w:t>[INSERT]</w:t>
-            </w:r>
-          </w:p>
-        </w:tc>
-        <w:tc>
-          <w:tcPr>
-            <w:tcW w:type="dxa" w:w="1814"/>
-            <w:vAlign w:val="center"/>
-            <w:tcMar>
-              <w:top w:w="100" w:type="dxa"/>
-              <w:start w:w="120" w:type="dxa"/>
-              <w:bottom w:w="100" w:type="dxa"/>
-              <w:end w:w="120" w:type="dxa"/>
-            </w:tcMar>
-            <w:shd w:fill="F3F6F9"/>
-          </w:tcPr>
-          <w:p>
-            <w:pPr>
-              <w:jc w:val="left"/>
-            </w:pPr>
-            <w:r/>
-            <w:r>
-              <w:rPr>
-                <w:b w:val="0"/>
-                <w:sz w:val="17"/>
-              </w:rPr>
-              <w:t>[COMMITS/PRS]</w:t>
-            </w:r>
-          </w:p>
-        </w:tc>
-        <w:tc>
-          <w:tcPr>
-            <w:tcW w:type="dxa" w:w="2835"/>
-            <w:vAlign w:val="center"/>
-            <w:tcMar>
-              <w:top w:w="100" w:type="dxa"/>
-              <w:start w:w="120" w:type="dxa"/>
-              <w:bottom w:w="100" w:type="dxa"/>
-              <w:end w:w="120" w:type="dxa"/>
-            </w:tcMar>
-            <w:shd w:fill="F3F6F9"/>
-          </w:tcPr>
-          <w:p>
-            <w:pPr>
-              <w:jc w:val="left"/>
-            </w:pPr>
-            <w:r/>
-            <w:r>
-              <w:rPr>
-                <w:b w:val="0"/>
-                <w:sz w:val="17"/>
-              </w:rPr>
-              <w:t>[INSERT OR NONE]</w:t>
-            </w:r>
-          </w:p>
-        </w:tc>
-      </w:tr>
-    </w:tbl>
-    <w:p>
-      <w:pPr>
-        <w:spacing w:after="20"/>
-      </w:pPr>
-    </w:p>
-    <w:p>
-      <w:pPr>
-        <w:pStyle w:val="Placeholder"/>
-      </w:pPr>
-      <w:r>
-        <w:rPr>
-          <w:b/>
-        </w:rPr>
-        <w:t>Each member must validate this wording, add exact evidence and sign the final version. Do not claim implementation work that is not visible in the repository.</w:t>
-      </w:r>
-    </w:p>
-    <w:p>
-      <w:pPr>
-        <w:pStyle w:val="Heading1"/>
-      </w:pPr>
-      <w:r>
-        <w:t>References</w:t>
-      </w:r>
-    </w:p>
-    <w:p>
-      <w:pPr>
-        <w:spacing w:after="80"/>
-        <w:ind w:left="283" w:hanging="283"/>
-      </w:pPr>
-      <w:r>
-        <w:t>[1] SLIIT, “IE3142 DevOps Security: Building and Securing a DevSecOps Pipeline,” Continuous Assessment specification, Aug. 20, 2026.</w:t>
-      </w:r>
-    </w:p>
-    <w:p>
-      <w:pPr>
-        <w:spacing w:after="80"/>
-        <w:ind w:left="283" w:hanging="283"/>
-      </w:pPr>
-      <w:r>
-        <w:t>[2] OWASP WebGoat Project, “WebGoat: A deliberately insecure web application,” GitHub. https://github.com/WebGoat/WebGoat (accessed Sep. 13, 2026).</w:t>
-      </w:r>
-    </w:p>
-    <w:p>
-      <w:pPr>
-        <w:spacing w:after="80"/>
-        <w:ind w:left="283" w:hanging="283"/>
-      </w:pPr>
-      <w:r>
-        <w:t>[3] OWASP Foundation, “Threat Modeling Process.” https://owasp.org/www-community/Threat_Modeling_Process (accessed Sep. 13, 2026).</w:t>
-      </w:r>
-    </w:p>
-    <w:p>
-      <w:pPr>
-        <w:spacing w:after="80"/>
-        <w:ind w:left="283" w:hanging="283"/>
-      </w:pPr>
-      <w:r>
-        <w:t>[4] Microsoft, “STRIDE threat model.” https://learn.microsoft.com/azure/security/develop/threat-modeling-tool-threats (accessed Sep. 13, 2026).</w:t>
-      </w:r>
-    </w:p>
-    <w:p>
-      <w:pPr>
-        <w:spacing w:after="80"/>
-        <w:ind w:left="283" w:hanging="283"/>
-      </w:pPr>
-      <w:r>
-        <w:t>[5] Semgrep, “Semgrep documentation.” https://semgrep.dev/docs/ (accessed Sep. 13, 2026).</w:t>
-      </w:r>
-    </w:p>
-    <w:p>
-      <w:pPr>
-        <w:spacing w:after="80"/>
-        <w:ind w:left="283" w:hanging="283"/>
-      </w:pPr>
-      <w:r>
-        <w:t>[6] OWASP Foundation, “OWASP Dependency-Check.” https://owasp.org/www-project-dependency-check/ (accessed Sep. 13, 2026).</w:t>
-      </w:r>
-    </w:p>
-    <w:p>
-      <w:pPr>
-        <w:spacing w:after="80"/>
-        <w:ind w:left="283" w:hanging="283"/>
-      </w:pPr>
-      <w:r>
-        <w:t>[7] Gitleaks, “Gitleaks.” https://github.com/gitleaks/gitleaks (accessed Sep. 13, 2026).</w:t>
-      </w:r>
-    </w:p>
-    <w:p>
-      <w:pPr>
-        <w:spacing w:after="80"/>
-        <w:ind w:left="283" w:hanging="283"/>
-      </w:pPr>
-      <w:r>
-        <w:t>[8] Aqua Security, “Trivy documentation.” https://trivy.dev/ (accessed Sep. 13, 2026).</w:t>
-      </w:r>
-    </w:p>
-    <w:p>
-      <w:pPr>
-        <w:spacing w:after="80"/>
-        <w:ind w:left="283" w:hanging="283"/>
-      </w:pPr>
-      <w:r>
-        <w:t>[9] GitHub, “Using secrets in GitHub Actions.” https://docs.github.com/actions/security-guides/using-secrets-in-github-actions (accessed Sep. 13, 2026).</w:t>
-      </w:r>
-    </w:p>
-    <w:p>
-      <w:pPr>
-        <w:spacing w:after="80"/>
-        <w:ind w:left="283" w:hanging="283"/>
-      </w:pPr>
-      <w:r>
-        <w:t>[10] rezmoss, “Awesome Security Pipeline,” GitHub, 2026. https://github.com/rezmoss/awesome-security-pipeline (accessed Sep. 13, 2026).</w:t>
-      </w:r>
-    </w:p>
-    <w:p>
-      <w:pPr>
-        <w:spacing w:after="80"/>
-        <w:ind w:left="283" w:hanging="283"/>
-      </w:pPr>
-      <w:r>
-        <w:t>[11] OWASP Foundation, “OWASP Zed Attack Proxy.” https://www.zaproxy.org/ (accessed Sep. 13, 2026).</w:t>
-      </w:r>
-    </w:p>
-    <w:p>
-      <w:r>
-        <w:br w:type="page"/>
-      </w:r>
-    </w:p>
-    <w:p>
-      <w:pPr>
-        <w:pStyle w:val="Heading1"/>
-      </w:pPr>
-      <w:r>
-        <w:t>Appendix A: Evidence Register</w:t>
-      </w:r>
-    </w:p>
-    <w:tbl>
-      <w:tblPr>
-        <w:tblStyle w:val="TableGrid"/>
-        <w:tblW w:type="auto" w:w="0"/>
-        <w:jc w:val="center"/>
-        <w:tblLook w:firstColumn="1" w:firstRow="1" w:lastColumn="0" w:lastRow="0" w:noHBand="0" w:noVBand="1" w:val="04A0"/>
-      </w:tblPr>
-      <w:tblGrid>
-        <w:gridCol w:w="1926"/>
-        <w:gridCol w:w="1926"/>
-        <w:gridCol w:w="1926"/>
-        <w:gridCol w:w="1926"/>
-        <w:gridCol w:w="1926"/>
-      </w:tblGrid>
-      <w:tr>
-        <w:trPr>
-          <w:tblHeader w:val="true"/>
-        </w:trPr>
-        <w:tc>
-          <w:tcPr>
-            <w:tcW w:type="dxa" w:w="1926"/>
-            <w:vAlign w:val="center"/>
-            <w:tcMar>
-              <w:top w:w="100" w:type="dxa"/>
-              <w:start w:w="120" w:type="dxa"/>
-              <w:bottom w:w="100" w:type="dxa"/>
-              <w:end w:w="120" w:type="dxa"/>
-            </w:tcMar>
-            <w:shd w:fill="1F4E78"/>
-          </w:tcPr>
-          <w:p>
-            <w:pPr>
-              <w:jc w:val="center"/>
-            </w:pPr>
-            <w:r/>
-            <w:r>
-              <w:rPr>
-                <w:b/>
-                <w:color w:val="FFFFFF"/>
-                <w:sz w:val="18"/>
-              </w:rPr>
-              <w:t>Evidence ID</w:t>
-            </w:r>
-          </w:p>
-        </w:tc>
-        <w:tc>
-          <w:tcPr>
-            <w:tcW w:type="dxa" w:w="1926"/>
-            <w:vAlign w:val="center"/>
-            <w:tcMar>
-              <w:top w:w="100" w:type="dxa"/>
-              <w:start w:w="120" w:type="dxa"/>
-              <w:bottom w:w="100" w:type="dxa"/>
-              <w:end w:w="120" w:type="dxa"/>
-            </w:tcMar>
-            <w:shd w:fill="1F4E78"/>
-          </w:tcPr>
-          <w:p>
-            <w:pPr>
-              <w:jc w:val="center"/>
-            </w:pPr>
-            <w:r/>
-            <w:r>
-              <w:rPr>
-                <w:b/>
-                <w:color w:val="FFFFFF"/>
-                <w:sz w:val="18"/>
-              </w:rPr>
-              <w:t>Requirement</w:t>
-            </w:r>
-          </w:p>
-        </w:tc>
-        <w:tc>
-          <w:tcPr>
-            <w:tcW w:type="dxa" w:w="1926"/>
-            <w:vAlign w:val="center"/>
-            <w:tcMar>
-              <w:top w:w="100" w:type="dxa"/>
-              <w:start w:w="120" w:type="dxa"/>
-              <w:bottom w:w="100" w:type="dxa"/>
-              <w:end w:w="120" w:type="dxa"/>
-            </w:tcMar>
-            <w:shd w:fill="1F4E78"/>
-          </w:tcPr>
-          <w:p>
-            <w:pPr>
-              <w:jc w:val="center"/>
-            </w:pPr>
-            <w:r/>
-            <w:r>
-              <w:rPr>
-                <w:b/>
-                <w:color w:val="FFFFFF"/>
-                <w:sz w:val="18"/>
-              </w:rPr>
-              <w:t>File or URL</w:t>
-            </w:r>
-          </w:p>
-        </w:tc>
-        <w:tc>
-          <w:tcPr>
-            <w:tcW w:type="dxa" w:w="1926"/>
-            <w:vAlign w:val="center"/>
-            <w:tcMar>
-              <w:top w:w="100" w:type="dxa"/>
-              <w:start w:w="120" w:type="dxa"/>
-              <w:bottom w:w="100" w:type="dxa"/>
-              <w:end w:w="120" w:type="dxa"/>
-            </w:tcMar>
-            <w:shd w:fill="1F4E78"/>
-          </w:tcPr>
-          <w:p>
-            <w:pPr>
-              <w:jc w:val="center"/>
-            </w:pPr>
-            <w:r/>
-            <w:r>
-              <w:rPr>
-                <w:b/>
-                <w:color w:val="FFFFFF"/>
-                <w:sz w:val="18"/>
-              </w:rPr>
-              <w:t>Commit</w:t>
-            </w:r>
-          </w:p>
-        </w:tc>
-        <w:tc>
-          <w:tcPr>
-            <w:tcW w:type="dxa" w:w="1926"/>
-            <w:vAlign w:val="center"/>
-            <w:tcMar>
-              <w:top w:w="100" w:type="dxa"/>
-              <w:start w:w="120" w:type="dxa"/>
-              <w:bottom w:w="100" w:type="dxa"/>
-              <w:end w:w="120" w:type="dxa"/>
-            </w:tcMar>
-            <w:shd w:fill="1F4E78"/>
-          </w:tcPr>
-          <w:p>
-            <w:pPr>
-              <w:jc w:val="center"/>
-            </w:pPr>
-            <w:r/>
-            <w:r>
-              <w:rPr>
-                <w:b/>
-                <w:color w:val="FFFFFF"/>
-                <w:sz w:val="18"/>
-              </w:rPr>
-              <w:t>Status</w:t>
-            </w:r>
-          </w:p>
-        </w:tc>
-      </w:tr>
-      <w:tr>
-        <w:tc>
-          <w:tcPr>
-            <w:tcW w:type="dxa" w:w="1247"/>
-            <w:vAlign w:val="center"/>
-            <w:tcMar>
-              <w:top w:w="100" w:type="dxa"/>
-              <w:start w:w="120" w:type="dxa"/>
-              <w:bottom w:w="100" w:type="dxa"/>
-              <w:end w:w="120" w:type="dxa"/>
-            </w:tcMar>
-          </w:tcPr>
-          <w:p>
-            <w:pPr>
-              <w:jc w:val="left"/>
-            </w:pPr>
-            <w:r/>
-            <w:r>
-              <w:rPr>
-                <w:b w:val="0"/>
-                <w:sz w:val="17"/>
-              </w:rPr>
-              <w:t>E01</w:t>
-            </w:r>
-          </w:p>
-        </w:tc>
-        <w:tc>
-          <w:tcPr>
-            <w:tcW w:type="dxa" w:w="3402"/>
-            <w:vAlign w:val="center"/>
-            <w:tcMar>
-              <w:top w:w="100" w:type="dxa"/>
-              <w:start w:w="120" w:type="dxa"/>
-              <w:bottom w:w="100" w:type="dxa"/>
-              <w:end w:w="120" w:type="dxa"/>
-            </w:tcMar>
-          </w:tcPr>
-          <w:p>
-            <w:pPr>
-              <w:jc w:val="left"/>
-            </w:pPr>
-            <w:r/>
-            <w:r>
-              <w:rPr>
-                <w:b w:val="0"/>
-                <w:sz w:val="17"/>
-              </w:rPr>
-              <w:t>Docker Compose starts complete application</w:t>
-            </w:r>
-          </w:p>
-        </w:tc>
-        <w:tc>
-          <w:tcPr>
-            <w:tcW w:type="dxa" w:w="2381"/>
-            <w:vAlign w:val="center"/>
-            <w:tcMar>
-              <w:top w:w="100" w:type="dxa"/>
-              <w:start w:w="120" w:type="dxa"/>
-              <w:bottom w:w="100" w:type="dxa"/>
-              <w:end w:w="120" w:type="dxa"/>
-            </w:tcMar>
-          </w:tcPr>
-          <w:p>
-            <w:pPr>
-              <w:jc w:val="left"/>
-            </w:pPr>
-            <w:r/>
-            <w:r>
-              <w:rPr>
-                <w:b w:val="0"/>
-                <w:sz w:val="17"/>
-              </w:rPr>
-              <w:t>[INSERT]</w:t>
-            </w:r>
-          </w:p>
-        </w:tc>
-        <w:tc>
-          <w:tcPr>
-            <w:tcW w:type="dxa" w:w="1587"/>
-            <w:vAlign w:val="center"/>
-            <w:tcMar>
-              <w:top w:w="100" w:type="dxa"/>
-              <w:start w:w="120" w:type="dxa"/>
-              <w:bottom w:w="100" w:type="dxa"/>
-              <w:end w:w="120" w:type="dxa"/>
-            </w:tcMar>
-          </w:tcPr>
-          <w:p>
-            <w:pPr>
-              <w:jc w:val="left"/>
-            </w:pPr>
-            <w:r/>
-            <w:r>
-              <w:rPr>
-                <w:b w:val="0"/>
-                <w:sz w:val="17"/>
-              </w:rPr>
-              <w:t>[INSERT]</w:t>
-            </w:r>
-          </w:p>
-        </w:tc>
-        <w:tc>
-          <w:tcPr>
-            <w:tcW w:type="dxa" w:w="1247"/>
-            <w:vAlign w:val="center"/>
-            <w:tcMar>
-              <w:top w:w="100" w:type="dxa"/>
-              <w:start w:w="120" w:type="dxa"/>
-              <w:bottom w:w="100" w:type="dxa"/>
-              <w:end w:w="120" w:type="dxa"/>
-            </w:tcMar>
-          </w:tcPr>
-          <w:p>
-            <w:pPr>
-              <w:jc w:val="left"/>
-            </w:pPr>
-            <w:r/>
-            <w:r>
-              <w:rPr>
-                <w:b w:val="0"/>
-                <w:sz w:val="17"/>
-              </w:rPr>
-              <w:t>Pending</w:t>
-            </w:r>
-          </w:p>
-        </w:tc>
-      </w:tr>
-      <w:tr>
-        <w:tc>
-          <w:tcPr>
-            <w:tcW w:type="dxa" w:w="1247"/>
-            <w:vAlign w:val="center"/>
-            <w:tcMar>
-              <w:top w:w="100" w:type="dxa"/>
-              <w:start w:w="120" w:type="dxa"/>
-              <w:bottom w:w="100" w:type="dxa"/>
-              <w:end w:w="120" w:type="dxa"/>
-            </w:tcMar>
-            <w:shd w:fill="F3F6F9"/>
-          </w:tcPr>
-          <w:p>
-            <w:pPr>
-              <w:jc w:val="left"/>
-            </w:pPr>
-            <w:r/>
-            <w:r>
-              <w:rPr>
-                <w:b w:val="0"/>
-                <w:sz w:val="17"/>
-              </w:rPr>
-              <w:t>E02</w:t>
-            </w:r>
-          </w:p>
-        </w:tc>
-        <w:tc>
-          <w:tcPr>
-            <w:tcW w:type="dxa" w:w="3402"/>
-            <w:vAlign w:val="center"/>
-            <w:tcMar>
-              <w:top w:w="100" w:type="dxa"/>
-              <w:start w:w="120" w:type="dxa"/>
-              <w:bottom w:w="100" w:type="dxa"/>
-              <w:end w:w="120" w:type="dxa"/>
-            </w:tcMar>
-            <w:shd w:fill="F3F6F9"/>
-          </w:tcPr>
-          <w:p>
-            <w:pPr>
-              <w:jc w:val="left"/>
-            </w:pPr>
-            <w:r/>
-            <w:r>
-              <w:rPr>
-                <w:b w:val="0"/>
-                <w:sz w:val="17"/>
-              </w:rPr>
-              <w:t>Architecture and trust boundaries</w:t>
-            </w:r>
-          </w:p>
-        </w:tc>
-        <w:tc>
-          <w:tcPr>
-            <w:tcW w:type="dxa" w:w="2381"/>
-            <w:vAlign w:val="center"/>
-            <w:tcMar>
-              <w:top w:w="100" w:type="dxa"/>
-              <w:start w:w="120" w:type="dxa"/>
-              <w:bottom w:w="100" w:type="dxa"/>
-              <w:end w:w="120" w:type="dxa"/>
-            </w:tcMar>
-            <w:shd w:fill="F3F6F9"/>
-          </w:tcPr>
-          <w:p>
-            <w:pPr>
-              <w:jc w:val="left"/>
-            </w:pPr>
-            <w:r/>
-            <w:r>
-              <w:rPr>
-                <w:b w:val="0"/>
-                <w:sz w:val="17"/>
-              </w:rPr>
-              <w:t>Figure 1 / [REPLACE]</w:t>
-            </w:r>
-          </w:p>
-        </w:tc>
-        <w:tc>
-          <w:tcPr>
-            <w:tcW w:type="dxa" w:w="1587"/>
-            <w:vAlign w:val="center"/>
-            <w:tcMar>
-              <w:top w:w="100" w:type="dxa"/>
-              <w:start w:w="120" w:type="dxa"/>
-              <w:bottom w:w="100" w:type="dxa"/>
-              <w:end w:w="120" w:type="dxa"/>
-            </w:tcMar>
-            <w:shd w:fill="F3F6F9"/>
-          </w:tcPr>
-          <w:p>
-            <w:pPr>
-              <w:jc w:val="left"/>
-            </w:pPr>
-            <w:r/>
-            <w:r>
-              <w:rPr>
-                <w:b w:val="0"/>
-                <w:sz w:val="17"/>
-              </w:rPr>
-              <w:t>[INSERT]</w:t>
-            </w:r>
-          </w:p>
-        </w:tc>
-        <w:tc>
-          <w:tcPr>
-            <w:tcW w:type="dxa" w:w="1247"/>
-            <w:vAlign w:val="center"/>
-            <w:tcMar>
-              <w:top w:w="100" w:type="dxa"/>
-              <w:start w:w="120" w:type="dxa"/>
-              <w:bottom w:w="100" w:type="dxa"/>
-              <w:end w:w="120" w:type="dxa"/>
-            </w:tcMar>
-            <w:shd w:fill="F3F6F9"/>
-          </w:tcPr>
-          <w:p>
-            <w:pPr>
-              <w:jc w:val="left"/>
-            </w:pPr>
-            <w:r/>
-            <w:r>
-              <w:rPr>
-                <w:b w:val="0"/>
-                <w:sz w:val="17"/>
-              </w:rPr>
-              <w:t>Draft</w:t>
-            </w:r>
-          </w:p>
-        </w:tc>
-      </w:tr>
-      <w:tr>
-        <w:tc>
-          <w:tcPr>
-            <w:tcW w:type="dxa" w:w="1247"/>
-            <w:vAlign w:val="center"/>
-            <w:tcMar>
-              <w:top w:w="100" w:type="dxa"/>
-              <w:start w:w="120" w:type="dxa"/>
-              <w:bottom w:w="100" w:type="dxa"/>
-              <w:end w:w="120" w:type="dxa"/>
-            </w:tcMar>
-          </w:tcPr>
-          <w:p>
-            <w:pPr>
-              <w:jc w:val="left"/>
-            </w:pPr>
-            <w:r/>
-            <w:r>
-              <w:rPr>
-                <w:b w:val="0"/>
-                <w:sz w:val="17"/>
-              </w:rPr>
-              <w:t>E03-E06</w:t>
-            </w:r>
-          </w:p>
-        </w:tc>
-        <w:tc>
-          <w:tcPr>
-            <w:tcW w:type="dxa" w:w="3402"/>
-            <w:vAlign w:val="center"/>
-            <w:tcMar>
-              <w:top w:w="100" w:type="dxa"/>
-              <w:start w:w="120" w:type="dxa"/>
-              <w:bottom w:w="100" w:type="dxa"/>
-              <w:end w:w="120" w:type="dxa"/>
-            </w:tcMar>
-          </w:tcPr>
-          <w:p>
-            <w:pPr>
-              <w:jc w:val="left"/>
-            </w:pPr>
-            <w:r/>
-            <w:r>
-              <w:rPr>
-                <w:b w:val="0"/>
-                <w:sz w:val="17"/>
-              </w:rPr>
-              <w:t>Four baseline demonstrations</w:t>
-            </w:r>
-          </w:p>
-        </w:tc>
-        <w:tc>
-          <w:tcPr>
-            <w:tcW w:type="dxa" w:w="2381"/>
-            <w:vAlign w:val="center"/>
-            <w:tcMar>
-              <w:top w:w="100" w:type="dxa"/>
-              <w:start w:w="120" w:type="dxa"/>
-              <w:bottom w:w="100" w:type="dxa"/>
-              <w:end w:w="120" w:type="dxa"/>
-            </w:tcMar>
-          </w:tcPr>
-          <w:p>
-            <w:pPr>
-              <w:jc w:val="left"/>
-            </w:pPr>
-            <w:r/>
-            <w:r>
-              <w:rPr>
-                <w:b w:val="0"/>
-                <w:sz w:val="17"/>
-              </w:rPr>
-              <w:t>[INSERT]</w:t>
-            </w:r>
-          </w:p>
-        </w:tc>
-        <w:tc>
-          <w:tcPr>
-            <w:tcW w:type="dxa" w:w="1587"/>
-            <w:vAlign w:val="center"/>
-            <w:tcMar>
-              <w:top w:w="100" w:type="dxa"/>
-              <w:start w:w="120" w:type="dxa"/>
-              <w:bottom w:w="100" w:type="dxa"/>
-              <w:end w:w="120" w:type="dxa"/>
-            </w:tcMar>
-          </w:tcPr>
-          <w:p>
-            <w:pPr>
-              <w:jc w:val="left"/>
-            </w:pPr>
-            <w:r/>
-            <w:r>
-              <w:rPr>
-                <w:b w:val="0"/>
-                <w:sz w:val="17"/>
-              </w:rPr>
-              <w:t>[INSERT]</w:t>
-            </w:r>
-          </w:p>
-        </w:tc>
-        <w:tc>
-          <w:tcPr>
-            <w:tcW w:type="dxa" w:w="1247"/>
-            <w:vAlign w:val="center"/>
-            <w:tcMar>
-              <w:top w:w="100" w:type="dxa"/>
-              <w:start w:w="120" w:type="dxa"/>
-              <w:bottom w:w="100" w:type="dxa"/>
-              <w:end w:w="120" w:type="dxa"/>
-            </w:tcMar>
-          </w:tcPr>
-          <w:p>
-            <w:pPr>
-              <w:jc w:val="left"/>
-            </w:pPr>
-            <w:r/>
-            <w:r>
-              <w:rPr>
-                <w:b w:val="0"/>
-                <w:sz w:val="17"/>
-              </w:rPr>
-              <w:t>Pending</w:t>
-            </w:r>
-          </w:p>
-        </w:tc>
-      </w:tr>
-      <w:tr>
-        <w:tc>
-          <w:tcPr>
-            <w:tcW w:type="dxa" w:w="1247"/>
-            <w:vAlign w:val="center"/>
-            <w:tcMar>
-              <w:top w:w="100" w:type="dxa"/>
-              <w:start w:w="120" w:type="dxa"/>
-              <w:bottom w:w="100" w:type="dxa"/>
-              <w:end w:w="120" w:type="dxa"/>
-            </w:tcMar>
-            <w:shd w:fill="F3F6F9"/>
-          </w:tcPr>
-          <w:p>
-            <w:pPr>
-              <w:jc w:val="left"/>
-            </w:pPr>
-            <w:r/>
-            <w:r>
-              <w:rPr>
-                <w:b w:val="0"/>
-                <w:sz w:val="17"/>
-              </w:rPr>
-              <w:t>E07-E10</w:t>
-            </w:r>
-          </w:p>
-        </w:tc>
-        <w:tc>
-          <w:tcPr>
-            <w:tcW w:type="dxa" w:w="3402"/>
-            <w:vAlign w:val="center"/>
-            <w:tcMar>
-              <w:top w:w="100" w:type="dxa"/>
-              <w:start w:w="120" w:type="dxa"/>
-              <w:bottom w:w="100" w:type="dxa"/>
-              <w:end w:w="120" w:type="dxa"/>
-            </w:tcMar>
-            <w:shd w:fill="F3F6F9"/>
-          </w:tcPr>
-          <w:p>
-            <w:pPr>
-              <w:jc w:val="left"/>
-            </w:pPr>
-            <w:r/>
-            <w:r>
-              <w:rPr>
-                <w:b w:val="0"/>
-                <w:sz w:val="17"/>
-              </w:rPr>
-              <w:t>Four fixes and repeated tests</w:t>
-            </w:r>
-          </w:p>
-        </w:tc>
-        <w:tc>
-          <w:tcPr>
-            <w:tcW w:type="dxa" w:w="2381"/>
-            <w:vAlign w:val="center"/>
-            <w:tcMar>
-              <w:top w:w="100" w:type="dxa"/>
-              <w:start w:w="120" w:type="dxa"/>
-              <w:bottom w:w="100" w:type="dxa"/>
-              <w:end w:w="120" w:type="dxa"/>
-            </w:tcMar>
-            <w:shd w:fill="F3F6F9"/>
-          </w:tcPr>
-          <w:p>
-            <w:pPr>
-              <w:jc w:val="left"/>
-            </w:pPr>
-            <w:r/>
-            <w:r>
-              <w:rPr>
-                <w:b w:val="0"/>
-                <w:sz w:val="17"/>
-              </w:rPr>
-              <w:t>[INSERT]</w:t>
-            </w:r>
-          </w:p>
-        </w:tc>
-        <w:tc>
-          <w:tcPr>
-            <w:tcW w:type="dxa" w:w="1587"/>
-            <w:vAlign w:val="center"/>
-            <w:tcMar>
-              <w:top w:w="100" w:type="dxa"/>
-              <w:start w:w="120" w:type="dxa"/>
-              <w:bottom w:w="100" w:type="dxa"/>
-              <w:end w:w="120" w:type="dxa"/>
-            </w:tcMar>
-            <w:shd w:fill="F3F6F9"/>
-          </w:tcPr>
-          <w:p>
-            <w:pPr>
-              <w:jc w:val="left"/>
-            </w:pPr>
-            <w:r/>
-            <w:r>
-              <w:rPr>
-                <w:b w:val="0"/>
-                <w:sz w:val="17"/>
-              </w:rPr>
-              <w:t>[INSERT]</w:t>
-            </w:r>
-          </w:p>
-        </w:tc>
-        <w:tc>
-          <w:tcPr>
-            <w:tcW w:type="dxa" w:w="1247"/>
-            <w:vAlign w:val="center"/>
-            <w:tcMar>
-              <w:top w:w="100" w:type="dxa"/>
-              <w:start w:w="120" w:type="dxa"/>
-              <w:bottom w:w="100" w:type="dxa"/>
-              <w:end w:w="120" w:type="dxa"/>
-            </w:tcMar>
-            <w:shd w:fill="F3F6F9"/>
-          </w:tcPr>
-          <w:p>
-            <w:pPr>
-              <w:jc w:val="left"/>
-            </w:pPr>
-            <w:r/>
-            <w:r>
-              <w:rPr>
-                <w:b w:val="0"/>
-                <w:sz w:val="17"/>
-              </w:rPr>
-              <w:t>Pending</w:t>
-            </w:r>
-          </w:p>
-        </w:tc>
-      </w:tr>
-      <w:tr>
-        <w:tc>
-          <w:tcPr>
-            <w:tcW w:type="dxa" w:w="1247"/>
-            <w:vAlign w:val="center"/>
-            <w:tcMar>
-              <w:top w:w="100" w:type="dxa"/>
-              <w:start w:w="120" w:type="dxa"/>
-              <w:bottom w:w="100" w:type="dxa"/>
-              <w:end w:w="120" w:type="dxa"/>
-            </w:tcMar>
-          </w:tcPr>
-          <w:p>
-            <w:pPr>
-              <w:jc w:val="left"/>
-            </w:pPr>
-            <w:r/>
-            <w:r>
-              <w:rPr>
-                <w:b w:val="0"/>
-                <w:sz w:val="17"/>
-              </w:rPr>
-              <w:t>E11</w:t>
-            </w:r>
-          </w:p>
-        </w:tc>
-        <w:tc>
-          <w:tcPr>
-            <w:tcW w:type="dxa" w:w="3402"/>
-            <w:vAlign w:val="center"/>
-            <w:tcMar>
-              <w:top w:w="100" w:type="dxa"/>
-              <w:start w:w="120" w:type="dxa"/>
-              <w:bottom w:w="100" w:type="dxa"/>
-              <w:end w:w="120" w:type="dxa"/>
-            </w:tcMar>
-          </w:tcPr>
-          <w:p>
-            <w:pPr>
-              <w:jc w:val="left"/>
-            </w:pPr>
-            <w:r/>
-            <w:r>
-              <w:rPr>
-                <w:b w:val="0"/>
-                <w:sz w:val="17"/>
-              </w:rPr>
-              <w:t>Before/after SAST</w:t>
-            </w:r>
-          </w:p>
-        </w:tc>
-        <w:tc>
-          <w:tcPr>
-            <w:tcW w:type="dxa" w:w="2381"/>
-            <w:vAlign w:val="center"/>
-            <w:tcMar>
-              <w:top w:w="100" w:type="dxa"/>
-              <w:start w:w="120" w:type="dxa"/>
-              <w:bottom w:w="100" w:type="dxa"/>
-              <w:end w:w="120" w:type="dxa"/>
-            </w:tcMar>
-          </w:tcPr>
-          <w:p>
-            <w:pPr>
-              <w:jc w:val="left"/>
-            </w:pPr>
-            <w:r/>
-            <w:r>
-              <w:rPr>
-                <w:b w:val="0"/>
-                <w:sz w:val="17"/>
-              </w:rPr>
-              <w:t>[INSERT]</w:t>
-            </w:r>
-          </w:p>
-        </w:tc>
-        <w:tc>
-          <w:tcPr>
-            <w:tcW w:type="dxa" w:w="1587"/>
-            <w:vAlign w:val="center"/>
-            <w:tcMar>
-              <w:top w:w="100" w:type="dxa"/>
-              <w:start w:w="120" w:type="dxa"/>
-              <w:bottom w:w="100" w:type="dxa"/>
-              <w:end w:w="120" w:type="dxa"/>
-            </w:tcMar>
-          </w:tcPr>
-          <w:p>
-            <w:pPr>
-              <w:jc w:val="left"/>
-            </w:pPr>
-            <w:r/>
-            <w:r>
-              <w:rPr>
-                <w:b w:val="0"/>
-                <w:sz w:val="17"/>
-              </w:rPr>
-              <w:t>[INSERT]</w:t>
-            </w:r>
-          </w:p>
-        </w:tc>
-        <w:tc>
-          <w:tcPr>
-            <w:tcW w:type="dxa" w:w="1247"/>
-            <w:vAlign w:val="center"/>
-            <w:tcMar>
-              <w:top w:w="100" w:type="dxa"/>
-              <w:start w:w="120" w:type="dxa"/>
-              <w:bottom w:w="100" w:type="dxa"/>
-              <w:end w:w="120" w:type="dxa"/>
-            </w:tcMar>
-          </w:tcPr>
-          <w:p>
-            <w:pPr>
-              <w:jc w:val="left"/>
-            </w:pPr>
-            <w:r/>
-            <w:r>
-              <w:rPr>
-                <w:b w:val="0"/>
-                <w:sz w:val="17"/>
-              </w:rPr>
-              <w:t>Pending</w:t>
-            </w:r>
-          </w:p>
-        </w:tc>
-      </w:tr>
-      <w:tr>
-        <w:tc>
-          <w:tcPr>
-            <w:tcW w:type="dxa" w:w="1247"/>
-            <w:vAlign w:val="center"/>
-            <w:tcMar>
-              <w:top w:w="100" w:type="dxa"/>
-              <w:start w:w="120" w:type="dxa"/>
-              <w:bottom w:w="100" w:type="dxa"/>
-              <w:end w:w="120" w:type="dxa"/>
-            </w:tcMar>
-            <w:shd w:fill="F3F6F9"/>
-          </w:tcPr>
-          <w:p>
-            <w:pPr>
-              <w:jc w:val="left"/>
-            </w:pPr>
-            <w:r/>
-            <w:r>
-              <w:rPr>
-                <w:b w:val="0"/>
-                <w:sz w:val="17"/>
-              </w:rPr>
-              <w:t>E12</w:t>
-            </w:r>
-          </w:p>
-        </w:tc>
-        <w:tc>
-          <w:tcPr>
-            <w:tcW w:type="dxa" w:w="3402"/>
-            <w:vAlign w:val="center"/>
-            <w:tcMar>
-              <w:top w:w="100" w:type="dxa"/>
-              <w:start w:w="120" w:type="dxa"/>
-              <w:bottom w:w="100" w:type="dxa"/>
-              <w:end w:w="120" w:type="dxa"/>
-            </w:tcMar>
-            <w:shd w:fill="F3F6F9"/>
-          </w:tcPr>
-          <w:p>
-            <w:pPr>
-              <w:jc w:val="left"/>
-            </w:pPr>
-            <w:r/>
-            <w:r>
-              <w:rPr>
-                <w:b w:val="0"/>
-                <w:sz w:val="17"/>
-              </w:rPr>
-              <w:t>Dependency scan</w:t>
-            </w:r>
-          </w:p>
-        </w:tc>
-        <w:tc>
-          <w:tcPr>
-            <w:tcW w:type="dxa" w:w="2381"/>
-            <w:vAlign w:val="center"/>
-            <w:tcMar>
-              <w:top w:w="100" w:type="dxa"/>
-              <w:start w:w="120" w:type="dxa"/>
-              <w:bottom w:w="100" w:type="dxa"/>
-              <w:end w:w="120" w:type="dxa"/>
-            </w:tcMar>
-            <w:shd w:fill="F3F6F9"/>
-          </w:tcPr>
-          <w:p>
-            <w:pPr>
-              <w:jc w:val="left"/>
-            </w:pPr>
-            <w:r/>
-            <w:r>
-              <w:rPr>
-                <w:b w:val="0"/>
-                <w:sz w:val="17"/>
-              </w:rPr>
-              <w:t>[INSERT]</w:t>
-            </w:r>
-          </w:p>
-        </w:tc>
-        <w:tc>
-          <w:tcPr>
-            <w:tcW w:type="dxa" w:w="1587"/>
-            <w:vAlign w:val="center"/>
-            <w:tcMar>
-              <w:top w:w="100" w:type="dxa"/>
-              <w:start w:w="120" w:type="dxa"/>
-              <w:bottom w:w="100" w:type="dxa"/>
-              <w:end w:w="120" w:type="dxa"/>
-            </w:tcMar>
-            <w:shd w:fill="F3F6F9"/>
-          </w:tcPr>
-          <w:p>
-            <w:pPr>
-              <w:jc w:val="left"/>
-            </w:pPr>
-            <w:r/>
-            <w:r>
-              <w:rPr>
-                <w:b w:val="0"/>
-                <w:sz w:val="17"/>
-              </w:rPr>
-              <w:t>[INSERT]</w:t>
-            </w:r>
-          </w:p>
-        </w:tc>
-        <w:tc>
-          <w:tcPr>
-            <w:tcW w:type="dxa" w:w="1247"/>
-            <w:vAlign w:val="center"/>
-            <w:tcMar>
-              <w:top w:w="100" w:type="dxa"/>
-              <w:start w:w="120" w:type="dxa"/>
-              <w:bottom w:w="100" w:type="dxa"/>
-              <w:end w:w="120" w:type="dxa"/>
-            </w:tcMar>
-            <w:shd w:fill="F3F6F9"/>
-          </w:tcPr>
-          <w:p>
-            <w:pPr>
-              <w:jc w:val="left"/>
-            </w:pPr>
-            <w:r/>
-            <w:r>
-              <w:rPr>
-                <w:b w:val="0"/>
-                <w:sz w:val="17"/>
-              </w:rPr>
-              <w:t>Pending</w:t>
-            </w:r>
-          </w:p>
-        </w:tc>
-      </w:tr>
-      <w:tr>
-        <w:tc>
-          <w:tcPr>
-            <w:tcW w:type="dxa" w:w="1247"/>
-            <w:vAlign w:val="center"/>
-            <w:tcMar>
-              <w:top w:w="100" w:type="dxa"/>
-              <w:start w:w="120" w:type="dxa"/>
-              <w:bottom w:w="100" w:type="dxa"/>
-              <w:end w:w="120" w:type="dxa"/>
-            </w:tcMar>
-          </w:tcPr>
-          <w:p>
-            <w:pPr>
-              <w:jc w:val="left"/>
-            </w:pPr>
-            <w:r/>
-            <w:r>
-              <w:rPr>
-                <w:b w:val="0"/>
-                <w:sz w:val="17"/>
-              </w:rPr>
-              <w:t>E13</w:t>
-            </w:r>
-          </w:p>
-        </w:tc>
-        <w:tc>
-          <w:tcPr>
-            <w:tcW w:type="dxa" w:w="3402"/>
-            <w:vAlign w:val="center"/>
-            <w:tcMar>
-              <w:top w:w="100" w:type="dxa"/>
-              <w:start w:w="120" w:type="dxa"/>
-              <w:bottom w:w="100" w:type="dxa"/>
-              <w:end w:w="120" w:type="dxa"/>
-            </w:tcMar>
-          </w:tcPr>
-          <w:p>
-            <w:pPr>
-              <w:jc w:val="left"/>
-            </w:pPr>
-            <w:r/>
-            <w:r>
-              <w:rPr>
-                <w:b w:val="0"/>
-                <w:sz w:val="17"/>
-              </w:rPr>
-              <w:t>Gitleaks scan</w:t>
-            </w:r>
-          </w:p>
-        </w:tc>
-        <w:tc>
-          <w:tcPr>
-            <w:tcW w:type="dxa" w:w="2381"/>
-            <w:vAlign w:val="center"/>
-            <w:tcMar>
-              <w:top w:w="100" w:type="dxa"/>
-              <w:start w:w="120" w:type="dxa"/>
-              <w:bottom w:w="100" w:type="dxa"/>
-              <w:end w:w="120" w:type="dxa"/>
-            </w:tcMar>
-          </w:tcPr>
-          <w:p>
-            <w:pPr>
-              <w:jc w:val="left"/>
-            </w:pPr>
-            <w:r/>
-            <w:r>
-              <w:rPr>
-                <w:b w:val="0"/>
-                <w:sz w:val="17"/>
-              </w:rPr>
-              <w:t>[INSERT]</w:t>
-            </w:r>
-          </w:p>
-        </w:tc>
-        <w:tc>
-          <w:tcPr>
-            <w:tcW w:type="dxa" w:w="1587"/>
-            <w:vAlign w:val="center"/>
-            <w:tcMar>
-              <w:top w:w="100" w:type="dxa"/>
-              <w:start w:w="120" w:type="dxa"/>
-              <w:bottom w:w="100" w:type="dxa"/>
-              <w:end w:w="120" w:type="dxa"/>
-            </w:tcMar>
-          </w:tcPr>
-          <w:p>
-            <w:pPr>
-              <w:jc w:val="left"/>
-            </w:pPr>
-            <w:r/>
-            <w:r>
-              <w:rPr>
-                <w:b w:val="0"/>
-                <w:sz w:val="17"/>
-              </w:rPr>
-              <w:t>[INSERT]</w:t>
-            </w:r>
-          </w:p>
-        </w:tc>
-        <w:tc>
-          <w:tcPr>
-            <w:tcW w:type="dxa" w:w="1247"/>
-            <w:vAlign w:val="center"/>
-            <w:tcMar>
-              <w:top w:w="100" w:type="dxa"/>
-              <w:start w:w="120" w:type="dxa"/>
-              <w:bottom w:w="100" w:type="dxa"/>
-              <w:end w:w="120" w:type="dxa"/>
-            </w:tcMar>
-          </w:tcPr>
-          <w:p>
-            <w:pPr>
-              <w:jc w:val="left"/>
-            </w:pPr>
-            <w:r/>
-            <w:r>
-              <w:rPr>
-                <w:b w:val="0"/>
-                <w:sz w:val="17"/>
-              </w:rPr>
-              <w:t>Pending</w:t>
-            </w:r>
-          </w:p>
-        </w:tc>
-      </w:tr>
-      <w:tr>
-        <w:tc>
-          <w:tcPr>
-            <w:tcW w:type="dxa" w:w="1247"/>
-            <w:vAlign w:val="center"/>
-            <w:tcMar>
-              <w:top w:w="100" w:type="dxa"/>
-              <w:start w:w="120" w:type="dxa"/>
-              <w:bottom w:w="100" w:type="dxa"/>
-              <w:end w:w="120" w:type="dxa"/>
-            </w:tcMar>
-            <w:shd w:fill="F3F6F9"/>
-          </w:tcPr>
-          <w:p>
-            <w:pPr>
-              <w:jc w:val="left"/>
-            </w:pPr>
-            <w:r/>
-            <w:r>
-              <w:rPr>
-                <w:b w:val="0"/>
-                <w:sz w:val="17"/>
-              </w:rPr>
-              <w:t>E14</w:t>
-            </w:r>
-          </w:p>
-        </w:tc>
-        <w:tc>
-          <w:tcPr>
-            <w:tcW w:type="dxa" w:w="3402"/>
-            <w:vAlign w:val="center"/>
-            <w:tcMar>
-              <w:top w:w="100" w:type="dxa"/>
-              <w:start w:w="120" w:type="dxa"/>
-              <w:bottom w:w="100" w:type="dxa"/>
-              <w:end w:w="120" w:type="dxa"/>
-            </w:tcMar>
-            <w:shd w:fill="F3F6F9"/>
-          </w:tcPr>
-          <w:p>
-            <w:pPr>
-              <w:jc w:val="left"/>
-            </w:pPr>
-            <w:r/>
-            <w:r>
-              <w:rPr>
-                <w:b w:val="0"/>
-                <w:sz w:val="17"/>
-              </w:rPr>
-              <w:t>Trivy image scan</w:t>
-            </w:r>
-          </w:p>
-        </w:tc>
-        <w:tc>
-          <w:tcPr>
-            <w:tcW w:type="dxa" w:w="2381"/>
-            <w:vAlign w:val="center"/>
-            <w:tcMar>
-              <w:top w:w="100" w:type="dxa"/>
-              <w:start w:w="120" w:type="dxa"/>
-              <w:bottom w:w="100" w:type="dxa"/>
-              <w:end w:w="120" w:type="dxa"/>
-            </w:tcMar>
-            <w:shd w:fill="F3F6F9"/>
-          </w:tcPr>
-          <w:p>
-            <w:pPr>
-              <w:jc w:val="left"/>
-            </w:pPr>
-            <w:r/>
-            <w:r>
-              <w:rPr>
-                <w:b w:val="0"/>
-                <w:sz w:val="17"/>
-              </w:rPr>
-              <w:t>[INSERT]</w:t>
-            </w:r>
-          </w:p>
-        </w:tc>
-        <w:tc>
-          <w:tcPr>
-            <w:tcW w:type="dxa" w:w="1587"/>
-            <w:vAlign w:val="center"/>
-            <w:tcMar>
-              <w:top w:w="100" w:type="dxa"/>
-              <w:start w:w="120" w:type="dxa"/>
-              <w:bottom w:w="100" w:type="dxa"/>
-              <w:end w:w="120" w:type="dxa"/>
-            </w:tcMar>
-            <w:shd w:fill="F3F6F9"/>
-          </w:tcPr>
-          <w:p>
-            <w:pPr>
-              <w:jc w:val="left"/>
-            </w:pPr>
-            <w:r/>
-            <w:r>
-              <w:rPr>
-                <w:b w:val="0"/>
-                <w:sz w:val="17"/>
-              </w:rPr>
-              <w:t>[INSERT]</w:t>
-            </w:r>
-          </w:p>
-        </w:tc>
-        <w:tc>
-          <w:tcPr>
-            <w:tcW w:type="dxa" w:w="1247"/>
-            <w:vAlign w:val="center"/>
-            <w:tcMar>
-              <w:top w:w="100" w:type="dxa"/>
-              <w:start w:w="120" w:type="dxa"/>
-              <w:bottom w:w="100" w:type="dxa"/>
-              <w:end w:w="120" w:type="dxa"/>
-            </w:tcMar>
-            <w:shd w:fill="F3F6F9"/>
-          </w:tcPr>
-          <w:p>
-            <w:pPr>
-              <w:jc w:val="left"/>
-            </w:pPr>
-            <w:r/>
-            <w:r>
-              <w:rPr>
-                <w:b w:val="0"/>
-                <w:sz w:val="17"/>
-              </w:rPr>
-              <w:t>Pending</w:t>
-            </w:r>
-          </w:p>
-        </w:tc>
-      </w:tr>
-      <w:tr>
-        <w:tc>
-          <w:tcPr>
-            <w:tcW w:type="dxa" w:w="1247"/>
-            <w:vAlign w:val="center"/>
-            <w:tcMar>
-              <w:top w:w="100" w:type="dxa"/>
-              <w:start w:w="120" w:type="dxa"/>
-              <w:bottom w:w="100" w:type="dxa"/>
-              <w:end w:w="120" w:type="dxa"/>
-            </w:tcMar>
-          </w:tcPr>
-          <w:p>
-            <w:pPr>
-              <w:jc w:val="left"/>
-            </w:pPr>
-            <w:r/>
-            <w:r>
-              <w:rPr>
-                <w:b w:val="0"/>
-                <w:sz w:val="17"/>
-              </w:rPr>
-              <w:t>E15</w:t>
-            </w:r>
-          </w:p>
-        </w:tc>
-        <w:tc>
-          <w:tcPr>
-            <w:tcW w:type="dxa" w:w="3402"/>
-            <w:vAlign w:val="center"/>
-            <w:tcMar>
-              <w:top w:w="100" w:type="dxa"/>
-              <w:start w:w="120" w:type="dxa"/>
-              <w:bottom w:w="100" w:type="dxa"/>
-              <w:end w:w="120" w:type="dxa"/>
-            </w:tcMar>
-          </w:tcPr>
-          <w:p>
-            <w:pPr>
-              <w:jc w:val="left"/>
-            </w:pPr>
-            <w:r/>
-            <w:r>
-              <w:rPr>
-                <w:b w:val="0"/>
-                <w:sz w:val="17"/>
-              </w:rPr>
-              <w:t>Blocked workflow</w:t>
-            </w:r>
-          </w:p>
-        </w:tc>
-        <w:tc>
-          <w:tcPr>
-            <w:tcW w:type="dxa" w:w="2381"/>
-            <w:vAlign w:val="center"/>
-            <w:tcMar>
-              <w:top w:w="100" w:type="dxa"/>
-              <w:start w:w="120" w:type="dxa"/>
-              <w:bottom w:w="100" w:type="dxa"/>
-              <w:end w:w="120" w:type="dxa"/>
-            </w:tcMar>
-          </w:tcPr>
-          <w:p>
-            <w:pPr>
-              <w:jc w:val="left"/>
-            </w:pPr>
-            <w:r/>
-            <w:r>
-              <w:rPr>
-                <w:b w:val="0"/>
-                <w:sz w:val="17"/>
-              </w:rPr>
-              <w:t>[INSERT]</w:t>
-            </w:r>
-          </w:p>
-        </w:tc>
-        <w:tc>
-          <w:tcPr>
-            <w:tcW w:type="dxa" w:w="1587"/>
-            <w:vAlign w:val="center"/>
-            <w:tcMar>
-              <w:top w:w="100" w:type="dxa"/>
-              <w:start w:w="120" w:type="dxa"/>
-              <w:bottom w:w="100" w:type="dxa"/>
-              <w:end w:w="120" w:type="dxa"/>
-            </w:tcMar>
-          </w:tcPr>
-          <w:p>
-            <w:pPr>
-              <w:jc w:val="left"/>
-            </w:pPr>
-            <w:r/>
-            <w:r>
-              <w:rPr>
-                <w:b w:val="0"/>
-                <w:sz w:val="17"/>
-              </w:rPr>
-              <w:t>[INSERT]</w:t>
-            </w:r>
-          </w:p>
-        </w:tc>
-        <w:tc>
-          <w:tcPr>
-            <w:tcW w:type="dxa" w:w="1247"/>
-            <w:vAlign w:val="center"/>
-            <w:tcMar>
-              <w:top w:w="100" w:type="dxa"/>
-              <w:start w:w="120" w:type="dxa"/>
-              <w:bottom w:w="100" w:type="dxa"/>
-              <w:end w:w="120" w:type="dxa"/>
-            </w:tcMar>
-          </w:tcPr>
-          <w:p>
-            <w:pPr>
-              <w:jc w:val="left"/>
-            </w:pPr>
-            <w:r/>
-            <w:r>
-              <w:rPr>
-                <w:b w:val="0"/>
-                <w:sz w:val="17"/>
-              </w:rPr>
-              <w:t>Pending</w:t>
-            </w:r>
-          </w:p>
-        </w:tc>
-      </w:tr>
-      <w:tr>
-        <w:tc>
-          <w:tcPr>
-            <w:tcW w:type="dxa" w:w="1247"/>
-            <w:vAlign w:val="center"/>
-            <w:tcMar>
-              <w:top w:w="100" w:type="dxa"/>
-              <w:start w:w="120" w:type="dxa"/>
-              <w:bottom w:w="100" w:type="dxa"/>
-              <w:end w:w="120" w:type="dxa"/>
-            </w:tcMar>
-            <w:shd w:fill="F3F6F9"/>
-          </w:tcPr>
-          <w:p>
-            <w:pPr>
-              <w:jc w:val="left"/>
-            </w:pPr>
-            <w:r/>
-            <w:r>
-              <w:rPr>
-                <w:b w:val="0"/>
-                <w:sz w:val="17"/>
-              </w:rPr>
-              <w:t>E16</w:t>
-            </w:r>
-          </w:p>
-        </w:tc>
-        <w:tc>
-          <w:tcPr>
-            <w:tcW w:type="dxa" w:w="3402"/>
-            <w:vAlign w:val="center"/>
-            <w:tcMar>
-              <w:top w:w="100" w:type="dxa"/>
-              <w:start w:w="120" w:type="dxa"/>
-              <w:bottom w:w="100" w:type="dxa"/>
-              <w:end w:w="120" w:type="dxa"/>
-            </w:tcMar>
-            <w:shd w:fill="F3F6F9"/>
-          </w:tcPr>
-          <w:p>
-            <w:pPr>
-              <w:jc w:val="left"/>
-            </w:pPr>
-            <w:r/>
-            <w:r>
-              <w:rPr>
-                <w:b w:val="0"/>
-                <w:sz w:val="17"/>
-              </w:rPr>
-              <w:t>Secrets provisioning</w:t>
-            </w:r>
-          </w:p>
-        </w:tc>
-        <w:tc>
-          <w:tcPr>
-            <w:tcW w:type="dxa" w:w="2381"/>
-            <w:vAlign w:val="center"/>
-            <w:tcMar>
-              <w:top w:w="100" w:type="dxa"/>
-              <w:start w:w="120" w:type="dxa"/>
-              <w:bottom w:w="100" w:type="dxa"/>
-              <w:end w:w="120" w:type="dxa"/>
-            </w:tcMar>
-            <w:shd w:fill="F3F6F9"/>
-          </w:tcPr>
-          <w:p>
-            <w:pPr>
-              <w:jc w:val="left"/>
-            </w:pPr>
-            <w:r/>
-            <w:r>
-              <w:rPr>
-                <w:b w:val="0"/>
-                <w:sz w:val="17"/>
-              </w:rPr>
-              <w:t>[INSERT]</w:t>
-            </w:r>
-          </w:p>
-        </w:tc>
-        <w:tc>
-          <w:tcPr>
-            <w:tcW w:type="dxa" w:w="1587"/>
-            <w:vAlign w:val="center"/>
-            <w:tcMar>
-              <w:top w:w="100" w:type="dxa"/>
-              <w:start w:w="120" w:type="dxa"/>
-              <w:bottom w:w="100" w:type="dxa"/>
-              <w:end w:w="120" w:type="dxa"/>
-            </w:tcMar>
-            <w:shd w:fill="F3F6F9"/>
-          </w:tcPr>
-          <w:p>
-            <w:pPr>
-              <w:jc w:val="left"/>
-            </w:pPr>
-            <w:r/>
-            <w:r>
-              <w:rPr>
-                <w:b w:val="0"/>
-                <w:sz w:val="17"/>
-              </w:rPr>
-              <w:t>[INSERT]</w:t>
-            </w:r>
-          </w:p>
-        </w:tc>
-        <w:tc>
-          <w:tcPr>
-            <w:tcW w:type="dxa" w:w="1247"/>
-            <w:vAlign w:val="center"/>
-            <w:tcMar>
-              <w:top w:w="100" w:type="dxa"/>
-              <w:start w:w="120" w:type="dxa"/>
-              <w:bottom w:w="100" w:type="dxa"/>
-              <w:end w:w="120" w:type="dxa"/>
-            </w:tcMar>
-            <w:shd w:fill="F3F6F9"/>
-          </w:tcPr>
-          <w:p>
-            <w:pPr>
-              <w:jc w:val="left"/>
-            </w:pPr>
-            <w:r/>
-            <w:r>
-              <w:rPr>
-                <w:b w:val="0"/>
-                <w:sz w:val="17"/>
-              </w:rPr>
-              <w:t>Pending</w:t>
-            </w:r>
-          </w:p>
-        </w:tc>
-      </w:tr>
-    </w:tbl>
-    <w:p>
-      <w:pPr>
-        <w:spacing w:after="20"/>
-      </w:pPr>
-    </w:p>
-    <w:p>
-      <w:pPr>
-        <w:pStyle w:val="Heading1"/>
-      </w:pPr>
-      <w:r>
-        <w:t>Appendix B: Reproduction Checklist</w:t>
-      </w:r>
-    </w:p>
-    <w:p>
-      <w:pPr>
-        <w:pStyle w:val="ListBullet"/>
-      </w:pPr>
-      <w:r>
-        <w:t>Check out the recorded baseline tag.</w:t>
-      </w:r>
-    </w:p>
-    <w:p>
-      <w:pPr>
-        <w:pStyle w:val="ListBullet"/>
-      </w:pPr>
-      <w:r>
-        <w:t>Build with the Maven Wrapper using the documented Java version.</w:t>
-      </w:r>
-    </w:p>
-    <w:p>
-      <w:pPr>
-        <w:pStyle w:val="ListBullet"/>
-      </w:pPr>
-      <w:r>
-        <w:t>Start the application with docker compose up --build.</w:t>
-      </w:r>
-    </w:p>
-    <w:p>
-      <w:pPr>
-        <w:pStyle w:val="ListBullet"/>
-      </w:pPr>
-      <w:r>
-        <w:t>Verify that WebGoat and WebWolf are available only through loopback addresses.</w:t>
-      </w:r>
-    </w:p>
-    <w:p>
-      <w:pPr>
-        <w:pStyle w:val="ListBullet"/>
-      </w:pPr>
-      <w:r>
-        <w:t>Execute each baseline test in the isolated environment and record the commit.</w:t>
-      </w:r>
-    </w:p>
-    <w:p>
-      <w:pPr>
-        <w:pStyle w:val="ListBullet"/>
-      </w:pPr>
-      <w:r>
-        <w:t>Check out each remediation commit and repeat the exact test.</w:t>
-      </w:r>
-    </w:p>
-    <w:p>
-      <w:pPr>
-        <w:pStyle w:val="ListBullet"/>
-      </w:pPr>
-      <w:r>
-        <w:t>Run unit and regression tests.</w:t>
-      </w:r>
-    </w:p>
-    <w:p>
-      <w:pPr>
-        <w:pStyle w:val="ListBullet"/>
-      </w:pPr>
-      <w:r>
-        <w:t>Run SAST, dependency, secret and image scans.</w:t>
-      </w:r>
-    </w:p>
-    <w:p>
-      <w:pPr>
-        <w:pStyle w:val="ListBullet"/>
-      </w:pPr>
-      <w:r>
-        <w:t>Open the demonstration pull request and verify that the configured gate blocks it.</w:t>
-      </w:r>
-    </w:p>
-    <w:p>
-      <w:pPr>
-        <w:pStyle w:val="ListBullet"/>
-      </w:pPr>
-      <w:r>
-        <w:t>Remove the controlled test issue and capture the successful rerun.</w:t>
-      </w:r>
-    </w:p>
-    <w:p>
-      <w:pPr>
-        <w:pStyle w:val="Heading1"/>
-      </w:pPr>
-      <w:r>
-        <w:t>Appendix C: Final Submission Checklist</w:t>
-      </w:r>
-    </w:p>
-    <w:p>
-      <w:pPr>
-        <w:pStyle w:val="ListBullet"/>
-      </w:pPr>
-      <w:r>
-        <w:t>☐ Word count is between 1,800 and 2,500 words excluding appendices.</w:t>
-      </w:r>
-    </w:p>
-    <w:p>
-      <w:pPr>
-        <w:pStyle w:val="ListBullet"/>
-      </w:pPr>
-      <w:r>
-        <w:t>☐ All yellow placeholders have been replaced or removed.</w:t>
-      </w:r>
-    </w:p>
-    <w:p>
-      <w:pPr>
-        <w:pStyle w:val="ListBullet"/>
-      </w:pPr>
-      <w:r>
-        <w:t>☐ Table of contents has been updated in Word.</w:t>
-      </w:r>
-    </w:p>
-    <w:p>
-      <w:pPr>
-        <w:pStyle w:val="ListBullet"/>
-      </w:pPr>
-      <w:r>
-        <w:t>☐ Every figure and table is legible and referenced in the text.</w:t>
-      </w:r>
-    </w:p>
-    <w:p>
-      <w:pPr>
-        <w:pStyle w:val="ListBullet"/>
-      </w:pPr>
-      <w:r>
-        <w:t>☐ All four vulnerability cases contain before, fix and after evidence.</w:t>
-      </w:r>
-    </w:p>
-    <w:p>
-      <w:pPr>
-        <w:pStyle w:val="ListBullet"/>
-      </w:pPr>
-      <w:r>
-        <w:t>☐ All scan figures are genuine and reproducible.</w:t>
-      </w:r>
-    </w:p>
-    <w:p>
-      <w:pPr>
-        <w:pStyle w:val="ListBullet"/>
-      </w:pPr>
-      <w:r>
-        <w:t>☐ At least one security gate genuinely blocks a build.</w:t>
-      </w:r>
-    </w:p>
-    <w:p>
-      <w:pPr>
-        <w:pStyle w:val="ListBullet"/>
-      </w:pPr>
-      <w:r>
-        <w:t>☐ No secrets or personal test data appear in source, screenshots or history.</w:t>
-      </w:r>
-    </w:p>
-    <w:p>
-      <w:pPr>
-        <w:pStyle w:val="ListBullet"/>
-      </w:pPr>
-      <w:r>
-        <w:t>☐ All four members have meaningful commits and signed contributions.</w:t>
-      </w:r>
-    </w:p>
-    <w:p>
-      <w:pPr>
-        <w:pStyle w:val="ListBullet"/>
-      </w:pPr>
-      <w:r>
-        <w:t>☐ AI use is fully disclosed.</w:t>
-      </w:r>
-    </w:p>
-    <w:p>
-      <w:pPr>
-        <w:pStyle w:val="ListBullet"/>
-      </w:pPr>
-      <w:r>
-        <w:t>☐ Repository access is granted to the module team.</w:t>
-      </w:r>
-    </w:p>
-    <w:p>
-      <w:pPr>
-        <w:pStyle w:val="ListBullet"/>
-      </w:pPr>
-      <w:r>
-        <w:t>☐ Ethical Clearance Form is signed and included.</w:t>
-      </w:r>
-    </w:p>
-    <w:p>
-      <w:pPr>
-        <w:pStyle w:val="ListBullet"/>
-      </w:pPr>
-      <w:r>
-        <w:t>☐ The final report is exported to PDF for Courseweb submission.</w:t>
+        <w:t>Final note: The repository contains a credible DevSecOps foundation, but the assignment cannot be reported as fully satisfied until the insecure default credentials and verbose error cases are corrected in the current HEAD and the final report is exported to PDF with complete evidence.</w:t>
       </w:r>
     </w:p>
     <w:sectPr>
-      <w:headerReference w:type="default" r:id="rId9"/>
-      <w:footerReference w:type="default" r:id="rId10"/>
       <w:pgSz w:w="12240" w:h="15840"/>
-      <w:pgMar w:top="1304" w:right="1247" w:bottom="1191" w:left="1361" w:header="720" w:footer="720" w:gutter="0"/>
+      <w:pgMar w:top="1008" w:right="1008" w:bottom="1008" w:left="1008" w:header="720" w:footer="720" w:gutter="0"/>
       <w:cols w:space="720"/>
       <w:docGrid w:linePitch="360"/>
     </w:sectPr>
@@ -6777,107 +993,7 @@
 </w:document>
 </file>
 
-<file path=word\fontTable.xml><?xml version="1.0" encoding="utf-8"?>
-<w:fonts xmlns:mc="http://schemas.openxmlformats.org/markup-compatibility/2006" xmlns:r="http://schemas.openxmlformats.org/officeDocument/2006/relationships" xmlns:w="http://schemas.openxmlformats.org/wordprocessingml/2006/main" xmlns:w14="http://schemas.microsoft.com/office/word/2010/wordml" mc:Ignorable="w14">
-  <w:font w:name="Symbol">
-    <w:panose1 w:val="00000000000000000000"/>
-    <w:charset w:val="02"/>
-    <w:family w:val="auto"/>
-    <w:pitch w:val="variable"/>
-    <w:sig w:usb0="00000000" w:usb1="10000000" w:usb2="00000000" w:usb3="00000000" w:csb0="80000000" w:csb1="00000000"/>
-  </w:font>
-  <w:font w:name="Times New Roman">
-    <w:panose1 w:val="02020603050405020304"/>
-    <w:charset w:val="00"/>
-    <w:family w:val="auto"/>
-    <w:pitch w:val="variable"/>
-    <w:sig w:usb0="E0002AFF" w:usb1="C0007841" w:usb2="00000009" w:usb3="00000000" w:csb0="000001FF" w:csb1="00000000"/>
-  </w:font>
-  <w:font w:name="Cambria">
-    <w:panose1 w:val="02040503050406030204"/>
-    <w:charset w:val="00"/>
-    <w:family w:val="auto"/>
-    <w:pitch w:val="variable"/>
-    <w:sig w:usb0="E00002FF" w:usb1="400004FF" w:usb2="00000000" w:usb3="00000000" w:csb0="0000019F" w:csb1="00000000"/>
-  </w:font>
-  <w:font w:name="ＭＳ 明朝">
-    <w:panose1 w:val="00000000000000000000"/>
-    <w:charset w:val="80"/>
-    <w:family w:val="roman"/>
-    <w:notTrueType/>
-    <w:pitch w:val="fixed"/>
-    <w:sig w:usb0="00000001" w:usb1="08070000" w:usb2="00000010" w:usb3="00000000" w:csb0="00020000" w:csb1="00000000"/>
-  </w:font>
-  <w:font w:name="Calibri">
-    <w:panose1 w:val="020F0502020204030204"/>
-    <w:charset w:val="00"/>
-    <w:family w:val="auto"/>
-    <w:pitch w:val="variable"/>
-    <w:sig w:usb0="E10002FF" w:usb1="4000ACFF" w:usb2="00000009" w:usb3="00000000" w:csb0="0000019F" w:csb1="00000000"/>
-  </w:font>
-  <w:font w:name="ＭＳ ゴシック">
-    <w:panose1 w:val="00000000000000000000"/>
-    <w:charset w:val="80"/>
-    <w:family w:val="modern"/>
-    <w:notTrueType/>
-    <w:pitch w:val="fixed"/>
-    <w:sig w:usb0="00000001" w:usb1="08070000" w:usb2="00000010" w:usb3="00000000" w:csb0="00020000" w:csb1="00000000"/>
-  </w:font>
-  <w:font w:name="Courier">
-    <w:panose1 w:val="02000500000000000000"/>
-    <w:charset w:val="00"/>
-    <w:family w:val="auto"/>
-    <w:pitch w:val="variable"/>
-    <w:sig w:usb0="00000003" w:usb1="00000000" w:usb2="00000000" w:usb3="00000000" w:csb0="00000001" w:csb1="00000000"/>
-  </w:font>
-  <w:font w:name="Arial">
-    <w:panose1 w:val="020B0604020202020204"/>
-    <w:charset w:val="00"/>
-    <w:family w:val="auto"/>
-    <w:pitch w:val="variable"/>
-    <w:sig w:usb0="E0002AFF" w:usb1="C0007843" w:usb2="00000009" w:usb3="00000000" w:csb0="000001FF" w:csb1="00000000"/>
-  </w:font>
-</w:fonts>
-</file>
-
-<file path=word\footer1.xml><?xml version="1.0" encoding="utf-8"?>
-<w:ftr xmlns:m="http://schemas.openxmlformats.org/officeDocument/2006/math" xmlns:mc="http://schemas.openxmlformats.org/markup-compatibility/2006" xmlns:mo="http://schemas.microsoft.com/office/mac/office/2008/main" xmlns:mv="urn:schemas-microsoft-com:mac:vml" xmlns:o="urn:schemas-microsoft-com:office:office" xmlns:r="http://schemas.openxmlformats.org/officeDocument/2006/relationships" xmlns:v="urn:schemas-microsoft-com:vml" xmlns:w10="urn:schemas-microsoft-com:office:word" xmlns:w14="http://schemas.microsoft.com/office/word/2010/wordml" xmlns:w="http://schemas.openxmlformats.org/wordprocessingml/2006/main" xmlns:wne="http://schemas.microsoft.com/office/word/2006/wordml" xmlns:wp14="http://schemas.microsoft.com/office/word/2010/wordprocessingDrawing" xmlns:wp="http://schemas.openxmlformats.org/drawingml/2006/wordprocessingDrawing" xmlns:wpc="http://schemas.microsoft.com/office/word/2010/wordprocessingCanvas" xmlns:wpg="http://schemas.microsoft.com/office/word/2010/wordprocessingGroup" xmlns:wpi="http://schemas.microsoft.com/office/word/2010/wordprocessingInk" xmlns:wps="http://schemas.microsoft.com/office/word/2010/wordprocessingShape" mc:Ignorable="w14 wp14">
-  <w:p>
-    <w:pPr>
-      <w:pStyle w:val="Footer"/>
-      <w:jc w:val="center"/>
-    </w:pPr>
-    <w:r>
-      <w:rPr>
-        <w:color w:val="646464"/>
-        <w:sz w:val="16"/>
-      </w:rPr>
-      <w:t xml:space="preserve">Technical Report  |  Page </w:t>
-    </w:r>
-    <w:fldSimple w:instr="PAGE"/>
-  </w:p>
-</w:ftr>
-</file>
-
-<file path=word\header1.xml><?xml version="1.0" encoding="utf-8"?>
-<w:hdr xmlns:m="http://schemas.openxmlformats.org/officeDocument/2006/math" xmlns:mc="http://schemas.openxmlformats.org/markup-compatibility/2006" xmlns:mo="http://schemas.microsoft.com/office/mac/office/2008/main" xmlns:mv="urn:schemas-microsoft-com:mac:vml" xmlns:o="urn:schemas-microsoft-com:office:office" xmlns:r="http://schemas.openxmlformats.org/officeDocument/2006/relationships" xmlns:v="urn:schemas-microsoft-com:vml" xmlns:w10="urn:schemas-microsoft-com:office:word" xmlns:w14="http://schemas.microsoft.com/office/word/2010/wordml" xmlns:w="http://schemas.openxmlformats.org/wordprocessingml/2006/main" xmlns:wne="http://schemas.microsoft.com/office/word/2006/wordml" xmlns:wp14="http://schemas.microsoft.com/office/word/2010/wordprocessingDrawing" xmlns:wp="http://schemas.openxmlformats.org/drawingml/2006/wordprocessingDrawing" xmlns:wpc="http://schemas.microsoft.com/office/word/2010/wordprocessingCanvas" xmlns:wpg="http://schemas.microsoft.com/office/word/2010/wordprocessingGroup" xmlns:wpi="http://schemas.microsoft.com/office/word/2010/wordprocessingInk" xmlns:wps="http://schemas.microsoft.com/office/word/2010/wordprocessingShape" mc:Ignorable="w14 wp14">
-  <w:p>
-    <w:pPr>
-      <w:pStyle w:val="Header"/>
-      <w:jc w:val="right"/>
-    </w:pPr>
-    <w:r>
-      <w:rPr>
-        <w:color w:val="5A5A5A"/>
-        <w:sz w:val="16"/>
-      </w:rPr>
-      <w:t>IE3142 DevOps Security | Building and Securing a DevSecOps Pipeline</w:t>
-    </w:r>
-  </w:p>
-</w:hdr>
-</file>
-
-<file path=word\numbering.xml><?xml version="1.0" encoding="utf-8"?>
+<file path=word/numbering.xml><?xml version="1.0" encoding="utf-8"?>
 <w:numbering xmlns:wpc="http://schemas.microsoft.com/office/word/2010/wordprocessingCanvas" xmlns:mo="http://schemas.microsoft.com/office/mac/office/2008/main" xmlns:mc="http://schemas.openxmlformats.org/markup-compatibility/2006" xmlns:mv="urn:schemas-microsoft-com:mac:vml" xmlns:o="urn:schemas-microsoft-com:office:office" xmlns:r="http://schemas.openxmlformats.org/officeDocument/2006/relationships" xmlns:m="http://schemas.openxmlformats.org/officeDocument/2006/math" xmlns:v="urn:schemas-microsoft-com:vml" xmlns:wp14="http://schemas.microsoft.com/office/word/2010/wordprocessingDrawing" xmlns:wp="http://schemas.openxmlformats.org/drawingml/2006/wordprocessingDrawing" xmlns:w10="urn:schemas-microsoft-com:office:word" xmlns:w="http://schemas.openxmlformats.org/wordprocessingml/2006/main" xmlns:w14="http://schemas.microsoft.com/office/word/2010/wordml" xmlns:wpg="http://schemas.microsoft.com/office/word/2010/wordprocessingGroup" xmlns:wpi="http://schemas.microsoft.com/office/word/2010/wordprocessingInk" xmlns:wne="http://schemas.microsoft.com/office/word/2006/wordml" xmlns:wps="http://schemas.microsoft.com/office/word/2010/wordprocessingShape" mc:Ignorable="w14 wp14">
   <w:abstractNum w:abstractNumId="0">
     <w:nsid w:val="FFFFFF7C"/>
@@ -7080,62 +1196,7 @@
 </w:numbering>
 </file>
 
-<file path=word\settings.xml><?xml version="1.0" encoding="utf-8"?>
-<w:settings xmlns:mc="http://schemas.openxmlformats.org/markup-compatibility/2006" xmlns:o="urn:schemas-microsoft-com:office:office" xmlns:r="http://schemas.openxmlformats.org/officeDocument/2006/relationships" xmlns:m="http://schemas.openxmlformats.org/officeDocument/2006/math" xmlns:v="urn:schemas-microsoft-com:vml" xmlns:w10="urn:schemas-microsoft-com:office:word" xmlns:w="http://schemas.openxmlformats.org/wordprocessingml/2006/main" xmlns:w14="http://schemas.microsoft.com/office/word/2010/wordml" xmlns:sl="http://schemas.openxmlformats.org/schemaLibrary/2006/main" mc:Ignorable="w14">
-  <w:zoom w:val="bestFit"/>
-  <w:proofState w:spelling="clean" w:grammar="clean"/>
-  <w:defaultTabStop w:val="720"/>
-  <w:characterSpacingControl w:val="doNotCompress"/>
-  <w:savePreviewPicture/>
-  <w:compat>
-    <w:useFELayout/>
-    <w:compatSetting w:name="compatibilityMode" w:uri="http://schemas.microsoft.com/office/word" w:val="14"/>
-    <w:compatSetting w:name="overrideTableStyleFontSizeAndJustification" w:uri="http://schemas.microsoft.com/office/word" w:val="1"/>
-    <w:compatSetting w:name="enableOpenTypeFeatures" w:uri="http://schemas.microsoft.com/office/word" w:val="1"/>
-    <w:compatSetting w:name="doNotFlipMirrorIndents" w:uri="http://schemas.microsoft.com/office/word" w:val="1"/>
-  </w:compat>
-  <w:rsids>
-    <w:rsidRoot w:val="00B47730"/>
-    <w:rsid w:val="00034616"/>
-    <w:rsid w:val="0006063C"/>
-    <w:rsid w:val="0015074B"/>
-    <w:rsid w:val="0029639D"/>
-    <w:rsid w:val="00326F90"/>
-    <w:rsid w:val="00AA1D8D"/>
-    <w:rsid w:val="00B47730"/>
-    <w:rsid w:val="00CB0664"/>
-    <w:rsid w:val="00FC693F"/>
-  </w:rsids>
-  <m:mathPr>
-    <m:mathFont m:val="Cambria Math"/>
-    <m:brkBin m:val="before"/>
-    <m:brkBinSub m:val="--"/>
-    <m:smallFrac m:val="0"/>
-    <m:dispDef/>
-    <m:lMargin m:val="0"/>
-    <m:rMargin m:val="0"/>
-    <m:defJc m:val="centerGroup"/>
-    <m:wrapIndent m:val="1440"/>
-    <m:intLim m:val="subSup"/>
-    <m:naryLim m:val="undOvr"/>
-  </m:mathPr>
-  <w:themeFontLang w:val="en-US" w:eastAsia="ja-JP"/>
-  <w:clrSchemeMapping w:bg1="light1" w:t1="dark1" w:bg2="light2" w:t2="dark2" w:accent1="accent1" w:accent2="accent2" w:accent3="accent3" w:accent4="accent4" w:accent5="accent5" w:accent6="accent6" w:hyperlink="hyperlink" w:followedHyperlink="followedHyperlink"/>
-  <w:doNotAutoCompressPictures/>
-  <w:shapeDefaults>
-    <o:shapedefaults v:ext="edit" spidmax="1027"/>
-    <o:shapelayout v:ext="edit">
-      <o:idmap v:ext="edit" data="1"/>
-    </o:shapelayout>
-  </w:shapeDefaults>
-  <w:decimalSymbol w:val="."/>
-  <w:listSeparator w:val=","/>
-  <w14:docId w14:val="24062061"/>
-  <w14:defaultImageDpi w14:val="300"/>
-</w:settings>
-</file>
-
-<file path=word\styles.xml><?xml version="1.0" encoding="utf-8"?>
+<file path=word/styles.xml><?xml version="1.0" encoding="utf-8"?>
 <w:styles xmlns:mc="http://schemas.openxmlformats.org/markup-compatibility/2006" xmlns:r="http://schemas.openxmlformats.org/officeDocument/2006/relationships" xmlns:w="http://schemas.openxmlformats.org/wordprocessingml/2006/main" xmlns:w14="http://schemas.microsoft.com/office/word/2010/wordml" mc:Ignorable="w14">
   <w:docDefaults>
     <w:rPrDefault>
@@ -7295,13 +1356,6 @@
     <w:name w:val="Normal"/>
     <w:qFormat/>
     <w:rsid w:val="00FC693F"/>
-    <w:pPr>
-      <w:spacing w:after="120" w:line="276" w:lineRule="auto"/>
-    </w:pPr>
-    <w:rPr>
-      <w:rFonts w:ascii="Aptos" w:hAnsi="Aptos"/>
-      <w:sz w:val="21"/>
-    </w:rPr>
   </w:style>
   <w:style w:type="paragraph" w:styleId="Header">
     <w:name w:val="header"/>
@@ -7358,15 +1412,15 @@
     <w:pPr>
       <w:keepNext/>
       <w:keepLines/>
-      <w:spacing w:before="240" w:after="120"/>
+      <w:spacing w:before="480" w:after="0"/>
       <w:outlineLvl w:val="0"/>
     </w:pPr>
     <w:rPr>
-      <w:rFonts w:asciiTheme="majorHAnsi" w:eastAsiaTheme="majorEastAsia" w:hAnsiTheme="majorHAnsi" w:cstheme="majorBidi" w:ascii="Aptos Display" w:hAnsi="Aptos Display"/>
+      <w:rFonts w:asciiTheme="majorHAnsi" w:eastAsiaTheme="majorEastAsia" w:hAnsiTheme="majorHAnsi" w:cstheme="majorBidi"/>
       <w:b/>
       <w:bCs/>
-      <w:color w:val="17365D"/>
-      <w:sz w:val="32"/>
+      <w:color w:val="365F91" w:themeColor="accent1" w:themeShade="BF"/>
+      <w:sz w:val="28"/>
       <w:szCs w:val="28"/>
     </w:rPr>
   </w:style>
@@ -7382,14 +1436,14 @@
     <w:pPr>
       <w:keepNext/>
       <w:keepLines/>
-      <w:spacing w:before="240" w:after="120"/>
+      <w:spacing w:before="200" w:after="0"/>
       <w:outlineLvl w:val="1"/>
     </w:pPr>
     <w:rPr>
-      <w:rFonts w:asciiTheme="majorHAnsi" w:eastAsiaTheme="majorEastAsia" w:hAnsiTheme="majorHAnsi" w:cstheme="majorBidi" w:ascii="Aptos Display" w:hAnsi="Aptos Display"/>
+      <w:rFonts w:asciiTheme="majorHAnsi" w:eastAsiaTheme="majorEastAsia" w:hAnsiTheme="majorHAnsi" w:cstheme="majorBidi"/>
       <w:b/>
       <w:bCs/>
-      <w:color w:val="2F5597"/>
+      <w:color w:val="4F81BD" w:themeColor="accent1"/>
       <w:sz w:val="26"/>
       <w:szCs w:val="26"/>
     </w:rPr>
@@ -7406,15 +1460,14 @@
     <w:pPr>
       <w:keepNext/>
       <w:keepLines/>
-      <w:spacing w:before="240" w:after="120"/>
+      <w:spacing w:before="200" w:after="0"/>
       <w:outlineLvl w:val="2"/>
     </w:pPr>
     <w:rPr>
-      <w:rFonts w:asciiTheme="majorHAnsi" w:eastAsiaTheme="majorEastAsia" w:hAnsiTheme="majorHAnsi" w:cstheme="majorBidi" w:ascii="Aptos Display" w:hAnsi="Aptos Display"/>
+      <w:rFonts w:asciiTheme="majorHAnsi" w:eastAsiaTheme="majorEastAsia" w:hAnsiTheme="majorHAnsi" w:cstheme="majorBidi"/>
       <w:b/>
       <w:bCs/>
-      <w:color w:val="4472C4"/>
-      <w:sz w:val="22"/>
+      <w:color w:val="4F81BD" w:themeColor="accent1"/>
     </w:rPr>
   </w:style>
   <w:style w:type="paragraph" w:styleId="Heading4">
@@ -7648,16 +1701,15 @@
       <w:pBdr>
         <w:bottom w:val="single" w:sz="8" w:space="4" w:color="4F81BD" w:themeColor="accent1"/>
       </w:pBdr>
-      <w:spacing w:after="120" w:line="240" w:lineRule="auto" w:before="240"/>
+      <w:spacing w:after="300" w:line="240" w:lineRule="auto"/>
       <w:contextualSpacing/>
     </w:pPr>
     <w:rPr>
-      <w:rFonts w:asciiTheme="majorHAnsi" w:eastAsiaTheme="majorEastAsia" w:hAnsiTheme="majorHAnsi" w:cstheme="majorBidi" w:ascii="Aptos Display" w:hAnsi="Aptos Display"/>
-      <w:b/>
-      <w:color w:val="17365D"/>
+      <w:rFonts w:asciiTheme="majorHAnsi" w:eastAsiaTheme="majorEastAsia" w:hAnsiTheme="majorHAnsi" w:cstheme="majorBidi"/>
+      <w:color w:val="17365D" w:themeColor="text2" w:themeShade="BF"/>
       <w:spacing w:val="5"/>
       <w:kern w:val="28"/>
-      <w:sz w:val="48"/>
+      <w:sz w:val="52"/>
       <w:szCs w:val="52"/>
     </w:rPr>
   </w:style>
@@ -8095,11 +2147,9 @@
       <w:spacing w:line="240" w:lineRule="auto"/>
     </w:pPr>
     <w:rPr>
-      <w:rFonts w:ascii="Aptos" w:hAnsi="Aptos"/>
       <w:b/>
       <w:bCs/>
-      <w:i/>
-      <w:color w:val="505050"/>
+      <w:color w:val="4F81BD" w:themeColor="accent1"/>
       <w:sz w:val="18"/>
       <w:szCs w:val="18"/>
     </w:rPr>
@@ -18989,22 +13039,10 @@
       </w:tcPr>
     </w:tblStylePr>
   </w:style>
-  <w:style w:type="paragraph" w:customStyle="1" w:styleId="Placeholder">
-    <w:name w:val="Placeholder"/>
-    <w:pPr>
-      <w:spacing w:before="80" w:after="140"/>
-      <w:shd w:fill="FFF2CC"/>
-    </w:pPr>
-    <w:rPr>
-      <w:rFonts w:ascii="Aptos" w:hAnsi="Aptos"/>
-      <w:color w:val="9C5700"/>
-      <w:sz w:val="19"/>
-    </w:rPr>
-  </w:style>
 </w:styles>
 </file>
 
-<file path=word\stylesWithEffects.xml><?xml version="1.0" encoding="utf-8"?>
+<file path=word/stylesWithEffects.xml><?xml version="1.0" encoding="utf-8"?>
 <w:styles xmlns:wpc="http://schemas.microsoft.com/office/word/2010/wordprocessingCanvas" xmlns:mo="http://schemas.microsoft.com/office/mac/office/2008/main" xmlns:mc="http://schemas.openxmlformats.org/markup-compatibility/2006" xmlns:mv="urn:schemas-microsoft-com:mac:vml" xmlns:o="urn:schemas-microsoft-com:office:office" xmlns:r="http://schemas.openxmlformats.org/officeDocument/2006/relationships" xmlns:m="http://schemas.openxmlformats.org/officeDocument/2006/math" xmlns:v="urn:schemas-microsoft-com:vml" xmlns:wp14="http://schemas.microsoft.com/office/word/2010/wordprocessingDrawing" xmlns:wp="http://schemas.openxmlformats.org/drawingml/2006/wordprocessingDrawing" xmlns:w10="urn:schemas-microsoft-com:office:word" xmlns:w="http://schemas.openxmlformats.org/wordprocessingml/2006/main" xmlns:w14="http://schemas.microsoft.com/office/word/2010/wordml" xmlns:wpg="http://schemas.microsoft.com/office/word/2010/wordprocessingGroup" xmlns:wpi="http://schemas.microsoft.com/office/word/2010/wordprocessingInk" xmlns:wne="http://schemas.microsoft.com/office/word/2006/wordml" xmlns:wps="http://schemas.microsoft.com/office/word/2010/wordprocessingShape" mc:Ignorable="w14 wp14">
   <w:docDefaults>
     <w:rPrDefault>
@@ -30806,7 +24844,7 @@
 </w:styles>
 </file>
 
-<file path=word\theme\theme1.xml><?xml version="1.0" encoding="utf-8"?>
+<file path=word/theme/theme1.xml><?xml version="1.0" encoding="utf-8"?>
 <a:theme xmlns:a="http://schemas.openxmlformats.org/drawingml/2006/main" name="Office Theme">
   <a:themeElements>
     <a:clrScheme name="Office">
@@ -31126,9 +25164,14 @@
 </a:theme>
 </file>
 
-<file path=word\webSettings.xml><?xml version="1.0" encoding="utf-8"?>
-<w:webSettings xmlns:mc="http://schemas.openxmlformats.org/markup-compatibility/2006" xmlns:r="http://schemas.openxmlformats.org/officeDocument/2006/relationships" xmlns:w="http://schemas.openxmlformats.org/wordprocessingml/2006/main" xmlns:w14="http://schemas.microsoft.com/office/word/2010/wordml" mc:Ignorable="w14">
-  <w:allowPNG/>
-  <w:doNotSaveAsSingleFile/>
-</w:webSettings>
+<file path=customXml/item1.xml><?xml version="1.0" encoding="utf-8"?>
+<b:Sources xmlns:b="http://schemas.openxmlformats.org/officeDocument/2006/bibliography" xmlns="http://schemas.openxmlformats.org/officeDocument/2006/bibliography" SelectedStyle="/APA.XSL" StyleName="APA"/>
+</file>
+
+<file path=customXml/itemProps1.xml><?xml version="1.0" encoding="utf-8"?>
+<ds:datastoreItem xmlns:ds="http://schemas.openxmlformats.org/officeDocument/2006/customXml" ds:itemID="{EF278816-EC6F-A645-907D-7F25AECB1D4A}">
+  <ds:schemaRefs>
+    <ds:schemaRef ds:uri="http://schemas.openxmlformats.org/officeDocument/2006/bibliography"/>
+  </ds:schemaRefs>
+</ds:datastoreItem>
 </file>